--- a/docs/NA-16 Architecture Volume 1.docx
+++ b/docs/NA-16 Architecture Volume 1.docx
@@ -221,7 +221,14 @@
           <w:sz w:val="16"/>
           <w:szCs w:val="16"/>
         </w:rPr>
-        <w:t>Page</w:t>
+        <w:t>P</w:t>
+      </w:r>
+      <w:r>
+        <w:rPr>
+          <w:sz w:val="16"/>
+          <w:szCs w:val="16"/>
+        </w:rPr>
+        <w:t>AGE</w:t>
       </w:r>
     </w:p>
     <w:p>
@@ -260,18 +267,19 @@
           <w:szCs w:val="20"/>
         </w:rPr>
         <w:tab/>
-      </w:r>
-      <w:r>
-        <w:rPr>
-          <w:szCs w:val="20"/>
-        </w:rPr>
         <w:t>Purpose of this Manua</w:t>
       </w:r>
       <w:r>
         <w:rPr>
           <w:szCs w:val="20"/>
         </w:rPr>
-        <w:t>l...........................................5</w:t>
+        <w:t>l...........................................</w:t>
+      </w:r>
+      <w:r>
+        <w:rPr>
+          <w:szCs w:val="20"/>
+        </w:rPr>
+        <w:t>X</w:t>
       </w:r>
       <w:r>
         <w:rPr>
@@ -285,18 +293,19 @@
           <w:szCs w:val="20"/>
         </w:rPr>
         <w:tab/>
-      </w:r>
-      <w:r>
-        <w:rPr>
-          <w:szCs w:val="20"/>
-        </w:rPr>
         <w:t>Architectural Overview</w:t>
       </w:r>
       <w:r>
         <w:rPr>
           <w:szCs w:val="20"/>
         </w:rPr>
-        <w:t>...........................................5</w:t>
+        <w:t>...........................................</w:t>
+      </w:r>
+      <w:r>
+        <w:rPr>
+          <w:szCs w:val="20"/>
+        </w:rPr>
+        <w:t>X</w:t>
       </w:r>
       <w:r>
         <w:rPr>
@@ -321,7 +330,13 @@
         <w:rPr>
           <w:szCs w:val="20"/>
         </w:rPr>
-        <w:t>......................................................5</w:t>
+        <w:t>......................................................</w:t>
+      </w:r>
+      <w:r>
+        <w:rPr>
+          <w:szCs w:val="20"/>
+        </w:rPr>
+        <w:t>X</w:t>
       </w:r>
       <w:r>
         <w:rPr>
@@ -347,18 +362,19 @@
           <w:szCs w:val="20"/>
         </w:rPr>
         <w:tab/>
-      </w:r>
-      <w:r>
-        <w:rPr>
-          <w:szCs w:val="20"/>
-        </w:rPr>
         <w:t>Revision History</w:t>
       </w:r>
       <w:r>
         <w:rPr>
           <w:szCs w:val="20"/>
         </w:rPr>
-        <w:t>.................................................6</w:t>
+        <w:t>.................................................</w:t>
+      </w:r>
+      <w:r>
+        <w:rPr>
+          <w:szCs w:val="20"/>
+        </w:rPr>
+        <w:t>X</w:t>
       </w:r>
     </w:p>
     <w:p>
@@ -385,11 +401,6 @@
           <w:szCs w:val="20"/>
         </w:rPr>
         <w:br/>
-      </w:r>
-      <w:r>
-        <w:rPr>
-          <w:szCs w:val="20"/>
-        </w:rPr>
         <w:t xml:space="preserve">2.1 </w:t>
       </w:r>
       <w:r>
@@ -397,11 +408,6 @@
           <w:szCs w:val="20"/>
         </w:rPr>
         <w:tab/>
-      </w:r>
-      <w:r>
-        <w:rPr>
-          <w:szCs w:val="20"/>
-        </w:rPr>
         <w:t>Register Set</w:t>
       </w:r>
       <w:r>
@@ -416,11 +422,6 @@
           <w:szCs w:val="20"/>
         </w:rPr>
         <w:tab/>
-      </w:r>
-      <w:r>
-        <w:rPr>
-          <w:szCs w:val="20"/>
-        </w:rPr>
         <w:t>General Purpose Registers</w:t>
       </w:r>
       <w:r>
@@ -435,11 +436,6 @@
           <w:szCs w:val="20"/>
         </w:rPr>
         <w:tab/>
-      </w:r>
-      <w:r>
-        <w:rPr>
-          <w:szCs w:val="20"/>
-        </w:rPr>
         <w:t>Special Purpose Registers</w:t>
       </w:r>
       <w:r>
@@ -454,11 +450,6 @@
           <w:szCs w:val="20"/>
         </w:rPr>
         <w:tab/>
-      </w:r>
-      <w:r>
-        <w:rPr>
-          <w:szCs w:val="20"/>
-        </w:rPr>
         <w:t>Program Counter</w:t>
       </w:r>
       <w:r>
@@ -473,11 +464,6 @@
           <w:szCs w:val="20"/>
         </w:rPr>
         <w:tab/>
-      </w:r>
-      <w:r>
-        <w:rPr>
-          <w:szCs w:val="20"/>
-        </w:rPr>
         <w:t>Status Register</w:t>
       </w:r>
       <w:r>
@@ -523,11 +509,6 @@
           <w:szCs w:val="20"/>
         </w:rPr>
         <w:br/>
-      </w:r>
-      <w:r>
-        <w:rPr>
-          <w:szCs w:val="20"/>
-        </w:rPr>
         <w:t>Data Types and Memory Model</w:t>
       </w:r>
       <w:r>
@@ -535,11 +516,6 @@
           <w:szCs w:val="20"/>
         </w:rPr>
         <w:br/>
-      </w:r>
-      <w:r>
-        <w:rPr>
-          <w:szCs w:val="20"/>
-        </w:rPr>
         <w:t xml:space="preserve">3.1 </w:t>
       </w:r>
       <w:r>
@@ -547,11 +523,6 @@
           <w:szCs w:val="20"/>
         </w:rPr>
         <w:tab/>
-      </w:r>
-      <w:r>
-        <w:rPr>
-          <w:szCs w:val="20"/>
-        </w:rPr>
         <w:t>Byte and Word Types</w:t>
       </w:r>
       <w:r>
@@ -566,11 +537,6 @@
           <w:szCs w:val="20"/>
         </w:rPr>
         <w:tab/>
-      </w:r>
-      <w:r>
-        <w:rPr>
-          <w:szCs w:val="20"/>
-        </w:rPr>
         <w:t>Endianness</w:t>
       </w:r>
       <w:r>
@@ -585,11 +551,6 @@
           <w:szCs w:val="20"/>
         </w:rPr>
         <w:tab/>
-      </w:r>
-      <w:r>
-        <w:rPr>
-          <w:szCs w:val="20"/>
-        </w:rPr>
         <w:t>Address Space</w:t>
       </w:r>
       <w:r>
@@ -604,11 +565,6 @@
           <w:szCs w:val="20"/>
         </w:rPr>
         <w:tab/>
-      </w:r>
-      <w:r>
-        <w:rPr>
-          <w:szCs w:val="20"/>
-        </w:rPr>
         <w:t>Alignment Rules</w:t>
       </w:r>
       <w:r>
@@ -623,11 +579,6 @@
           <w:szCs w:val="20"/>
         </w:rPr>
         <w:tab/>
-      </w:r>
-      <w:r>
-        <w:rPr>
-          <w:szCs w:val="20"/>
-        </w:rPr>
         <w:t>Memory Accesses</w:t>
       </w:r>
     </w:p>
@@ -1723,19 +1674,7 @@
         <w:rPr>
           <w:szCs w:val="20"/>
         </w:rPr>
-        <w:t xml:space="preserve">This manual describes the </w:t>
-      </w:r>
-      <w:r>
-        <w:rPr>
-          <w:szCs w:val="20"/>
-        </w:rPr>
-        <w:t>behaviour</w:t>
-      </w:r>
-      <w:r>
-        <w:rPr>
-          <w:szCs w:val="20"/>
-        </w:rPr>
-        <w:t xml:space="preserve"> of the architecture as observed by software and does not generally cover implementation-specific details of individual processor designs.</w:t>
+        <w:t>This manual describes the behaviour of the architecture as observed by software and does not generally cover implementation-specific details of individual processor designs.</w:t>
       </w:r>
     </w:p>
     <w:p>
@@ -2153,13 +2092,7 @@
       </w:r>
       <w:r>
         <w:br/>
-        <w:t>: An instruction word</w:t>
-      </w:r>
-      <w:r>
-        <w:t xml:space="preserve"> or byte</w:t>
-      </w:r>
-      <w:r>
-        <w:t xml:space="preserve"> that modifies the interpretation of the following instruction.</w:t>
+        <w:t>: An instruction word or byte that modifies the interpretation of the following instruction.</w:t>
       </w:r>
     </w:p>
     <w:p>
@@ -3155,7 +3088,31 @@
         <w:t xml:space="preserve">In user mode only a specific subset of instructions is usable (See Chapter 4 for more details). </w:t>
       </w:r>
       <w:r>
-        <w:t>Only the general-purpose registers, SP and BP are directly manipulable all other register access will trigger an NMI (Non Maskable Interrupt) further detailed in volume [Insert Volume number here]. When the VMEF is set to 1 memory access is also limited by the access flags of page table entries, virtual memory is explained further in volume [insert volume here].</w:t>
+        <w:t>Only the general-purpose registers, SP and BP are directly manipulable</w:t>
+      </w:r>
+      <w:r>
+        <w:t>. Direct access to</w:t>
+      </w:r>
+      <w:r>
+        <w:t xml:space="preserve"> </w:t>
+      </w:r>
+      <w:r>
+        <w:t xml:space="preserve">any </w:t>
+      </w:r>
+      <w:r>
+        <w:t>other register will trigger an NMI (Non Maskable Interrupt) further detailed in volume [Insert Volume number here]. When the VMEF is set to 1 memory access is also limited by the access flags of page table entries</w:t>
+      </w:r>
+      <w:r>
+        <w:t>.</w:t>
+      </w:r>
+      <w:r>
+        <w:t xml:space="preserve"> </w:t>
+      </w:r>
+      <w:r>
+        <w:t>V</w:t>
+      </w:r>
+      <w:r>
+        <w:t>irtual memory is explained further in volume [insert volume here].</w:t>
       </w:r>
       <w:r>
         <w:br w:type="page"/>
@@ -3365,7 +3322,21 @@
     </w:p>
     <w:p>
       <w:r>
-        <w:t>[not sure what to talk about here. There aren’t any alignment rules, but who knows what the future will entail]</w:t>
+        <w:t>[not sure what to talk about here. There aren’t any alignment rules, but who knows what the future will entail</w:t>
+      </w:r>
+      <w:r>
+        <w:t xml:space="preserve">. Maybe </w:t>
+      </w:r>
+      <w:proofErr w:type="gramStart"/>
+      <w:r>
+        <w:t>2 byte</w:t>
+      </w:r>
+      <w:proofErr w:type="gramEnd"/>
+      <w:r>
+        <w:t xml:space="preserve"> alignment for reasons</w:t>
+      </w:r>
+      <w:r>
+        <w:t>]</w:t>
       </w:r>
     </w:p>
     <w:p>
@@ -3428,6 +3399,150 @@
         <w:t>BASE INSTRUCTION FORMAT</w:t>
       </w:r>
     </w:p>
+    <w:p>
+      <w:r>
+        <w:t>The base instruction format has a width of 2 bytes. The bits are arranged as follows:</w:t>
+      </w:r>
+      <w:r>
+        <w:br/>
+      </w:r>
+    </w:p>
+    <w:tbl>
+      <w:tblPr>
+        <w:tblStyle w:val="TableGrid"/>
+        <w:tblW w:w="0" w:type="auto"/>
+        <w:tblLook w:val="04A0" w:firstRow="1" w:lastRow="0" w:firstColumn="1" w:lastColumn="0" w:noHBand="0" w:noVBand="1"/>
+      </w:tblPr>
+      <w:tblGrid>
+        <w:gridCol w:w="1803"/>
+        <w:gridCol w:w="1803"/>
+        <w:gridCol w:w="1803"/>
+        <w:gridCol w:w="1803"/>
+        <w:gridCol w:w="1804"/>
+      </w:tblGrid>
+      <w:tr>
+        <w:tc>
+          <w:tcPr>
+            <w:tcW w:w="1803" w:type="dxa"/>
+          </w:tcPr>
+          <w:p>
+            <w:r>
+              <w:t>15   ...  13</w:t>
+            </w:r>
+          </w:p>
+        </w:tc>
+        <w:tc>
+          <w:tcPr>
+            <w:tcW w:w="1803" w:type="dxa"/>
+          </w:tcPr>
+          <w:p>
+            <w:r>
+              <w:t>12   ...   9</w:t>
+            </w:r>
+          </w:p>
+        </w:tc>
+        <w:tc>
+          <w:tcPr>
+            <w:tcW w:w="1803" w:type="dxa"/>
+          </w:tcPr>
+          <w:p>
+            <w:r>
+              <w:t>8    ...   6</w:t>
+            </w:r>
+          </w:p>
+        </w:tc>
+        <w:tc>
+          <w:tcPr>
+            <w:tcW w:w="1803" w:type="dxa"/>
+          </w:tcPr>
+          <w:p>
+            <w:r>
+              <w:t>5    ...   3</w:t>
+            </w:r>
+          </w:p>
+        </w:tc>
+        <w:tc>
+          <w:tcPr>
+            <w:tcW w:w="1804" w:type="dxa"/>
+          </w:tcPr>
+          <w:p>
+            <w:r>
+              <w:t>2    ...   1</w:t>
+            </w:r>
+          </w:p>
+        </w:tc>
+      </w:tr>
+      <w:tr>
+        <w:trPr>
+          <w:trHeight w:val="694"/>
+        </w:trPr>
+        <w:tc>
+          <w:tcPr>
+            <w:tcW w:w="1803" w:type="dxa"/>
+          </w:tcPr>
+          <w:p>
+            <w:pPr>
+              <w:jc w:val="center"/>
+            </w:pPr>
+            <w:r>
+              <w:t>class</w:t>
+            </w:r>
+          </w:p>
+        </w:tc>
+        <w:tc>
+          <w:tcPr>
+            <w:tcW w:w="1803" w:type="dxa"/>
+          </w:tcPr>
+          <w:p>
+            <w:pPr>
+              <w:jc w:val="center"/>
+            </w:pPr>
+            <w:r>
+              <w:t>opcode</w:t>
+            </w:r>
+          </w:p>
+        </w:tc>
+        <w:tc>
+          <w:tcPr>
+            <w:tcW w:w="1803" w:type="dxa"/>
+          </w:tcPr>
+          <w:p>
+            <w:pPr>
+              <w:jc w:val="center"/>
+            </w:pPr>
+            <w:r>
+              <w:t>Destination operand</w:t>
+            </w:r>
+          </w:p>
+        </w:tc>
+        <w:tc>
+          <w:tcPr>
+            <w:tcW w:w="1803" w:type="dxa"/>
+          </w:tcPr>
+          <w:p>
+            <w:pPr>
+              <w:jc w:val="center"/>
+            </w:pPr>
+            <w:r>
+              <w:t>Source operand 1</w:t>
+            </w:r>
+          </w:p>
+        </w:tc>
+        <w:tc>
+          <w:tcPr>
+            <w:tcW w:w="1804" w:type="dxa"/>
+          </w:tcPr>
+          <w:p>
+            <w:pPr>
+              <w:jc w:val="center"/>
+            </w:pPr>
+            <w:r>
+              <w:t>Source operand 2</w:t>
+            </w:r>
+          </w:p>
+        </w:tc>
+      </w:tr>
+    </w:tbl>
     <w:p/>
     <w:p>
       <w:pPr>
@@ -3441,7 +3556,14 @@
         <w:t>INSTRUCTION CLASSES</w:t>
       </w:r>
     </w:p>
-    <w:p/>
+    <w:p>
+      <w:r>
+        <w:t>Instructions come in 1 of 4 classes: ALU operations, data movement, control flow and system instructions</w:t>
+      </w:r>
+      <w:r>
+        <w:t>. [probs should be more here]</w:t>
+      </w:r>
+    </w:p>
     <w:p>
       <w:pPr>
         <w:pStyle w:val="Heading2"/>
@@ -3634,7 +3756,11 @@
         <w:t>DEFAULT OPERAND SIZE</w:t>
       </w:r>
     </w:p>
-    <w:p/>
+    <w:p>
+      <w:r>
+        <w:t>Operand sizes by default are 8-bit when operands are immediates, absolutes, displacements and memory operations. Instructions only using registers default to native word size.</w:t>
+      </w:r>
+    </w:p>
     <w:p>
       <w:pPr>
         <w:pStyle w:val="Heading2"/>
@@ -3650,6 +3776,110 @@
         <w:t>AEX PREFIX</w:t>
       </w:r>
     </w:p>
+    <w:p>
+      <w:r>
+        <w:t>AEX prefix is a byte starting with 0x9 and the lower nibble encodes instruction size.</w:t>
+      </w:r>
+    </w:p>
+    <w:tbl>
+      <w:tblPr>
+        <w:tblStyle w:val="TableGrid"/>
+        <w:tblW w:w="0" w:type="auto"/>
+        <w:tblLook w:val="04A0" w:firstRow="1" w:lastRow="0" w:firstColumn="1" w:lastColumn="0" w:noHBand="0" w:noVBand="1"/>
+      </w:tblPr>
+      <w:tblGrid>
+        <w:gridCol w:w="4508"/>
+        <w:gridCol w:w="4508"/>
+      </w:tblGrid>
+      <w:tr>
+        <w:tc>
+          <w:tcPr>
+            <w:tcW w:w="4508" w:type="dxa"/>
+          </w:tcPr>
+          <w:p>
+            <w:r>
+              <w:t>Encoding</w:t>
+            </w:r>
+          </w:p>
+        </w:tc>
+        <w:tc>
+          <w:tcPr>
+            <w:tcW w:w="4508" w:type="dxa"/>
+          </w:tcPr>
+          <w:p>
+            <w:r>
+              <w:t>Size</w:t>
+            </w:r>
+          </w:p>
+        </w:tc>
+      </w:tr>
+      <w:tr>
+        <w:tc>
+          <w:tcPr>
+            <w:tcW w:w="4508" w:type="dxa"/>
+          </w:tcPr>
+          <w:p>
+            <w:r>
+              <w:t>0000</w:t>
+            </w:r>
+          </w:p>
+        </w:tc>
+        <w:tc>
+          <w:tcPr>
+            <w:tcW w:w="4508" w:type="dxa"/>
+          </w:tcPr>
+          <w:p>
+            <w:r>
+              <w:t>8-bit</w:t>
+            </w:r>
+          </w:p>
+        </w:tc>
+      </w:tr>
+      <w:tr>
+        <w:tc>
+          <w:tcPr>
+            <w:tcW w:w="4508" w:type="dxa"/>
+          </w:tcPr>
+          <w:p>
+            <w:r>
+              <w:t>0001</w:t>
+            </w:r>
+          </w:p>
+        </w:tc>
+        <w:tc>
+          <w:tcPr>
+            <w:tcW w:w="4508" w:type="dxa"/>
+          </w:tcPr>
+          <w:p>
+            <w:r>
+              <w:t>16-bit</w:t>
+            </w:r>
+          </w:p>
+        </w:tc>
+      </w:tr>
+      <w:tr>
+        <w:tc>
+          <w:tcPr>
+            <w:tcW w:w="4508" w:type="dxa"/>
+          </w:tcPr>
+          <w:p>
+            <w:r>
+              <w:t>0010-1111</w:t>
+            </w:r>
+          </w:p>
+        </w:tc>
+        <w:tc>
+          <w:tcPr>
+            <w:tcW w:w="4508" w:type="dxa"/>
+          </w:tcPr>
+          <w:p>
+            <w:r>
+              <w:t>Reserved</w:t>
+            </w:r>
+          </w:p>
+        </w:tc>
+      </w:tr>
+    </w:tbl>
     <w:p/>
     <w:p>
       <w:pPr>
@@ -3733,12 +3963,556 @@
         <w:t>ARITHMETIC INSTRUCTIONS</w:t>
       </w:r>
     </w:p>
-    <w:p/>
+    <w:p>
+      <w:r>
+        <w:t>ADD</w:t>
+      </w:r>
+      <w:r>
+        <w:br/>
+        <w:t>===</w:t>
+      </w:r>
+      <w:r>
+        <w:br/>
+      </w:r>
+      <w:r>
+        <w:br/>
+        <w:t>Operation</w:t>
+      </w:r>
+      <w:r>
+        <w:br/>
+        <w:t>---------</w:t>
+      </w:r>
+      <w:r>
+        <w:br/>
+        <w:t>dst = src1 + src2</w:t>
+      </w:r>
+      <w:r>
+        <w:br/>
+      </w:r>
+      <w:r>
+        <w:br/>
+        <w:t>Syntax</w:t>
+      </w:r>
+      <w:r>
+        <w:br/>
+        <w:t>------</w:t>
+      </w:r>
+      <w:r>
+        <w:br/>
+        <w:t xml:space="preserve">ADD Rd, Rs, </w:t>
+      </w:r>
+      <w:r>
+        <w:t>Rt</w:t>
+      </w:r>
+      <w:r>
+        <w:br/>
+        <w:t xml:space="preserve">ADD Rd, Rs, </w:t>
+      </w:r>
+      <w:r>
+        <w:t>Imm8/</w:t>
+      </w:r>
+      <w:r>
+        <w:t>Imm16</w:t>
+      </w:r>
+      <w:r>
+        <w:br/>
+      </w:r>
+      <w:r>
+        <w:br/>
+        <w:t>Operands</w:t>
+      </w:r>
+      <w:r>
+        <w:br/>
+        <w:t>--------</w:t>
+      </w:r>
+      <w:r>
+        <w:br/>
+        <w:t xml:space="preserve">Rd </w:t>
+      </w:r>
+      <w:r>
+        <w:t xml:space="preserve">GP </w:t>
+      </w:r>
+      <w:r>
+        <w:t>Destination register</w:t>
+      </w:r>
+      <w:r>
+        <w:br/>
+        <w:t xml:space="preserve">Rs </w:t>
+      </w:r>
+      <w:r>
+        <w:t xml:space="preserve">GP </w:t>
+      </w:r>
+      <w:r>
+        <w:t>Source register</w:t>
+      </w:r>
+      <w:r>
+        <w:br/>
+        <w:t xml:space="preserve">Rt </w:t>
+      </w:r>
+      <w:r>
+        <w:t xml:space="preserve">GP </w:t>
+      </w:r>
+      <w:r>
+        <w:t>Source register</w:t>
+      </w:r>
+      <w:r>
+        <w:br/>
+        <w:t>Imm8 8-bit immediate value</w:t>
+      </w:r>
+      <w:r>
+        <w:br/>
+        <w:t>Imm16 16-bit immediate value</w:t>
+      </w:r>
+      <w:r>
+        <w:br/>
+      </w:r>
+      <w:r>
+        <w:br/>
+        <w:t>Flags</w:t>
+      </w:r>
+      <w:r>
+        <w:br/>
+        <w:t>-----</w:t>
+      </w:r>
+      <w:r>
+        <w:br/>
+        <w:t>Z Updated</w:t>
+      </w:r>
+      <w:r>
+        <w:br/>
+        <w:t>N Updated</w:t>
+      </w:r>
+      <w:r>
+        <w:br/>
+        <w:t>C Updated</w:t>
+      </w:r>
+      <w:r>
+        <w:br/>
+      </w:r>
+      <w:r>
+        <w:t>O</w:t>
+      </w:r>
+      <w:r>
+        <w:t xml:space="preserve"> Updated</w:t>
+      </w:r>
+      <w:r>
+        <w:br/>
+      </w:r>
+      <w:r>
+        <w:br/>
+        <w:t>Exceptions</w:t>
+      </w:r>
+      <w:r>
+        <w:br/>
+        <w:t>----------</w:t>
+      </w:r>
+      <w:r>
+        <w:br/>
+        <w:t>None</w:t>
+      </w:r>
+      <w:r>
+        <w:br/>
+      </w:r>
+      <w:r>
+        <w:br/>
+        <w:t>Encoding</w:t>
+      </w:r>
+      <w:r>
+        <w:br/>
+        <w:t>--------</w:t>
+      </w:r>
+      <w:r>
+        <w:br/>
+        <w:t>Opcode: 0x</w:t>
+      </w:r>
+      <w:r>
+        <w:t>00</w:t>
+      </w:r>
+    </w:p>
+    <w:p>
+      <w:r>
+        <w:lastRenderedPageBreak/>
+        <w:t>SUB</w:t>
+      </w:r>
+      <w:r>
+        <w:br/>
+        <w:t>===</w:t>
+      </w:r>
+      <w:r>
+        <w:br/>
+      </w:r>
+      <w:r>
+        <w:br/>
+        <w:t>Operation</w:t>
+      </w:r>
+      <w:r>
+        <w:br/>
+        <w:t>---------</w:t>
+      </w:r>
+      <w:r>
+        <w:br/>
+        <w:t xml:space="preserve">dst = src1 </w:t>
+      </w:r>
+      <w:r>
+        <w:t>-</w:t>
+      </w:r>
+      <w:r>
+        <w:t xml:space="preserve"> src2</w:t>
+      </w:r>
+      <w:r>
+        <w:br/>
+      </w:r>
+      <w:r>
+        <w:br/>
+        <w:t>Syntax</w:t>
+      </w:r>
+      <w:r>
+        <w:br/>
+        <w:t>------</w:t>
+      </w:r>
+      <w:r>
+        <w:br/>
+      </w:r>
+      <w:r>
+        <w:t>SUB</w:t>
+      </w:r>
+      <w:r>
+        <w:t xml:space="preserve"> </w:t>
+      </w:r>
+      <w:r>
+        <w:t>Rd, Rs, Rt</w:t>
+      </w:r>
+      <w:r>
+        <w:br/>
+      </w:r>
+      <w:r>
+        <w:t>SUB</w:t>
+      </w:r>
+      <w:r>
+        <w:t xml:space="preserve"> </w:t>
+      </w:r>
+      <w:r>
+        <w:t xml:space="preserve">Rd, Rs, </w:t>
+      </w:r>
+      <w:r>
+        <w:t>Imm8/</w:t>
+      </w:r>
+      <w:r>
+        <w:t>Imm16</w:t>
+      </w:r>
+      <w:r>
+        <w:br/>
+      </w:r>
+      <w:r>
+        <w:br/>
+        <w:t>Operands</w:t>
+      </w:r>
+      <w:r>
+        <w:br/>
+        <w:t>--------</w:t>
+      </w:r>
+      <w:r>
+        <w:br/>
+        <w:t xml:space="preserve">Rd </w:t>
+      </w:r>
+      <w:r>
+        <w:t xml:space="preserve">GP </w:t>
+      </w:r>
+      <w:r>
+        <w:t>Destination register</w:t>
+      </w:r>
+      <w:r>
+        <w:br/>
+        <w:t xml:space="preserve">Rs </w:t>
+      </w:r>
+      <w:r>
+        <w:t xml:space="preserve">GP </w:t>
+      </w:r>
+      <w:r>
+        <w:t>Source register</w:t>
+      </w:r>
+      <w:r>
+        <w:br/>
+        <w:t xml:space="preserve">Rt </w:t>
+      </w:r>
+      <w:r>
+        <w:t xml:space="preserve">GP </w:t>
+      </w:r>
+      <w:r>
+        <w:t>Source register</w:t>
+      </w:r>
+      <w:r>
+        <w:t xml:space="preserve"> </w:t>
+      </w:r>
+      <w:r>
+        <w:br/>
+        <w:t>Imm8 8-bit immediate value</w:t>
+      </w:r>
+      <w:r>
+        <w:br/>
+        <w:t>Imm16 16-bit immediate value</w:t>
+      </w:r>
+      <w:r>
+        <w:br/>
+      </w:r>
+      <w:r>
+        <w:br/>
+        <w:t>Flags</w:t>
+      </w:r>
+      <w:r>
+        <w:br/>
+        <w:t>-----</w:t>
+      </w:r>
+      <w:r>
+        <w:br/>
+        <w:t>Z Updated</w:t>
+      </w:r>
+      <w:r>
+        <w:br/>
+        <w:t>N Updated</w:t>
+      </w:r>
+      <w:r>
+        <w:br/>
+        <w:t>C Updated</w:t>
+      </w:r>
+      <w:r>
+        <w:br/>
+      </w:r>
+      <w:r>
+        <w:t>O</w:t>
+      </w:r>
+      <w:r>
+        <w:t xml:space="preserve"> Updated</w:t>
+      </w:r>
+      <w:r>
+        <w:br/>
+      </w:r>
+      <w:r>
+        <w:br/>
+        <w:t>Exceptions</w:t>
+      </w:r>
+      <w:r>
+        <w:br/>
+        <w:t>----------</w:t>
+      </w:r>
+      <w:r>
+        <w:br/>
+        <w:t>None</w:t>
+      </w:r>
+      <w:r>
+        <w:br/>
+      </w:r>
+      <w:r>
+        <w:br/>
+        <w:t>Encoding</w:t>
+      </w:r>
+      <w:r>
+        <w:br/>
+        <w:t>--------</w:t>
+      </w:r>
+      <w:r>
+        <w:br/>
+        <w:t>Opcode: 0x</w:t>
+      </w:r>
+      <w:r>
+        <w:t>02</w:t>
+      </w:r>
+    </w:p>
+    <w:p>
+      <w:r>
+        <w:br w:type="page"/>
+      </w:r>
+    </w:p>
+    <w:p>
+      <w:r>
+        <w:lastRenderedPageBreak/>
+        <w:t>CMP</w:t>
+      </w:r>
+      <w:r>
+        <w:br/>
+        <w:t>===</w:t>
+      </w:r>
+      <w:r>
+        <w:br/>
+      </w:r>
+      <w:r>
+        <w:br/>
+        <w:t>Operation</w:t>
+      </w:r>
+      <w:r>
+        <w:br/>
+        <w:t>---------</w:t>
+      </w:r>
+      <w:r>
+        <w:br/>
+        <w:t xml:space="preserve">src1 </w:t>
+      </w:r>
+      <w:r>
+        <w:t>-</w:t>
+      </w:r>
+      <w:r>
+        <w:t xml:space="preserve"> src2</w:t>
+      </w:r>
+      <w:r>
+        <w:br/>
+      </w:r>
+      <w:r>
+        <w:br/>
+        <w:t>Syntax</w:t>
+      </w:r>
+      <w:r>
+        <w:br/>
+        <w:t>------</w:t>
+      </w:r>
+      <w:r>
+        <w:br/>
+      </w:r>
+      <w:r>
+        <w:t>CMP</w:t>
+      </w:r>
+      <w:r>
+        <w:t xml:space="preserve"> </w:t>
+      </w:r>
+      <w:r>
+        <w:t>Rs, Rt</w:t>
+      </w:r>
+      <w:r>
+        <w:br/>
+      </w:r>
+      <w:r>
+        <w:t>CMP</w:t>
+      </w:r>
+      <w:r>
+        <w:t xml:space="preserve"> </w:t>
+      </w:r>
+      <w:r>
+        <w:t xml:space="preserve">Rs, </w:t>
+      </w:r>
+      <w:r>
+        <w:t>Imm8/</w:t>
+      </w:r>
+      <w:r>
+        <w:t>Imm16</w:t>
+      </w:r>
+      <w:r>
+        <w:br/>
+      </w:r>
+      <w:r>
+        <w:br/>
+        <w:t>Operands</w:t>
+      </w:r>
+      <w:r>
+        <w:br/>
+        <w:t>--------</w:t>
+      </w:r>
+      <w:r>
+        <w:t xml:space="preserve"> </w:t>
+      </w:r>
+      <w:r>
+        <w:br/>
+        <w:t xml:space="preserve">Rs </w:t>
+      </w:r>
+      <w:r>
+        <w:t xml:space="preserve">GP </w:t>
+      </w:r>
+      <w:r>
+        <w:t>Source register</w:t>
+      </w:r>
+      <w:r>
+        <w:br/>
+        <w:t xml:space="preserve">Rt </w:t>
+      </w:r>
+      <w:r>
+        <w:t xml:space="preserve">GP </w:t>
+      </w:r>
+      <w:r>
+        <w:t xml:space="preserve">Source register </w:t>
+      </w:r>
+      <w:r>
+        <w:br/>
+        <w:t>Imm8 8-bit immediate value</w:t>
+      </w:r>
+      <w:r>
+        <w:br/>
+        <w:t>Imm16 16-bit immediate value</w:t>
+      </w:r>
+      <w:r>
+        <w:br/>
+      </w:r>
+      <w:r>
+        <w:br/>
+        <w:t>Flags</w:t>
+      </w:r>
+      <w:r>
+        <w:br/>
+        <w:t>-----</w:t>
+      </w:r>
+      <w:r>
+        <w:br/>
+        <w:t>Z Updated</w:t>
+      </w:r>
+      <w:r>
+        <w:br/>
+        <w:t>N Updated</w:t>
+      </w:r>
+      <w:r>
+        <w:br/>
+        <w:t>C Updated</w:t>
+      </w:r>
+      <w:r>
+        <w:br/>
+      </w:r>
+      <w:r>
+        <w:t>O</w:t>
+      </w:r>
+      <w:r>
+        <w:t xml:space="preserve"> Updated</w:t>
+      </w:r>
+      <w:r>
+        <w:br/>
+      </w:r>
+      <w:r>
+        <w:br/>
+        <w:t>Exceptions</w:t>
+      </w:r>
+      <w:r>
+        <w:br/>
+        <w:t>----------</w:t>
+      </w:r>
+      <w:r>
+        <w:br/>
+        <w:t>None</w:t>
+      </w:r>
+      <w:r>
+        <w:br/>
+      </w:r>
+      <w:r>
+        <w:br/>
+        <w:t>Encoding</w:t>
+      </w:r>
+      <w:r>
+        <w:br/>
+        <w:t>--------</w:t>
+      </w:r>
+      <w:r>
+        <w:br/>
+        <w:t>Opcode: 0x</w:t>
+      </w:r>
+      <w:r>
+        <w:t>0C</w:t>
+      </w:r>
+    </w:p>
+    <w:p>
+      <w:r>
+        <w:br w:type="page"/>
+      </w:r>
+    </w:p>
     <w:p>
       <w:pPr>
         <w:pStyle w:val="Heading2"/>
       </w:pPr>
       <w:r>
+        <w:lastRenderedPageBreak/>
         <w:t xml:space="preserve">7.2 </w:t>
       </w:r>
       <w:r>
@@ -3746,6 +4520,935 @@
         <w:t>LOGICAL INSTRUCTIONS</w:t>
       </w:r>
     </w:p>
+    <w:p>
+      <w:r>
+        <w:t>AND</w:t>
+      </w:r>
+      <w:r>
+        <w:br/>
+        <w:t>===</w:t>
+      </w:r>
+      <w:r>
+        <w:br/>
+      </w:r>
+      <w:r>
+        <w:br/>
+        <w:t>Operation</w:t>
+      </w:r>
+      <w:r>
+        <w:br/>
+        <w:t>---------</w:t>
+      </w:r>
+      <w:r>
+        <w:br/>
+        <w:t xml:space="preserve">dst = src1 </w:t>
+      </w:r>
+      <w:r>
+        <w:t>&amp;</w:t>
+      </w:r>
+      <w:r>
+        <w:t xml:space="preserve"> src2</w:t>
+      </w:r>
+      <w:r>
+        <w:br/>
+      </w:r>
+      <w:r>
+        <w:br/>
+        <w:t>Syntax</w:t>
+      </w:r>
+      <w:r>
+        <w:br/>
+        <w:t>------</w:t>
+      </w:r>
+      <w:r>
+        <w:br/>
+      </w:r>
+      <w:r>
+        <w:t>AND</w:t>
+      </w:r>
+      <w:r>
+        <w:t xml:space="preserve"> Rd, Rs, Rt</w:t>
+      </w:r>
+      <w:r>
+        <w:br/>
+      </w:r>
+      <w:r>
+        <w:t>AND</w:t>
+      </w:r>
+      <w:r>
+        <w:t xml:space="preserve"> Rd, Rs, </w:t>
+      </w:r>
+      <w:r>
+        <w:t>Imm8/</w:t>
+      </w:r>
+      <w:r>
+        <w:t>Imm16</w:t>
+      </w:r>
+      <w:r>
+        <w:br/>
+      </w:r>
+      <w:r>
+        <w:br/>
+        <w:t>Operands</w:t>
+      </w:r>
+      <w:r>
+        <w:br/>
+        <w:t>--------</w:t>
+      </w:r>
+      <w:r>
+        <w:br/>
+        <w:t xml:space="preserve">Rd </w:t>
+      </w:r>
+      <w:r>
+        <w:t xml:space="preserve">GP </w:t>
+      </w:r>
+      <w:r>
+        <w:t>Destination register</w:t>
+      </w:r>
+      <w:r>
+        <w:br/>
+        <w:t xml:space="preserve">Rs </w:t>
+      </w:r>
+      <w:r>
+        <w:t xml:space="preserve">GP </w:t>
+      </w:r>
+      <w:r>
+        <w:t>Source register</w:t>
+      </w:r>
+      <w:r>
+        <w:br/>
+        <w:t xml:space="preserve">Rt </w:t>
+      </w:r>
+      <w:r>
+        <w:t xml:space="preserve">GP </w:t>
+      </w:r>
+      <w:r>
+        <w:t xml:space="preserve">Source register </w:t>
+      </w:r>
+      <w:r>
+        <w:br/>
+        <w:t>Imm8 8-bit immediate value</w:t>
+      </w:r>
+      <w:r>
+        <w:br/>
+        <w:t>Imm16 16-bit immediate value</w:t>
+      </w:r>
+      <w:r>
+        <w:br/>
+      </w:r>
+      <w:r>
+        <w:br/>
+        <w:t>Flags</w:t>
+      </w:r>
+      <w:r>
+        <w:br/>
+        <w:t>-----</w:t>
+      </w:r>
+      <w:r>
+        <w:br/>
+        <w:t>Z Updated</w:t>
+      </w:r>
+      <w:r>
+        <w:br/>
+        <w:t>N Updated</w:t>
+      </w:r>
+      <w:r>
+        <w:br/>
+        <w:t xml:space="preserve">C </w:t>
+      </w:r>
+      <w:r>
+        <w:t>Set to 0</w:t>
+      </w:r>
+      <w:r>
+        <w:br/>
+      </w:r>
+      <w:r>
+        <w:t>O</w:t>
+      </w:r>
+      <w:r>
+        <w:t xml:space="preserve"> </w:t>
+      </w:r>
+      <w:r>
+        <w:t>Set to 0</w:t>
+      </w:r>
+      <w:r>
+        <w:br/>
+      </w:r>
+      <w:r>
+        <w:br/>
+        <w:t>Exceptions</w:t>
+      </w:r>
+      <w:r>
+        <w:br/>
+        <w:t>----------</w:t>
+      </w:r>
+      <w:r>
+        <w:br/>
+        <w:t>None</w:t>
+      </w:r>
+      <w:r>
+        <w:br/>
+      </w:r>
+      <w:r>
+        <w:br/>
+        <w:t>Encoding</w:t>
+      </w:r>
+      <w:r>
+        <w:br/>
+        <w:t>--------</w:t>
+      </w:r>
+      <w:r>
+        <w:br/>
+        <w:t>Opcode: 0x</w:t>
+      </w:r>
+      <w:r>
+        <w:t>04</w:t>
+      </w:r>
+    </w:p>
+    <w:p>
+      <w:r>
+        <w:br w:type="page"/>
+      </w:r>
+    </w:p>
+    <w:p>
+      <w:r>
+        <w:lastRenderedPageBreak/>
+        <w:t>OR</w:t>
+      </w:r>
+      <w:r>
+        <w:br/>
+        <w:t>===</w:t>
+      </w:r>
+      <w:r>
+        <w:br/>
+      </w:r>
+      <w:r>
+        <w:br/>
+        <w:t>Operation</w:t>
+      </w:r>
+      <w:r>
+        <w:br/>
+        <w:t>---------</w:t>
+      </w:r>
+      <w:r>
+        <w:br/>
+        <w:t xml:space="preserve">dst = src1 </w:t>
+      </w:r>
+      <w:r>
+        <w:t>|</w:t>
+      </w:r>
+      <w:r>
+        <w:t xml:space="preserve"> src2</w:t>
+      </w:r>
+      <w:r>
+        <w:br/>
+      </w:r>
+      <w:r>
+        <w:br/>
+        <w:t>Syntax</w:t>
+      </w:r>
+      <w:r>
+        <w:br/>
+        <w:t>------</w:t>
+      </w:r>
+      <w:r>
+        <w:br/>
+      </w:r>
+      <w:r>
+        <w:t>OR</w:t>
+      </w:r>
+      <w:r>
+        <w:t xml:space="preserve"> Rd, Rs, Rt</w:t>
+      </w:r>
+      <w:r>
+        <w:br/>
+      </w:r>
+      <w:r>
+        <w:t>OR</w:t>
+      </w:r>
+      <w:r>
+        <w:t xml:space="preserve"> Rd, Rs, </w:t>
+      </w:r>
+      <w:r>
+        <w:t>Imm8/</w:t>
+      </w:r>
+      <w:r>
+        <w:t>Imm16</w:t>
+      </w:r>
+      <w:r>
+        <w:br/>
+      </w:r>
+      <w:r>
+        <w:br/>
+        <w:t>Operands</w:t>
+      </w:r>
+      <w:r>
+        <w:br/>
+        <w:t>--------</w:t>
+      </w:r>
+      <w:r>
+        <w:br/>
+        <w:t xml:space="preserve">Rd </w:t>
+      </w:r>
+      <w:r>
+        <w:t xml:space="preserve">GP </w:t>
+      </w:r>
+      <w:r>
+        <w:t>Destination register</w:t>
+      </w:r>
+      <w:r>
+        <w:br/>
+        <w:t xml:space="preserve">Rs </w:t>
+      </w:r>
+      <w:r>
+        <w:t xml:space="preserve">GP </w:t>
+      </w:r>
+      <w:r>
+        <w:t>Source register</w:t>
+      </w:r>
+      <w:r>
+        <w:br/>
+        <w:t xml:space="preserve">Rt </w:t>
+      </w:r>
+      <w:r>
+        <w:t xml:space="preserve">GP </w:t>
+      </w:r>
+      <w:r>
+        <w:t xml:space="preserve">Source register </w:t>
+      </w:r>
+      <w:r>
+        <w:br/>
+        <w:t>Imm8 8-bit immediate value</w:t>
+      </w:r>
+      <w:r>
+        <w:br/>
+        <w:t>Imm16 16-bit immediate value</w:t>
+      </w:r>
+      <w:r>
+        <w:br/>
+      </w:r>
+      <w:r>
+        <w:br/>
+        <w:t>Flags</w:t>
+      </w:r>
+      <w:r>
+        <w:br/>
+        <w:t>-----</w:t>
+      </w:r>
+      <w:r>
+        <w:br/>
+        <w:t>Z Updated</w:t>
+      </w:r>
+      <w:r>
+        <w:br/>
+        <w:t>N Updated</w:t>
+      </w:r>
+      <w:r>
+        <w:br/>
+        <w:t xml:space="preserve">C </w:t>
+      </w:r>
+      <w:r>
+        <w:t>Set to 0</w:t>
+      </w:r>
+      <w:r>
+        <w:br/>
+      </w:r>
+      <w:r>
+        <w:t>O</w:t>
+      </w:r>
+      <w:r>
+        <w:t xml:space="preserve"> </w:t>
+      </w:r>
+      <w:r>
+        <w:t>Set to 0</w:t>
+      </w:r>
+      <w:r>
+        <w:br/>
+      </w:r>
+      <w:r>
+        <w:br/>
+        <w:t>Exceptions</w:t>
+      </w:r>
+      <w:r>
+        <w:br/>
+        <w:t>----------</w:t>
+      </w:r>
+      <w:r>
+        <w:br/>
+        <w:t>None</w:t>
+      </w:r>
+      <w:r>
+        <w:br/>
+      </w:r>
+      <w:r>
+        <w:br/>
+        <w:t>Encoding</w:t>
+      </w:r>
+      <w:r>
+        <w:br/>
+        <w:t>--------</w:t>
+      </w:r>
+      <w:r>
+        <w:br/>
+        <w:t>Opcode: 0x</w:t>
+      </w:r>
+      <w:r>
+        <w:t>06</w:t>
+      </w:r>
+    </w:p>
+    <w:p>
+      <w:r>
+        <w:br w:type="page"/>
+      </w:r>
+    </w:p>
+    <w:p>
+      <w:r>
+        <w:lastRenderedPageBreak/>
+        <w:t>XOR</w:t>
+      </w:r>
+      <w:r>
+        <w:br/>
+        <w:t>===</w:t>
+      </w:r>
+      <w:r>
+        <w:br/>
+      </w:r>
+      <w:r>
+        <w:br/>
+        <w:t>Operation</w:t>
+      </w:r>
+      <w:r>
+        <w:br/>
+        <w:t>---------</w:t>
+      </w:r>
+      <w:r>
+        <w:br/>
+        <w:t xml:space="preserve">dst = src1 </w:t>
+      </w:r>
+      <w:r>
+        <w:t>^</w:t>
+      </w:r>
+      <w:r>
+        <w:t xml:space="preserve"> src2</w:t>
+      </w:r>
+      <w:r>
+        <w:br/>
+      </w:r>
+      <w:r>
+        <w:br/>
+        <w:t>Syntax</w:t>
+      </w:r>
+      <w:r>
+        <w:br/>
+        <w:t>------</w:t>
+      </w:r>
+      <w:r>
+        <w:br/>
+      </w:r>
+      <w:r>
+        <w:t>XOR</w:t>
+      </w:r>
+      <w:r>
+        <w:t xml:space="preserve"> Rd, Rs, Rt</w:t>
+      </w:r>
+      <w:r>
+        <w:br/>
+      </w:r>
+      <w:r>
+        <w:t>XOR</w:t>
+      </w:r>
+      <w:r>
+        <w:t xml:space="preserve"> Rd, Rs, </w:t>
+      </w:r>
+      <w:r>
+        <w:t>Imm8/</w:t>
+      </w:r>
+      <w:r>
+        <w:t>Imm16</w:t>
+      </w:r>
+      <w:r>
+        <w:br/>
+      </w:r>
+      <w:r>
+        <w:br/>
+        <w:t>Operands</w:t>
+      </w:r>
+      <w:r>
+        <w:br/>
+        <w:t>--------</w:t>
+      </w:r>
+      <w:r>
+        <w:br/>
+        <w:t xml:space="preserve">Rd </w:t>
+      </w:r>
+      <w:r>
+        <w:t xml:space="preserve">GP </w:t>
+      </w:r>
+      <w:r>
+        <w:t>Destination register</w:t>
+      </w:r>
+      <w:r>
+        <w:br/>
+        <w:t xml:space="preserve">Rs </w:t>
+      </w:r>
+      <w:r>
+        <w:t xml:space="preserve">GP </w:t>
+      </w:r>
+      <w:r>
+        <w:t>Source register</w:t>
+      </w:r>
+      <w:r>
+        <w:br/>
+        <w:t xml:space="preserve">Rt </w:t>
+      </w:r>
+      <w:r>
+        <w:t xml:space="preserve">GP </w:t>
+      </w:r>
+      <w:r>
+        <w:t xml:space="preserve">Source register </w:t>
+      </w:r>
+      <w:r>
+        <w:br/>
+        <w:t>Imm8 8-bit immediate value</w:t>
+      </w:r>
+      <w:r>
+        <w:br/>
+        <w:t>Imm16 16-bit immediate value</w:t>
+      </w:r>
+      <w:r>
+        <w:br/>
+      </w:r>
+      <w:r>
+        <w:br/>
+        <w:t>Flags</w:t>
+      </w:r>
+      <w:r>
+        <w:br/>
+        <w:t>-----</w:t>
+      </w:r>
+      <w:r>
+        <w:br/>
+        <w:t>Z Updated</w:t>
+      </w:r>
+      <w:r>
+        <w:br/>
+        <w:t>N Updated</w:t>
+      </w:r>
+      <w:r>
+        <w:br/>
+        <w:t xml:space="preserve">C </w:t>
+      </w:r>
+      <w:r>
+        <w:t>Set to 0</w:t>
+      </w:r>
+      <w:r>
+        <w:br/>
+      </w:r>
+      <w:r>
+        <w:t>O</w:t>
+      </w:r>
+      <w:r>
+        <w:t xml:space="preserve"> </w:t>
+      </w:r>
+      <w:r>
+        <w:t>Set to 0</w:t>
+      </w:r>
+      <w:r>
+        <w:br/>
+      </w:r>
+      <w:r>
+        <w:br/>
+        <w:t>Exceptions</w:t>
+      </w:r>
+      <w:r>
+        <w:br/>
+        <w:t>----------</w:t>
+      </w:r>
+      <w:r>
+        <w:br/>
+        <w:t>None</w:t>
+      </w:r>
+      <w:r>
+        <w:br/>
+      </w:r>
+      <w:r>
+        <w:br/>
+        <w:t>Encoding</w:t>
+      </w:r>
+      <w:r>
+        <w:br/>
+        <w:t>--------</w:t>
+      </w:r>
+      <w:r>
+        <w:br/>
+        <w:t>Opcode: 0x</w:t>
+      </w:r>
+      <w:r>
+        <w:t>08</w:t>
+      </w:r>
+    </w:p>
+    <w:p>
+      <w:r>
+        <w:br w:type="page"/>
+      </w:r>
+    </w:p>
+    <w:p>
+      <w:r>
+        <w:lastRenderedPageBreak/>
+        <w:t>NOT</w:t>
+      </w:r>
+      <w:r>
+        <w:br/>
+        <w:t>===</w:t>
+      </w:r>
+      <w:r>
+        <w:br/>
+      </w:r>
+      <w:r>
+        <w:br/>
+        <w:t>Operation</w:t>
+      </w:r>
+      <w:r>
+        <w:br/>
+        <w:t>---------</w:t>
+      </w:r>
+      <w:r>
+        <w:br/>
+        <w:t xml:space="preserve">dst = </w:t>
+      </w:r>
+      <w:r>
+        <w:t>!</w:t>
+      </w:r>
+      <w:r>
+        <w:t>src1</w:t>
+      </w:r>
+      <w:r>
+        <w:br/>
+      </w:r>
+      <w:r>
+        <w:br/>
+        <w:t>Syntax</w:t>
+      </w:r>
+      <w:r>
+        <w:br/>
+        <w:t>------</w:t>
+      </w:r>
+      <w:r>
+        <w:br/>
+      </w:r>
+      <w:r>
+        <w:t>NOT</w:t>
+      </w:r>
+      <w:r>
+        <w:t xml:space="preserve"> Rd, Rs</w:t>
+      </w:r>
+      <w:r>
+        <w:br/>
+      </w:r>
+      <w:r>
+        <w:t>NOT</w:t>
+      </w:r>
+      <w:r>
+        <w:t xml:space="preserve"> Rd, </w:t>
+      </w:r>
+      <w:r>
+        <w:t>Imm8/</w:t>
+      </w:r>
+      <w:r>
+        <w:t>Imm16</w:t>
+      </w:r>
+      <w:r>
+        <w:br/>
+      </w:r>
+      <w:r>
+        <w:br/>
+        <w:t>Operands</w:t>
+      </w:r>
+      <w:r>
+        <w:br/>
+        <w:t>--------</w:t>
+      </w:r>
+      <w:r>
+        <w:br/>
+        <w:t xml:space="preserve">Rd </w:t>
+      </w:r>
+      <w:r>
+        <w:t xml:space="preserve">GP </w:t>
+      </w:r>
+      <w:r>
+        <w:t>Destination register</w:t>
+      </w:r>
+      <w:r>
+        <w:br/>
+        <w:t xml:space="preserve">Rs </w:t>
+      </w:r>
+      <w:r>
+        <w:t xml:space="preserve">GP </w:t>
+      </w:r>
+      <w:r>
+        <w:t xml:space="preserve">Source register </w:t>
+      </w:r>
+      <w:r>
+        <w:br/>
+        <w:t>Imm8 8-bit immediate value</w:t>
+      </w:r>
+      <w:r>
+        <w:br/>
+        <w:t>Imm16 16-bit immediate value</w:t>
+      </w:r>
+      <w:r>
+        <w:br/>
+      </w:r>
+      <w:r>
+        <w:br/>
+        <w:t>Flags</w:t>
+      </w:r>
+      <w:r>
+        <w:br/>
+        <w:t>-----</w:t>
+      </w:r>
+      <w:r>
+        <w:br/>
+        <w:t>Z Updated</w:t>
+      </w:r>
+      <w:r>
+        <w:br/>
+        <w:t>N Updated</w:t>
+      </w:r>
+      <w:r>
+        <w:br/>
+        <w:t xml:space="preserve">C </w:t>
+      </w:r>
+      <w:r>
+        <w:t>Untouched</w:t>
+      </w:r>
+      <w:r>
+        <w:br/>
+        <w:t xml:space="preserve">V </w:t>
+      </w:r>
+      <w:r>
+        <w:t>Untouched</w:t>
+      </w:r>
+      <w:r>
+        <w:br/>
+      </w:r>
+      <w:r>
+        <w:br/>
+        <w:t>Exceptions</w:t>
+      </w:r>
+      <w:r>
+        <w:br/>
+        <w:t>----------</w:t>
+      </w:r>
+      <w:r>
+        <w:br/>
+        <w:t>None</w:t>
+      </w:r>
+      <w:r>
+        <w:br/>
+      </w:r>
+      <w:r>
+        <w:br/>
+        <w:t>Encoding</w:t>
+      </w:r>
+      <w:r>
+        <w:br/>
+        <w:t>--------</w:t>
+      </w:r>
+      <w:r>
+        <w:br/>
+        <w:t>Opcode: 0x</w:t>
+      </w:r>
+      <w:r>
+        <w:t>0A</w:t>
+      </w:r>
+    </w:p>
+    <w:p>
+      <w:r>
+        <w:br w:type="page"/>
+      </w:r>
+    </w:p>
+    <w:p>
+      <w:r>
+        <w:lastRenderedPageBreak/>
+        <w:t>TEST</w:t>
+      </w:r>
+      <w:r>
+        <w:br/>
+        <w:t>===</w:t>
+      </w:r>
+      <w:r>
+        <w:br/>
+      </w:r>
+      <w:r>
+        <w:br/>
+        <w:t>Operation</w:t>
+      </w:r>
+      <w:r>
+        <w:br/>
+        <w:t>---------</w:t>
+      </w:r>
+      <w:r>
+        <w:br/>
+        <w:t xml:space="preserve">src1 </w:t>
+      </w:r>
+      <w:r>
+        <w:t>&amp;</w:t>
+      </w:r>
+      <w:r>
+        <w:t xml:space="preserve"> src2</w:t>
+      </w:r>
+      <w:r>
+        <w:br/>
+      </w:r>
+      <w:r>
+        <w:br/>
+        <w:t>Syntax</w:t>
+      </w:r>
+      <w:r>
+        <w:br/>
+        <w:t>------</w:t>
+      </w:r>
+      <w:r>
+        <w:br/>
+      </w:r>
+      <w:r>
+        <w:t>TEST</w:t>
+      </w:r>
+      <w:r>
+        <w:t xml:space="preserve"> Rs, Rt</w:t>
+      </w:r>
+      <w:r>
+        <w:br/>
+      </w:r>
+      <w:r>
+        <w:t>TEST</w:t>
+      </w:r>
+      <w:r>
+        <w:t xml:space="preserve"> Rs, </w:t>
+      </w:r>
+      <w:r>
+        <w:t>Imm8/</w:t>
+      </w:r>
+      <w:r>
+        <w:t>Imm16</w:t>
+      </w:r>
+      <w:r>
+        <w:br/>
+      </w:r>
+      <w:r>
+        <w:br/>
+        <w:t>Operands</w:t>
+      </w:r>
+      <w:r>
+        <w:br/>
+        <w:t xml:space="preserve">-------- </w:t>
+      </w:r>
+      <w:r>
+        <w:br/>
+        <w:t xml:space="preserve">Rs </w:t>
+      </w:r>
+      <w:r>
+        <w:t xml:space="preserve">GP </w:t>
+      </w:r>
+      <w:r>
+        <w:t>Source register</w:t>
+      </w:r>
+      <w:r>
+        <w:br/>
+        <w:t xml:space="preserve">Rt </w:t>
+      </w:r>
+      <w:r>
+        <w:t xml:space="preserve">GP </w:t>
+      </w:r>
+      <w:r>
+        <w:t xml:space="preserve">Source register </w:t>
+      </w:r>
+      <w:r>
+        <w:br/>
+        <w:t>Imm8 8-bit immediate value</w:t>
+      </w:r>
+      <w:r>
+        <w:br/>
+        <w:t>Imm16 16-bit immediate value</w:t>
+      </w:r>
+      <w:r>
+        <w:br/>
+      </w:r>
+      <w:r>
+        <w:br/>
+        <w:t>Flags</w:t>
+      </w:r>
+      <w:r>
+        <w:br/>
+        <w:t>-----</w:t>
+      </w:r>
+      <w:r>
+        <w:br/>
+        <w:t>Z Updated</w:t>
+      </w:r>
+      <w:r>
+        <w:br/>
+        <w:t>N Updated</w:t>
+      </w:r>
+      <w:r>
+        <w:br/>
+        <w:t xml:space="preserve">C </w:t>
+      </w:r>
+      <w:r>
+        <w:t>Set to 0</w:t>
+      </w:r>
+      <w:r>
+        <w:br/>
+      </w:r>
+      <w:r>
+        <w:t>O</w:t>
+      </w:r>
+      <w:r>
+        <w:t xml:space="preserve"> </w:t>
+      </w:r>
+      <w:r>
+        <w:t>Set to 0</w:t>
+      </w:r>
+      <w:r>
+        <w:br/>
+      </w:r>
+      <w:r>
+        <w:br/>
+        <w:t>Exceptions</w:t>
+      </w:r>
+      <w:r>
+        <w:br/>
+        <w:t>----------</w:t>
+      </w:r>
+      <w:r>
+        <w:br/>
+        <w:t>None</w:t>
+      </w:r>
+      <w:r>
+        <w:br/>
+      </w:r>
+      <w:r>
+        <w:br/>
+        <w:t>Encoding</w:t>
+      </w:r>
+      <w:r>
+        <w:br/>
+        <w:t>--------</w:t>
+      </w:r>
+      <w:r>
+        <w:br/>
+        <w:t>Opcode: 0x</w:t>
+      </w:r>
+      <w:r>
+        <w:t>0E</w:t>
+      </w:r>
+    </w:p>
+    <w:p>
+      <w:r>
+        <w:br w:type="page"/>
+      </w:r>
+    </w:p>
     <w:p/>
     <w:p>
       <w:pPr>
@@ -3762,12 +5465,1585 @@
         <w:t>DATA MOVEMENT INSTRUCTIONS</w:t>
       </w:r>
     </w:p>
-    <w:p/>
+    <w:p>
+      <w:r>
+        <w:t>MOV</w:t>
+      </w:r>
+      <w:r>
+        <w:br/>
+        <w:t>===</w:t>
+      </w:r>
+      <w:r>
+        <w:br/>
+      </w:r>
+      <w:r>
+        <w:br/>
+        <w:t>Operation</w:t>
+      </w:r>
+      <w:r>
+        <w:br/>
+        <w:t>---------</w:t>
+      </w:r>
+      <w:r>
+        <w:br/>
+        <w:t>dst = src1</w:t>
+      </w:r>
+      <w:r>
+        <w:br/>
+      </w:r>
+      <w:r>
+        <w:br/>
+        <w:t>Syntax</w:t>
+      </w:r>
+      <w:r>
+        <w:br/>
+        <w:t>------</w:t>
+      </w:r>
+      <w:r>
+        <w:br/>
+      </w:r>
+      <w:r>
+        <w:t>MOV</w:t>
+      </w:r>
+      <w:r>
+        <w:t xml:space="preserve"> </w:t>
+      </w:r>
+      <w:r>
+        <w:t>Rd, Rs</w:t>
+      </w:r>
+      <w:r>
+        <w:br/>
+      </w:r>
+      <w:r>
+        <w:t>MOV</w:t>
+      </w:r>
+      <w:r>
+        <w:t xml:space="preserve"> </w:t>
+      </w:r>
+      <w:r>
+        <w:t xml:space="preserve">Rd, </w:t>
+      </w:r>
+      <w:r>
+        <w:t>Imm8/</w:t>
+      </w:r>
+      <w:r>
+        <w:t>Imm16</w:t>
+      </w:r>
+      <w:r>
+        <w:br/>
+      </w:r>
+      <w:r>
+        <w:br/>
+        <w:t>Operands</w:t>
+      </w:r>
+      <w:r>
+        <w:br/>
+        <w:t>--------</w:t>
+      </w:r>
+      <w:r>
+        <w:br/>
+        <w:t>Rd</w:t>
+      </w:r>
+      <w:r>
+        <w:t xml:space="preserve"> GP</w:t>
+      </w:r>
+      <w:r>
+        <w:t xml:space="preserve"> Destination register</w:t>
+      </w:r>
+      <w:r>
+        <w:br/>
+        <w:t xml:space="preserve">Rs </w:t>
+      </w:r>
+      <w:r>
+        <w:t xml:space="preserve">GP </w:t>
+      </w:r>
+      <w:r>
+        <w:t xml:space="preserve">Source register </w:t>
+      </w:r>
+      <w:r>
+        <w:br/>
+        <w:t>Imm8 8-bit immediate value</w:t>
+      </w:r>
+      <w:r>
+        <w:br/>
+        <w:t>Imm16 16-bit immediate value</w:t>
+      </w:r>
+      <w:r>
+        <w:br/>
+      </w:r>
+      <w:r>
+        <w:br/>
+        <w:t>Flags</w:t>
+      </w:r>
+      <w:r>
+        <w:br/>
+        <w:t>-----</w:t>
+      </w:r>
+      <w:r>
+        <w:br/>
+        <w:t xml:space="preserve">Z </w:t>
+      </w:r>
+      <w:r>
+        <w:t>Untouched</w:t>
+      </w:r>
+      <w:r>
+        <w:br/>
+        <w:t xml:space="preserve">N </w:t>
+      </w:r>
+      <w:r>
+        <w:t>Untouched</w:t>
+      </w:r>
+      <w:r>
+        <w:br/>
+        <w:t xml:space="preserve">C </w:t>
+      </w:r>
+      <w:r>
+        <w:t>Untouched</w:t>
+      </w:r>
+      <w:r>
+        <w:br/>
+        <w:t xml:space="preserve">V </w:t>
+      </w:r>
+      <w:r>
+        <w:t>Untouched</w:t>
+      </w:r>
+      <w:r>
+        <w:br/>
+      </w:r>
+      <w:r>
+        <w:br/>
+        <w:t>Exceptions</w:t>
+      </w:r>
+      <w:r>
+        <w:br/>
+        <w:t>----------</w:t>
+      </w:r>
+      <w:r>
+        <w:br/>
+        <w:t>None</w:t>
+      </w:r>
+      <w:r>
+        <w:br/>
+      </w:r>
+      <w:r>
+        <w:br/>
+        <w:t>Encoding</w:t>
+      </w:r>
+      <w:r>
+        <w:br/>
+        <w:t>--------</w:t>
+      </w:r>
+      <w:r>
+        <w:br/>
+        <w:t>Opcode: 0x</w:t>
+      </w:r>
+      <w:r>
+        <w:t>2</w:t>
+      </w:r>
+      <w:r>
+        <w:t>0</w:t>
+      </w:r>
+    </w:p>
+    <w:p>
+      <w:r>
+        <w:br w:type="page"/>
+      </w:r>
+    </w:p>
+    <w:p>
+      <w:r>
+        <w:lastRenderedPageBreak/>
+        <w:t>MOV</w:t>
+      </w:r>
+      <w:r>
+        <w:t>SR</w:t>
+      </w:r>
+      <w:r>
+        <w:br/>
+        <w:t>===</w:t>
+      </w:r>
+      <w:r>
+        <w:br/>
+      </w:r>
+      <w:r>
+        <w:br/>
+        <w:t>Operation</w:t>
+      </w:r>
+      <w:r>
+        <w:br/>
+        <w:t>---------</w:t>
+      </w:r>
+      <w:r>
+        <w:br/>
+        <w:t>dst = src1</w:t>
+      </w:r>
+      <w:r>
+        <w:br/>
+      </w:r>
+      <w:r>
+        <w:br/>
+        <w:t>Syntax</w:t>
+      </w:r>
+      <w:r>
+        <w:br/>
+        <w:t>------</w:t>
+      </w:r>
+      <w:r>
+        <w:br/>
+      </w:r>
+      <w:r>
+        <w:t>MOV</w:t>
+      </w:r>
+      <w:r>
+        <w:t>SR</w:t>
+      </w:r>
+      <w:r>
+        <w:t xml:space="preserve"> Rd, Rs</w:t>
+      </w:r>
+      <w:r>
+        <w:br/>
+      </w:r>
+      <w:r>
+        <w:t>MOV</w:t>
+      </w:r>
+      <w:r>
+        <w:t>SR</w:t>
+      </w:r>
+      <w:r>
+        <w:t xml:space="preserve"> Rd, </w:t>
+      </w:r>
+      <w:r>
+        <w:t>Imm8/</w:t>
+      </w:r>
+      <w:r>
+        <w:t>Imm16</w:t>
+      </w:r>
+      <w:r>
+        <w:br/>
+      </w:r>
+      <w:r>
+        <w:br/>
+        <w:t>Operands</w:t>
+      </w:r>
+      <w:r>
+        <w:br/>
+        <w:t>--------</w:t>
+      </w:r>
+      <w:r>
+        <w:br/>
+        <w:t>Rd</w:t>
+      </w:r>
+      <w:r>
+        <w:t xml:space="preserve"> GP</w:t>
+      </w:r>
+      <w:r>
+        <w:t xml:space="preserve"> Destination register</w:t>
+      </w:r>
+      <w:r>
+        <w:br/>
+        <w:t xml:space="preserve">Rs </w:t>
+      </w:r>
+      <w:r>
+        <w:t>SP</w:t>
+      </w:r>
+      <w:r>
+        <w:t xml:space="preserve"> </w:t>
+      </w:r>
+      <w:r>
+        <w:t xml:space="preserve">Source register </w:t>
+      </w:r>
+      <w:r>
+        <w:br/>
+        <w:t>Imm8 8-bit immediate value</w:t>
+      </w:r>
+      <w:r>
+        <w:br/>
+        <w:t>Imm16 16-bit immediate value</w:t>
+      </w:r>
+      <w:r>
+        <w:br/>
+      </w:r>
+      <w:r>
+        <w:br/>
+        <w:t>Flags</w:t>
+      </w:r>
+      <w:r>
+        <w:br/>
+        <w:t>-----</w:t>
+      </w:r>
+      <w:r>
+        <w:br/>
+        <w:t xml:space="preserve">Z </w:t>
+      </w:r>
+      <w:r>
+        <w:t>Untouched</w:t>
+      </w:r>
+      <w:r>
+        <w:br/>
+        <w:t xml:space="preserve">N </w:t>
+      </w:r>
+      <w:r>
+        <w:t>Untouched</w:t>
+      </w:r>
+      <w:r>
+        <w:br/>
+        <w:t xml:space="preserve">C </w:t>
+      </w:r>
+      <w:r>
+        <w:t>Untouched</w:t>
+      </w:r>
+      <w:r>
+        <w:br/>
+        <w:t xml:space="preserve">V </w:t>
+      </w:r>
+      <w:r>
+        <w:t>Untouched</w:t>
+      </w:r>
+      <w:r>
+        <w:br/>
+      </w:r>
+      <w:r>
+        <w:br/>
+        <w:t>Exceptions</w:t>
+      </w:r>
+      <w:r>
+        <w:br/>
+        <w:t>----------</w:t>
+      </w:r>
+      <w:r>
+        <w:br/>
+        <w:t>None</w:t>
+      </w:r>
+      <w:r>
+        <w:br/>
+      </w:r>
+      <w:r>
+        <w:br/>
+        <w:t>Encoding</w:t>
+      </w:r>
+      <w:r>
+        <w:br/>
+        <w:t>--------</w:t>
+      </w:r>
+      <w:r>
+        <w:br/>
+        <w:t>Opcode: 0x</w:t>
+      </w:r>
+      <w:r>
+        <w:t>2</w:t>
+      </w:r>
+      <w:r>
+        <w:t>2</w:t>
+      </w:r>
+    </w:p>
+    <w:p>
+      <w:r>
+        <w:br w:type="page"/>
+      </w:r>
+    </w:p>
+    <w:p>
+      <w:r>
+        <w:lastRenderedPageBreak/>
+        <w:t>MOV</w:t>
+      </w:r>
+      <w:r>
+        <w:t>RS</w:t>
+      </w:r>
+      <w:r>
+        <w:br/>
+        <w:t>===</w:t>
+      </w:r>
+      <w:r>
+        <w:br/>
+      </w:r>
+      <w:r>
+        <w:br/>
+        <w:t>Operation</w:t>
+      </w:r>
+      <w:r>
+        <w:br/>
+        <w:t>---------</w:t>
+      </w:r>
+      <w:r>
+        <w:br/>
+        <w:t>dst = src1</w:t>
+      </w:r>
+      <w:r>
+        <w:br/>
+      </w:r>
+      <w:r>
+        <w:br/>
+        <w:t>Syntax</w:t>
+      </w:r>
+      <w:r>
+        <w:br/>
+        <w:t>------</w:t>
+      </w:r>
+      <w:r>
+        <w:br/>
+      </w:r>
+      <w:r>
+        <w:t>MOV</w:t>
+      </w:r>
+      <w:r>
+        <w:t>RS</w:t>
+      </w:r>
+      <w:r>
+        <w:t xml:space="preserve"> Rd, Rs</w:t>
+      </w:r>
+      <w:r>
+        <w:br/>
+      </w:r>
+      <w:r>
+        <w:t>MOV</w:t>
+      </w:r>
+      <w:r>
+        <w:t>RS</w:t>
+      </w:r>
+      <w:r>
+        <w:t xml:space="preserve"> Rd, </w:t>
+      </w:r>
+      <w:r>
+        <w:t>Imm8/</w:t>
+      </w:r>
+      <w:r>
+        <w:t>Imm16</w:t>
+      </w:r>
+      <w:r>
+        <w:br/>
+      </w:r>
+      <w:r>
+        <w:br/>
+        <w:t>Operands</w:t>
+      </w:r>
+      <w:r>
+        <w:br/>
+        <w:t>--------</w:t>
+      </w:r>
+      <w:r>
+        <w:br/>
+        <w:t>Rd</w:t>
+      </w:r>
+      <w:r>
+        <w:t xml:space="preserve"> </w:t>
+      </w:r>
+      <w:r>
+        <w:t>SP</w:t>
+      </w:r>
+      <w:r>
+        <w:t xml:space="preserve"> Destination register</w:t>
+      </w:r>
+      <w:r>
+        <w:br/>
+        <w:t xml:space="preserve">Rs </w:t>
+      </w:r>
+      <w:r>
+        <w:t xml:space="preserve">GP </w:t>
+      </w:r>
+      <w:r>
+        <w:t>Source register</w:t>
+      </w:r>
+      <w:r>
+        <w:br/>
+        <w:t>Imm8 8-bit immediate value</w:t>
+      </w:r>
+      <w:r>
+        <w:br/>
+        <w:t>Imm16 16-bit immediate value</w:t>
+      </w:r>
+      <w:r>
+        <w:br/>
+      </w:r>
+      <w:r>
+        <w:br/>
+        <w:t>Flags</w:t>
+      </w:r>
+      <w:r>
+        <w:br/>
+        <w:t>-----</w:t>
+      </w:r>
+      <w:r>
+        <w:br/>
+        <w:t xml:space="preserve">Z </w:t>
+      </w:r>
+      <w:r>
+        <w:t>Untouched</w:t>
+      </w:r>
+      <w:r>
+        <w:br/>
+        <w:t xml:space="preserve">N </w:t>
+      </w:r>
+      <w:r>
+        <w:t>Untouched</w:t>
+      </w:r>
+      <w:r>
+        <w:br/>
+        <w:t xml:space="preserve">C </w:t>
+      </w:r>
+      <w:r>
+        <w:t>Untouched</w:t>
+      </w:r>
+      <w:r>
+        <w:br/>
+        <w:t xml:space="preserve">V </w:t>
+      </w:r>
+      <w:r>
+        <w:t>Untouched</w:t>
+      </w:r>
+      <w:r>
+        <w:br/>
+      </w:r>
+      <w:r>
+        <w:br/>
+        <w:t>Exceptions</w:t>
+      </w:r>
+      <w:r>
+        <w:br/>
+        <w:t>----------</w:t>
+      </w:r>
+      <w:r>
+        <w:br/>
+        <w:t>None</w:t>
+      </w:r>
+      <w:r>
+        <w:br/>
+      </w:r>
+      <w:r>
+        <w:br/>
+        <w:t>Encoding</w:t>
+      </w:r>
+      <w:r>
+        <w:br/>
+        <w:t>--------</w:t>
+      </w:r>
+      <w:r>
+        <w:br/>
+        <w:t>Opcode: 0x</w:t>
+      </w:r>
+      <w:r>
+        <w:t>2</w:t>
+      </w:r>
+      <w:r>
+        <w:t>4</w:t>
+      </w:r>
+    </w:p>
+    <w:p>
+      <w:r>
+        <w:br w:type="page"/>
+      </w:r>
+    </w:p>
+    <w:p>
+      <w:r>
+        <w:lastRenderedPageBreak/>
+        <w:t>MOV</w:t>
+      </w:r>
+      <w:r>
+        <w:t>S</w:t>
+      </w:r>
+      <w:r>
+        <w:br/>
+        <w:t>===</w:t>
+      </w:r>
+      <w:r>
+        <w:br/>
+      </w:r>
+      <w:r>
+        <w:br/>
+        <w:t>Operation</w:t>
+      </w:r>
+      <w:r>
+        <w:br/>
+        <w:t>---------</w:t>
+      </w:r>
+      <w:r>
+        <w:br/>
+        <w:t>dst = src1</w:t>
+      </w:r>
+      <w:r>
+        <w:br/>
+      </w:r>
+      <w:r>
+        <w:br/>
+        <w:t>Syntax</w:t>
+      </w:r>
+      <w:r>
+        <w:br/>
+        <w:t>------</w:t>
+      </w:r>
+      <w:r>
+        <w:br/>
+      </w:r>
+      <w:r>
+        <w:t>MOV</w:t>
+      </w:r>
+      <w:r>
+        <w:t>S</w:t>
+      </w:r>
+      <w:r>
+        <w:t xml:space="preserve"> Rd, Rs</w:t>
+      </w:r>
+      <w:r>
+        <w:t xml:space="preserve"> </w:t>
+      </w:r>
+      <w:r>
+        <w:br/>
+      </w:r>
+      <w:r>
+        <w:br/>
+        <w:t>Operands</w:t>
+      </w:r>
+      <w:r>
+        <w:br/>
+        <w:t>--------</w:t>
+      </w:r>
+      <w:r>
+        <w:br/>
+        <w:t>Rd</w:t>
+      </w:r>
+      <w:r>
+        <w:t xml:space="preserve"> </w:t>
+      </w:r>
+      <w:r>
+        <w:t>S</w:t>
+      </w:r>
+      <w:r>
+        <w:t>P</w:t>
+      </w:r>
+      <w:r>
+        <w:t xml:space="preserve"> Destination register</w:t>
+      </w:r>
+      <w:r>
+        <w:br/>
+        <w:t xml:space="preserve">Rs </w:t>
+      </w:r>
+      <w:r>
+        <w:t>S</w:t>
+      </w:r>
+      <w:r>
+        <w:t xml:space="preserve">P </w:t>
+      </w:r>
+      <w:r>
+        <w:t xml:space="preserve">Source register </w:t>
+      </w:r>
+      <w:r>
+        <w:br/>
+      </w:r>
+      <w:r>
+        <w:br/>
+        <w:t>Flags</w:t>
+      </w:r>
+      <w:r>
+        <w:br/>
+        <w:t>-----</w:t>
+      </w:r>
+      <w:r>
+        <w:br/>
+        <w:t xml:space="preserve">Z </w:t>
+      </w:r>
+      <w:r>
+        <w:t>Untouched</w:t>
+      </w:r>
+      <w:r>
+        <w:br/>
+        <w:t xml:space="preserve">N </w:t>
+      </w:r>
+      <w:r>
+        <w:t>Untouched</w:t>
+      </w:r>
+      <w:r>
+        <w:br/>
+        <w:t xml:space="preserve">C </w:t>
+      </w:r>
+      <w:r>
+        <w:t>Untouched</w:t>
+      </w:r>
+      <w:r>
+        <w:br/>
+        <w:t xml:space="preserve">V </w:t>
+      </w:r>
+      <w:r>
+        <w:t>Untouched</w:t>
+      </w:r>
+      <w:r>
+        <w:br/>
+      </w:r>
+      <w:r>
+        <w:br/>
+        <w:t>Exceptions</w:t>
+      </w:r>
+      <w:r>
+        <w:br/>
+        <w:t>----------</w:t>
+      </w:r>
+      <w:r>
+        <w:br/>
+        <w:t>None</w:t>
+      </w:r>
+      <w:r>
+        <w:br/>
+      </w:r>
+      <w:r>
+        <w:br/>
+        <w:t>Encoding</w:t>
+      </w:r>
+      <w:r>
+        <w:br/>
+        <w:t>--------</w:t>
+      </w:r>
+      <w:r>
+        <w:br/>
+        <w:t>Opcode: 0x</w:t>
+      </w:r>
+      <w:r>
+        <w:t>2C</w:t>
+      </w:r>
+    </w:p>
+    <w:p>
+      <w:r>
+        <w:br w:type="page"/>
+      </w:r>
+    </w:p>
+    <w:p>
+      <w:r>
+        <w:lastRenderedPageBreak/>
+        <w:t>PUSH</w:t>
+      </w:r>
+      <w:r>
+        <w:br/>
+        <w:t>===</w:t>
+      </w:r>
+      <w:r>
+        <w:br/>
+      </w:r>
+      <w:r>
+        <w:br/>
+        <w:t>Operation</w:t>
+      </w:r>
+      <w:r>
+        <w:br/>
+        <w:t>---------</w:t>
+      </w:r>
+      <w:r>
+        <w:br/>
+      </w:r>
+      <w:r>
+        <w:t>[SP]</w:t>
+      </w:r>
+      <w:r>
+        <w:t xml:space="preserve"> = src1</w:t>
+      </w:r>
+      <w:r>
+        <w:br/>
+      </w:r>
+      <w:r>
+        <w:br/>
+        <w:t>Syntax</w:t>
+      </w:r>
+      <w:r>
+        <w:br/>
+        <w:t>------</w:t>
+      </w:r>
+      <w:r>
+        <w:br/>
+      </w:r>
+      <w:r>
+        <w:t>PUSH</w:t>
+      </w:r>
+      <w:r>
+        <w:t xml:space="preserve"> Rs</w:t>
+      </w:r>
+      <w:r>
+        <w:br/>
+      </w:r>
+      <w:r>
+        <w:t>MOV</w:t>
+      </w:r>
+      <w:r>
+        <w:t xml:space="preserve"> </w:t>
+      </w:r>
+      <w:r>
+        <w:t>Imm8/</w:t>
+      </w:r>
+      <w:r>
+        <w:t>Imm16</w:t>
+      </w:r>
+      <w:r>
+        <w:br/>
+      </w:r>
+      <w:r>
+        <w:br/>
+        <w:t>Operands</w:t>
+      </w:r>
+      <w:r>
+        <w:br/>
+        <w:t>--------</w:t>
+      </w:r>
+      <w:r>
+        <w:t xml:space="preserve"> </w:t>
+      </w:r>
+      <w:r>
+        <w:br/>
+        <w:t xml:space="preserve">Rs </w:t>
+      </w:r>
+      <w:r>
+        <w:t xml:space="preserve">GP </w:t>
+      </w:r>
+      <w:r>
+        <w:t xml:space="preserve">Source register </w:t>
+      </w:r>
+      <w:r>
+        <w:br/>
+        <w:t>Imm8 8-bit immediate value</w:t>
+      </w:r>
+      <w:r>
+        <w:br/>
+        <w:t>Imm16 16-bit immediate value</w:t>
+      </w:r>
+      <w:r>
+        <w:br/>
+      </w:r>
+      <w:r>
+        <w:br/>
+        <w:t>Flags</w:t>
+      </w:r>
+      <w:r>
+        <w:br/>
+        <w:t>-----</w:t>
+      </w:r>
+      <w:r>
+        <w:br/>
+        <w:t xml:space="preserve">Z </w:t>
+      </w:r>
+      <w:r>
+        <w:t>Untouched</w:t>
+      </w:r>
+      <w:r>
+        <w:br/>
+        <w:t xml:space="preserve">N </w:t>
+      </w:r>
+      <w:r>
+        <w:t>Untouched</w:t>
+      </w:r>
+      <w:r>
+        <w:br/>
+        <w:t xml:space="preserve">C </w:t>
+      </w:r>
+      <w:r>
+        <w:t>Untouched</w:t>
+      </w:r>
+      <w:r>
+        <w:br/>
+        <w:t xml:space="preserve">V </w:t>
+      </w:r>
+      <w:r>
+        <w:t>Untouched</w:t>
+      </w:r>
+      <w:r>
+        <w:br/>
+      </w:r>
+      <w:r>
+        <w:br/>
+        <w:t>Exceptions</w:t>
+      </w:r>
+      <w:r>
+        <w:br/>
+        <w:t>----------</w:t>
+      </w:r>
+      <w:r>
+        <w:br/>
+        <w:t>None</w:t>
+      </w:r>
+      <w:r>
+        <w:br/>
+      </w:r>
+      <w:r>
+        <w:br/>
+        <w:t>Encoding</w:t>
+      </w:r>
+      <w:r>
+        <w:br/>
+        <w:t>--------</w:t>
+      </w:r>
+      <w:r>
+        <w:br/>
+        <w:t>Opcode: 0x</w:t>
+      </w:r>
+      <w:r>
+        <w:t>2</w:t>
+      </w:r>
+      <w:r>
+        <w:t>6</w:t>
+      </w:r>
+    </w:p>
+    <w:p>
+      <w:r>
+        <w:br w:type="page"/>
+      </w:r>
+    </w:p>
+    <w:p>
+      <w:r>
+        <w:lastRenderedPageBreak/>
+        <w:t>POP</w:t>
+      </w:r>
+      <w:r>
+        <w:br/>
+        <w:t>===</w:t>
+      </w:r>
+      <w:r>
+        <w:br/>
+      </w:r>
+      <w:r>
+        <w:br/>
+        <w:t>Operation</w:t>
+      </w:r>
+      <w:r>
+        <w:br/>
+        <w:t>---------</w:t>
+      </w:r>
+      <w:r>
+        <w:br/>
+      </w:r>
+      <w:r>
+        <w:t>dst</w:t>
+      </w:r>
+      <w:r>
+        <w:t xml:space="preserve"> = </w:t>
+      </w:r>
+      <w:r>
+        <w:t>[SP]</w:t>
+      </w:r>
+      <w:r>
+        <w:br/>
+      </w:r>
+      <w:r>
+        <w:br/>
+        <w:t>Syntax</w:t>
+      </w:r>
+      <w:r>
+        <w:br/>
+        <w:t>------</w:t>
+      </w:r>
+      <w:r>
+        <w:br/>
+      </w:r>
+      <w:r>
+        <w:t>POP</w:t>
+      </w:r>
+      <w:r>
+        <w:t xml:space="preserve"> R</w:t>
+      </w:r>
+      <w:r>
+        <w:t>d</w:t>
+      </w:r>
+      <w:r>
+        <w:t xml:space="preserve"> </w:t>
+      </w:r>
+      <w:r>
+        <w:br/>
+      </w:r>
+      <w:r>
+        <w:br/>
+        <w:t>Operands</w:t>
+      </w:r>
+      <w:r>
+        <w:br/>
+        <w:t xml:space="preserve">-------- </w:t>
+      </w:r>
+      <w:r>
+        <w:br/>
+        <w:t>R</w:t>
+      </w:r>
+      <w:r>
+        <w:t>d</w:t>
+      </w:r>
+      <w:r>
+        <w:t xml:space="preserve"> </w:t>
+      </w:r>
+      <w:r>
+        <w:t xml:space="preserve">GP </w:t>
+      </w:r>
+      <w:r>
+        <w:t xml:space="preserve">Dest </w:t>
+      </w:r>
+      <w:r>
+        <w:t xml:space="preserve">register </w:t>
+      </w:r>
+      <w:r>
+        <w:br/>
+      </w:r>
+      <w:r>
+        <w:br/>
+        <w:t>Flags</w:t>
+      </w:r>
+      <w:r>
+        <w:br/>
+        <w:t>-----</w:t>
+      </w:r>
+      <w:r>
+        <w:br/>
+        <w:t xml:space="preserve">Z </w:t>
+      </w:r>
+      <w:r>
+        <w:t>Untouched</w:t>
+      </w:r>
+      <w:r>
+        <w:br/>
+        <w:t xml:space="preserve">N </w:t>
+      </w:r>
+      <w:r>
+        <w:t>Untouched</w:t>
+      </w:r>
+      <w:r>
+        <w:br/>
+        <w:t xml:space="preserve">C </w:t>
+      </w:r>
+      <w:r>
+        <w:t>Untouched</w:t>
+      </w:r>
+      <w:r>
+        <w:br/>
+        <w:t xml:space="preserve">V </w:t>
+      </w:r>
+      <w:r>
+        <w:t>Untouched</w:t>
+      </w:r>
+      <w:r>
+        <w:br/>
+      </w:r>
+      <w:r>
+        <w:br/>
+        <w:t>Exceptions</w:t>
+      </w:r>
+      <w:r>
+        <w:br/>
+        <w:t>----------</w:t>
+      </w:r>
+      <w:r>
+        <w:br/>
+        <w:t>None</w:t>
+      </w:r>
+      <w:r>
+        <w:br/>
+      </w:r>
+      <w:r>
+        <w:br/>
+        <w:t>Encoding</w:t>
+      </w:r>
+      <w:r>
+        <w:br/>
+        <w:t>--------</w:t>
+      </w:r>
+      <w:r>
+        <w:br/>
+        <w:t>Opcode: 0x</w:t>
+      </w:r>
+      <w:r>
+        <w:t>28</w:t>
+      </w:r>
+    </w:p>
+    <w:p>
+      <w:r>
+        <w:br w:type="page"/>
+      </w:r>
+      <w:r>
+        <w:lastRenderedPageBreak/>
+        <w:t>PUSH</w:t>
+      </w:r>
+      <w:r>
+        <w:t>S</w:t>
+      </w:r>
+      <w:r>
+        <w:br/>
+        <w:t>===</w:t>
+      </w:r>
+      <w:r>
+        <w:br/>
+      </w:r>
+      <w:r>
+        <w:br/>
+        <w:t>Operation</w:t>
+      </w:r>
+      <w:r>
+        <w:br/>
+        <w:t>---------</w:t>
+      </w:r>
+      <w:r>
+        <w:br/>
+      </w:r>
+      <w:r>
+        <w:t>[SP]</w:t>
+      </w:r>
+      <w:r>
+        <w:t xml:space="preserve"> = src1</w:t>
+      </w:r>
+      <w:r>
+        <w:br/>
+      </w:r>
+      <w:r>
+        <w:br/>
+        <w:t>Syntax</w:t>
+      </w:r>
+      <w:r>
+        <w:br/>
+        <w:t>------</w:t>
+      </w:r>
+      <w:r>
+        <w:br/>
+      </w:r>
+      <w:r>
+        <w:t>PUSH</w:t>
+      </w:r>
+      <w:r>
+        <w:t>S</w:t>
+      </w:r>
+      <w:r>
+        <w:t xml:space="preserve"> Rs</w:t>
+      </w:r>
+      <w:r>
+        <w:t xml:space="preserve"> </w:t>
+      </w:r>
+      <w:r>
+        <w:br/>
+      </w:r>
+      <w:r>
+        <w:br/>
+        <w:t>Operands</w:t>
+      </w:r>
+      <w:r>
+        <w:br/>
+        <w:t xml:space="preserve">-------- </w:t>
+      </w:r>
+      <w:r>
+        <w:br/>
+        <w:t xml:space="preserve">Rs </w:t>
+      </w:r>
+      <w:r>
+        <w:t>SP</w:t>
+      </w:r>
+      <w:r>
+        <w:t xml:space="preserve"> </w:t>
+      </w:r>
+      <w:r>
+        <w:t xml:space="preserve">Source register </w:t>
+      </w:r>
+    </w:p>
+    <w:p>
+      <w:r>
+        <w:br/>
+        <w:t>Flags</w:t>
+      </w:r>
+      <w:r>
+        <w:br/>
+        <w:t>-----</w:t>
+      </w:r>
+      <w:r>
+        <w:br/>
+        <w:t xml:space="preserve">Z </w:t>
+      </w:r>
+      <w:r>
+        <w:t>Untouched</w:t>
+      </w:r>
+      <w:r>
+        <w:br/>
+        <w:t xml:space="preserve">N </w:t>
+      </w:r>
+      <w:r>
+        <w:t>Untouched</w:t>
+      </w:r>
+      <w:r>
+        <w:br/>
+        <w:t xml:space="preserve">C </w:t>
+      </w:r>
+      <w:r>
+        <w:t>Untouched</w:t>
+      </w:r>
+      <w:r>
+        <w:br/>
+        <w:t xml:space="preserve">V </w:t>
+      </w:r>
+      <w:r>
+        <w:t>Untouched</w:t>
+      </w:r>
+      <w:r>
+        <w:br/>
+      </w:r>
+      <w:r>
+        <w:br/>
+        <w:t>Exceptions</w:t>
+      </w:r>
+      <w:r>
+        <w:br/>
+        <w:t>----------</w:t>
+      </w:r>
+      <w:r>
+        <w:br/>
+        <w:t>None</w:t>
+      </w:r>
+      <w:r>
+        <w:br/>
+      </w:r>
+      <w:r>
+        <w:br/>
+        <w:t>Encoding</w:t>
+      </w:r>
+      <w:r>
+        <w:br/>
+        <w:t>--------</w:t>
+      </w:r>
+      <w:r>
+        <w:br/>
+        <w:t>Opcode: 0x</w:t>
+      </w:r>
+      <w:r>
+        <w:t>2E</w:t>
+      </w:r>
+    </w:p>
+    <w:p>
+      <w:r>
+        <w:br w:type="page"/>
+      </w:r>
+    </w:p>
+    <w:p>
+      <w:r>
+        <w:lastRenderedPageBreak/>
+        <w:t>POP</w:t>
+      </w:r>
+      <w:r>
+        <w:t>S</w:t>
+      </w:r>
+      <w:r>
+        <w:br/>
+        <w:t>===</w:t>
+      </w:r>
+      <w:r>
+        <w:br/>
+      </w:r>
+      <w:r>
+        <w:br/>
+        <w:t>Operation</w:t>
+      </w:r>
+      <w:r>
+        <w:br/>
+        <w:t>---------</w:t>
+      </w:r>
+      <w:r>
+        <w:br/>
+        <w:t xml:space="preserve">src1 = </w:t>
+      </w:r>
+      <w:r>
+        <w:t>[SP]</w:t>
+      </w:r>
+      <w:r>
+        <w:br/>
+      </w:r>
+      <w:r>
+        <w:br/>
+        <w:t>Syntax</w:t>
+      </w:r>
+      <w:r>
+        <w:br/>
+        <w:t>------</w:t>
+      </w:r>
+      <w:r>
+        <w:br/>
+      </w:r>
+      <w:r>
+        <w:t>POP</w:t>
+      </w:r>
+      <w:r>
+        <w:t>S</w:t>
+      </w:r>
+      <w:r>
+        <w:t xml:space="preserve"> R</w:t>
+      </w:r>
+      <w:r>
+        <w:t>d</w:t>
+      </w:r>
+      <w:r>
+        <w:t xml:space="preserve"> </w:t>
+      </w:r>
+      <w:r>
+        <w:br/>
+      </w:r>
+      <w:r>
+        <w:br/>
+        <w:t>Operands</w:t>
+      </w:r>
+      <w:r>
+        <w:br/>
+        <w:t xml:space="preserve">-------- </w:t>
+      </w:r>
+      <w:r>
+        <w:br/>
+        <w:t>R</w:t>
+      </w:r>
+      <w:r>
+        <w:t>d</w:t>
+      </w:r>
+      <w:r>
+        <w:t xml:space="preserve"> </w:t>
+      </w:r>
+      <w:r>
+        <w:t>SP</w:t>
+      </w:r>
+      <w:r>
+        <w:t xml:space="preserve"> Dest </w:t>
+      </w:r>
+      <w:r>
+        <w:t xml:space="preserve">register </w:t>
+      </w:r>
+      <w:r>
+        <w:br/>
+      </w:r>
+      <w:r>
+        <w:br/>
+        <w:t>Flags</w:t>
+      </w:r>
+      <w:r>
+        <w:br/>
+        <w:t>-----</w:t>
+      </w:r>
+      <w:r>
+        <w:br/>
+        <w:t xml:space="preserve">Z </w:t>
+      </w:r>
+      <w:r>
+        <w:t>Untouched</w:t>
+      </w:r>
+      <w:r>
+        <w:br/>
+        <w:t xml:space="preserve">N </w:t>
+      </w:r>
+      <w:r>
+        <w:t>Untouched</w:t>
+      </w:r>
+      <w:r>
+        <w:br/>
+        <w:t xml:space="preserve">C </w:t>
+      </w:r>
+      <w:r>
+        <w:t>Untouched</w:t>
+      </w:r>
+      <w:r>
+        <w:br/>
+        <w:t xml:space="preserve">V </w:t>
+      </w:r>
+      <w:r>
+        <w:t>Untouched</w:t>
+      </w:r>
+      <w:r>
+        <w:br/>
+      </w:r>
+      <w:r>
+        <w:br/>
+        <w:t>Exceptions</w:t>
+      </w:r>
+      <w:r>
+        <w:br/>
+        <w:t>----------</w:t>
+      </w:r>
+      <w:r>
+        <w:br/>
+        <w:t>None</w:t>
+      </w:r>
+      <w:r>
+        <w:br/>
+      </w:r>
+      <w:r>
+        <w:br/>
+        <w:t>Encoding</w:t>
+      </w:r>
+      <w:r>
+        <w:br/>
+        <w:t>--------</w:t>
+      </w:r>
+      <w:r>
+        <w:br/>
+        <w:t>Opcode: 0x</w:t>
+      </w:r>
+      <w:r>
+        <w:t>30</w:t>
+      </w:r>
+    </w:p>
+    <w:p>
+      <w:r>
+        <w:br w:type="page"/>
+      </w:r>
+    </w:p>
+    <w:p>
+      <w:r>
+        <w:lastRenderedPageBreak/>
+        <w:t>LEA</w:t>
+      </w:r>
+      <w:r>
+        <w:br/>
+        <w:t>===</w:t>
+      </w:r>
+      <w:r>
+        <w:br/>
+      </w:r>
+      <w:r>
+        <w:br/>
+        <w:t>Operation</w:t>
+      </w:r>
+      <w:r>
+        <w:br/>
+        <w:t>---------</w:t>
+      </w:r>
+      <w:r>
+        <w:br/>
+      </w:r>
+      <w:r>
+        <w:t>dst</w:t>
+      </w:r>
+      <w:r>
+        <w:t xml:space="preserve"> = </w:t>
+      </w:r>
+      <w:r>
+        <w:t>memory operation address computation idk</w:t>
+      </w:r>
+      <w:r>
+        <w:br/>
+      </w:r>
+      <w:r>
+        <w:br/>
+        <w:t>Syntax</w:t>
+      </w:r>
+      <w:r>
+        <w:br/>
+        <w:t>------</w:t>
+      </w:r>
+      <w:r>
+        <w:br/>
+      </w:r>
+      <w:r>
+        <w:t>LEA</w:t>
+      </w:r>
+      <w:r>
+        <w:t xml:space="preserve"> R</w:t>
+      </w:r>
+      <w:r>
+        <w:t>d</w:t>
+      </w:r>
+      <w:r>
+        <w:t>, insert stuff here</w:t>
+      </w:r>
+      <w:r>
+        <w:t xml:space="preserve"> </w:t>
+      </w:r>
+      <w:r>
+        <w:br/>
+      </w:r>
+      <w:r>
+        <w:br/>
+        <w:t>Operands</w:t>
+      </w:r>
+      <w:r>
+        <w:br/>
+        <w:t xml:space="preserve">-------- </w:t>
+      </w:r>
+      <w:r>
+        <w:br/>
+        <w:t>R</w:t>
+      </w:r>
+      <w:r>
+        <w:t>d</w:t>
+      </w:r>
+      <w:r>
+        <w:t xml:space="preserve"> </w:t>
+      </w:r>
+      <w:r>
+        <w:t xml:space="preserve">GP Dest </w:t>
+      </w:r>
+      <w:r>
+        <w:t xml:space="preserve">register </w:t>
+      </w:r>
+      <w:r>
+        <w:br/>
+      </w:r>
+      <w:r>
+        <w:br/>
+        <w:t>Flags</w:t>
+      </w:r>
+      <w:r>
+        <w:br/>
+        <w:t>-----</w:t>
+      </w:r>
+      <w:r>
+        <w:br/>
+        <w:t xml:space="preserve">Z </w:t>
+      </w:r>
+      <w:r>
+        <w:t>Untouched</w:t>
+      </w:r>
+      <w:r>
+        <w:br/>
+        <w:t xml:space="preserve">N </w:t>
+      </w:r>
+      <w:r>
+        <w:t>Untouched</w:t>
+      </w:r>
+      <w:r>
+        <w:br/>
+        <w:t xml:space="preserve">C </w:t>
+      </w:r>
+      <w:r>
+        <w:t>Untouched</w:t>
+      </w:r>
+      <w:r>
+        <w:br/>
+        <w:t xml:space="preserve">V </w:t>
+      </w:r>
+      <w:r>
+        <w:t>Untouched</w:t>
+      </w:r>
+      <w:r>
+        <w:br/>
+      </w:r>
+      <w:r>
+        <w:br/>
+        <w:t>Exceptions</w:t>
+      </w:r>
+      <w:r>
+        <w:br/>
+        <w:t>----------</w:t>
+      </w:r>
+      <w:r>
+        <w:br/>
+        <w:t>None</w:t>
+      </w:r>
+      <w:r>
+        <w:br/>
+      </w:r>
+      <w:r>
+        <w:br/>
+        <w:t>Encoding</w:t>
+      </w:r>
+      <w:r>
+        <w:br/>
+        <w:t>--------</w:t>
+      </w:r>
+      <w:r>
+        <w:br/>
+        <w:t>Opcode: 0x</w:t>
+      </w:r>
+      <w:r>
+        <w:t>2</w:t>
+      </w:r>
+      <w:r>
+        <w:t>A</w:t>
+      </w:r>
+    </w:p>
+    <w:p>
+      <w:r>
+        <w:br w:type="page"/>
+      </w:r>
+    </w:p>
     <w:p>
       <w:pPr>
         <w:pStyle w:val="Heading2"/>
       </w:pPr>
       <w:r>
+        <w:lastRenderedPageBreak/>
         <w:t xml:space="preserve">7.4 </w:t>
       </w:r>
       <w:r>
@@ -3775,6 +7051,2973 @@
         <w:t>CONTROL FLOW INSTRUCTIONS</w:t>
       </w:r>
     </w:p>
+    <w:p>
+      <w:r>
+        <w:t>Mnemonic</w:t>
+      </w:r>
+      <w:r>
+        <w:br/>
+        <w:t>===</w:t>
+      </w:r>
+      <w:r>
+        <w:br/>
+      </w:r>
+      <w:r>
+        <w:br/>
+        <w:t>Operation</w:t>
+      </w:r>
+      <w:r>
+        <w:br/>
+        <w:t>---------</w:t>
+      </w:r>
+      <w:r>
+        <w:br/>
+      </w:r>
+      <w:r>
+        <w:t>[</w:t>
+      </w:r>
+      <w:proofErr w:type="spellStart"/>
+      <w:r>
+        <w:t>wololo</w:t>
+      </w:r>
+      <w:proofErr w:type="spellEnd"/>
+      <w:r>
+        <w:t>]</w:t>
+      </w:r>
+      <w:r>
+        <w:br/>
+      </w:r>
+      <w:r>
+        <w:br/>
+        <w:t>Syntax</w:t>
+      </w:r>
+      <w:r>
+        <w:br/>
+        <w:t>------</w:t>
+      </w:r>
+      <w:r>
+        <w:br/>
+      </w:r>
+      <w:r>
+        <w:t>[</w:t>
+      </w:r>
+      <w:proofErr w:type="spellStart"/>
+      <w:r>
+        <w:t>wololo</w:t>
+      </w:r>
+      <w:proofErr w:type="spellEnd"/>
+      <w:r>
+        <w:t>]</w:t>
+      </w:r>
+      <w:r>
+        <w:t xml:space="preserve"> </w:t>
+      </w:r>
+      <w:r>
+        <w:br/>
+      </w:r>
+      <w:r>
+        <w:br/>
+        <w:t>Operands</w:t>
+      </w:r>
+      <w:r>
+        <w:br/>
+        <w:t xml:space="preserve">-------- </w:t>
+      </w:r>
+      <w:r>
+        <w:br/>
+      </w:r>
+      <w:r>
+        <w:t>[</w:t>
+      </w:r>
+      <w:proofErr w:type="spellStart"/>
+      <w:r>
+        <w:t>wololo</w:t>
+      </w:r>
+      <w:proofErr w:type="spellEnd"/>
+      <w:r>
+        <w:t>]</w:t>
+      </w:r>
+      <w:r>
+        <w:br/>
+      </w:r>
+      <w:r>
+        <w:br/>
+        <w:t>Flags</w:t>
+      </w:r>
+      <w:r>
+        <w:br/>
+        <w:t>-----</w:t>
+      </w:r>
+      <w:r>
+        <w:br/>
+        <w:t xml:space="preserve">Z </w:t>
+      </w:r>
+      <w:r>
+        <w:t>Untouched</w:t>
+      </w:r>
+      <w:r>
+        <w:br/>
+        <w:t xml:space="preserve">N </w:t>
+      </w:r>
+      <w:r>
+        <w:t>Untouched</w:t>
+      </w:r>
+      <w:r>
+        <w:br/>
+        <w:t xml:space="preserve">C </w:t>
+      </w:r>
+      <w:r>
+        <w:t>Untouched</w:t>
+      </w:r>
+      <w:r>
+        <w:br/>
+        <w:t xml:space="preserve">V </w:t>
+      </w:r>
+      <w:r>
+        <w:t>Untouched</w:t>
+      </w:r>
+      <w:r>
+        <w:br/>
+      </w:r>
+      <w:r>
+        <w:br/>
+        <w:t>Exceptions</w:t>
+      </w:r>
+      <w:r>
+        <w:br/>
+        <w:t>----------</w:t>
+      </w:r>
+      <w:r>
+        <w:br/>
+        <w:t>None</w:t>
+      </w:r>
+      <w:r>
+        <w:br/>
+      </w:r>
+      <w:r>
+        <w:br/>
+        <w:t>Encoding</w:t>
+      </w:r>
+      <w:r>
+        <w:br/>
+        <w:t>--------</w:t>
+      </w:r>
+      <w:r>
+        <w:br/>
+        <w:t>Opcode: 0x</w:t>
+      </w:r>
+      <w:r>
+        <w:t>??</w:t>
+      </w:r>
+    </w:p>
+    <w:p>
+      <w:r>
+        <w:br w:type="page"/>
+      </w:r>
+      <w:r>
+        <w:lastRenderedPageBreak/>
+        <w:t>Mnemonic</w:t>
+      </w:r>
+      <w:r>
+        <w:br/>
+        <w:t>===</w:t>
+      </w:r>
+      <w:r>
+        <w:br/>
+      </w:r>
+      <w:r>
+        <w:br/>
+        <w:t>Operation</w:t>
+      </w:r>
+      <w:r>
+        <w:br/>
+        <w:t>---------</w:t>
+      </w:r>
+      <w:r>
+        <w:br/>
+      </w:r>
+      <w:r>
+        <w:t>[</w:t>
+      </w:r>
+      <w:proofErr w:type="spellStart"/>
+      <w:r>
+        <w:t>wololo</w:t>
+      </w:r>
+      <w:proofErr w:type="spellEnd"/>
+      <w:r>
+        <w:t>]</w:t>
+      </w:r>
+      <w:r>
+        <w:br/>
+      </w:r>
+      <w:r>
+        <w:br/>
+        <w:t>Syntax</w:t>
+      </w:r>
+      <w:r>
+        <w:br/>
+        <w:t>------</w:t>
+      </w:r>
+      <w:r>
+        <w:br/>
+      </w:r>
+      <w:r>
+        <w:t>[</w:t>
+      </w:r>
+      <w:proofErr w:type="spellStart"/>
+      <w:r>
+        <w:t>wololo</w:t>
+      </w:r>
+      <w:proofErr w:type="spellEnd"/>
+      <w:r>
+        <w:t>]</w:t>
+      </w:r>
+      <w:r>
+        <w:t xml:space="preserve"> </w:t>
+      </w:r>
+      <w:r>
+        <w:br/>
+      </w:r>
+      <w:r>
+        <w:br/>
+        <w:t>Operands</w:t>
+      </w:r>
+      <w:r>
+        <w:br/>
+        <w:t xml:space="preserve">-------- </w:t>
+      </w:r>
+      <w:r>
+        <w:br/>
+      </w:r>
+      <w:r>
+        <w:t>[</w:t>
+      </w:r>
+      <w:proofErr w:type="spellStart"/>
+      <w:r>
+        <w:t>wololo</w:t>
+      </w:r>
+      <w:proofErr w:type="spellEnd"/>
+      <w:r>
+        <w:t>]</w:t>
+      </w:r>
+      <w:r>
+        <w:br/>
+      </w:r>
+      <w:r>
+        <w:br/>
+        <w:t>Flags</w:t>
+      </w:r>
+      <w:r>
+        <w:br/>
+        <w:t>-----</w:t>
+      </w:r>
+      <w:r>
+        <w:br/>
+        <w:t xml:space="preserve">Z </w:t>
+      </w:r>
+      <w:r>
+        <w:t>Untouched</w:t>
+      </w:r>
+      <w:r>
+        <w:br/>
+        <w:t xml:space="preserve">N </w:t>
+      </w:r>
+      <w:r>
+        <w:t>Untouched</w:t>
+      </w:r>
+      <w:r>
+        <w:br/>
+        <w:t xml:space="preserve">C </w:t>
+      </w:r>
+      <w:r>
+        <w:t>Untouched</w:t>
+      </w:r>
+      <w:r>
+        <w:br/>
+        <w:t xml:space="preserve">V </w:t>
+      </w:r>
+      <w:r>
+        <w:t>Untouched</w:t>
+      </w:r>
+      <w:r>
+        <w:br/>
+      </w:r>
+      <w:r>
+        <w:br/>
+        <w:t>Exceptions</w:t>
+      </w:r>
+      <w:r>
+        <w:br/>
+        <w:t>----------</w:t>
+      </w:r>
+      <w:r>
+        <w:br/>
+        <w:t>None</w:t>
+      </w:r>
+      <w:r>
+        <w:br/>
+      </w:r>
+      <w:r>
+        <w:br/>
+        <w:t>Encoding</w:t>
+      </w:r>
+      <w:r>
+        <w:br/>
+        <w:t>--------</w:t>
+      </w:r>
+      <w:r>
+        <w:br/>
+        <w:t>Opcode: 0x</w:t>
+      </w:r>
+      <w:r>
+        <w:t>??</w:t>
+      </w:r>
+    </w:p>
+    <w:p>
+      <w:r>
+        <w:br w:type="page"/>
+      </w:r>
+    </w:p>
+    <w:p>
+      <w:r>
+        <w:lastRenderedPageBreak/>
+        <w:t>Mnemonic</w:t>
+      </w:r>
+      <w:r>
+        <w:br/>
+        <w:t>===</w:t>
+      </w:r>
+      <w:r>
+        <w:br/>
+      </w:r>
+      <w:r>
+        <w:br/>
+        <w:t>Operation</w:t>
+      </w:r>
+      <w:r>
+        <w:br/>
+        <w:t>---------</w:t>
+      </w:r>
+      <w:r>
+        <w:br/>
+      </w:r>
+      <w:r>
+        <w:t>[</w:t>
+      </w:r>
+      <w:proofErr w:type="spellStart"/>
+      <w:r>
+        <w:t>wololo</w:t>
+      </w:r>
+      <w:proofErr w:type="spellEnd"/>
+      <w:r>
+        <w:t>]</w:t>
+      </w:r>
+      <w:r>
+        <w:br/>
+      </w:r>
+      <w:r>
+        <w:br/>
+        <w:t>Syntax</w:t>
+      </w:r>
+      <w:r>
+        <w:br/>
+        <w:t>------</w:t>
+      </w:r>
+      <w:r>
+        <w:br/>
+      </w:r>
+      <w:r>
+        <w:t>[</w:t>
+      </w:r>
+      <w:proofErr w:type="spellStart"/>
+      <w:r>
+        <w:t>wololo</w:t>
+      </w:r>
+      <w:proofErr w:type="spellEnd"/>
+      <w:r>
+        <w:t>]</w:t>
+      </w:r>
+      <w:r>
+        <w:t xml:space="preserve"> </w:t>
+      </w:r>
+      <w:r>
+        <w:br/>
+      </w:r>
+      <w:r>
+        <w:br/>
+        <w:t>Operands</w:t>
+      </w:r>
+      <w:r>
+        <w:br/>
+        <w:t xml:space="preserve">-------- </w:t>
+      </w:r>
+      <w:r>
+        <w:br/>
+      </w:r>
+      <w:r>
+        <w:t>[</w:t>
+      </w:r>
+      <w:proofErr w:type="spellStart"/>
+      <w:r>
+        <w:t>wololo</w:t>
+      </w:r>
+      <w:proofErr w:type="spellEnd"/>
+      <w:r>
+        <w:t>]</w:t>
+      </w:r>
+      <w:r>
+        <w:br/>
+      </w:r>
+      <w:r>
+        <w:br/>
+        <w:t>Flags</w:t>
+      </w:r>
+      <w:r>
+        <w:br/>
+        <w:t>-----</w:t>
+      </w:r>
+      <w:r>
+        <w:br/>
+        <w:t xml:space="preserve">Z </w:t>
+      </w:r>
+      <w:r>
+        <w:t>Untouched</w:t>
+      </w:r>
+      <w:r>
+        <w:br/>
+        <w:t xml:space="preserve">N </w:t>
+      </w:r>
+      <w:r>
+        <w:t>Untouched</w:t>
+      </w:r>
+      <w:r>
+        <w:br/>
+        <w:t xml:space="preserve">C </w:t>
+      </w:r>
+      <w:r>
+        <w:t>Untouched</w:t>
+      </w:r>
+      <w:r>
+        <w:br/>
+        <w:t xml:space="preserve">V </w:t>
+      </w:r>
+      <w:r>
+        <w:t>Untouched</w:t>
+      </w:r>
+      <w:r>
+        <w:br/>
+      </w:r>
+      <w:r>
+        <w:br/>
+        <w:t>Exceptions</w:t>
+      </w:r>
+      <w:r>
+        <w:br/>
+        <w:t>----------</w:t>
+      </w:r>
+      <w:r>
+        <w:br/>
+        <w:t>None</w:t>
+      </w:r>
+      <w:r>
+        <w:br/>
+      </w:r>
+      <w:r>
+        <w:br/>
+        <w:t>Encoding</w:t>
+      </w:r>
+      <w:r>
+        <w:br/>
+        <w:t>--------</w:t>
+      </w:r>
+      <w:r>
+        <w:br/>
+        <w:t>Opcode: 0x</w:t>
+      </w:r>
+      <w:r>
+        <w:t>??</w:t>
+      </w:r>
+    </w:p>
+    <w:p>
+      <w:r>
+        <w:br w:type="page"/>
+      </w:r>
+    </w:p>
+    <w:p>
+      <w:r>
+        <w:lastRenderedPageBreak/>
+        <w:t>Mnemonic</w:t>
+      </w:r>
+      <w:r>
+        <w:br/>
+        <w:t>===</w:t>
+      </w:r>
+      <w:r>
+        <w:br/>
+      </w:r>
+      <w:r>
+        <w:br/>
+        <w:t>Operation</w:t>
+      </w:r>
+      <w:r>
+        <w:br/>
+        <w:t>---------</w:t>
+      </w:r>
+      <w:r>
+        <w:br/>
+      </w:r>
+      <w:r>
+        <w:t>[</w:t>
+      </w:r>
+      <w:proofErr w:type="spellStart"/>
+      <w:r>
+        <w:t>wololo</w:t>
+      </w:r>
+      <w:proofErr w:type="spellEnd"/>
+      <w:r>
+        <w:t>]</w:t>
+      </w:r>
+      <w:r>
+        <w:br/>
+      </w:r>
+      <w:r>
+        <w:br/>
+        <w:t>Syntax</w:t>
+      </w:r>
+      <w:r>
+        <w:br/>
+        <w:t>------</w:t>
+      </w:r>
+      <w:r>
+        <w:br/>
+      </w:r>
+      <w:r>
+        <w:t>[</w:t>
+      </w:r>
+      <w:proofErr w:type="spellStart"/>
+      <w:r>
+        <w:t>wololo</w:t>
+      </w:r>
+      <w:proofErr w:type="spellEnd"/>
+      <w:r>
+        <w:t>]</w:t>
+      </w:r>
+      <w:r>
+        <w:t xml:space="preserve"> </w:t>
+      </w:r>
+      <w:r>
+        <w:br/>
+      </w:r>
+      <w:r>
+        <w:br/>
+        <w:t>Operands</w:t>
+      </w:r>
+      <w:r>
+        <w:br/>
+        <w:t xml:space="preserve">-------- </w:t>
+      </w:r>
+      <w:r>
+        <w:br/>
+      </w:r>
+      <w:r>
+        <w:t>[</w:t>
+      </w:r>
+      <w:proofErr w:type="spellStart"/>
+      <w:r>
+        <w:t>wololo</w:t>
+      </w:r>
+      <w:proofErr w:type="spellEnd"/>
+      <w:r>
+        <w:t>]</w:t>
+      </w:r>
+      <w:r>
+        <w:br/>
+      </w:r>
+      <w:r>
+        <w:br/>
+        <w:t>Flags</w:t>
+      </w:r>
+      <w:r>
+        <w:br/>
+        <w:t>-----</w:t>
+      </w:r>
+      <w:r>
+        <w:br/>
+        <w:t xml:space="preserve">Z </w:t>
+      </w:r>
+      <w:r>
+        <w:t>Untouched</w:t>
+      </w:r>
+      <w:r>
+        <w:br/>
+        <w:t xml:space="preserve">N </w:t>
+      </w:r>
+      <w:r>
+        <w:t>Untouched</w:t>
+      </w:r>
+      <w:r>
+        <w:br/>
+        <w:t xml:space="preserve">C </w:t>
+      </w:r>
+      <w:r>
+        <w:t>Untouched</w:t>
+      </w:r>
+      <w:r>
+        <w:br/>
+        <w:t xml:space="preserve">V </w:t>
+      </w:r>
+      <w:r>
+        <w:t>Untouched</w:t>
+      </w:r>
+      <w:r>
+        <w:br/>
+      </w:r>
+      <w:r>
+        <w:br/>
+        <w:t>Exceptions</w:t>
+      </w:r>
+      <w:r>
+        <w:br/>
+        <w:t>----------</w:t>
+      </w:r>
+      <w:r>
+        <w:br/>
+        <w:t>None</w:t>
+      </w:r>
+      <w:r>
+        <w:br/>
+      </w:r>
+      <w:r>
+        <w:br/>
+        <w:t>Encoding</w:t>
+      </w:r>
+      <w:r>
+        <w:br/>
+        <w:t>--------</w:t>
+      </w:r>
+      <w:r>
+        <w:br/>
+        <w:t>Opcode: 0x</w:t>
+      </w:r>
+      <w:r>
+        <w:t>??</w:t>
+      </w:r>
+    </w:p>
+    <w:p>
+      <w:r>
+        <w:br w:type="page"/>
+      </w:r>
+    </w:p>
+    <w:p>
+      <w:r>
+        <w:lastRenderedPageBreak/>
+        <w:t>Mnemonic</w:t>
+      </w:r>
+      <w:r>
+        <w:br/>
+        <w:t>===</w:t>
+      </w:r>
+      <w:r>
+        <w:br/>
+      </w:r>
+      <w:r>
+        <w:br/>
+        <w:t>Operation</w:t>
+      </w:r>
+      <w:r>
+        <w:br/>
+        <w:t>---------</w:t>
+      </w:r>
+      <w:r>
+        <w:br/>
+      </w:r>
+      <w:r>
+        <w:t>[</w:t>
+      </w:r>
+      <w:proofErr w:type="spellStart"/>
+      <w:r>
+        <w:t>wololo</w:t>
+      </w:r>
+      <w:proofErr w:type="spellEnd"/>
+      <w:r>
+        <w:t>]</w:t>
+      </w:r>
+      <w:r>
+        <w:br/>
+      </w:r>
+      <w:r>
+        <w:br/>
+        <w:t>Syntax</w:t>
+      </w:r>
+      <w:r>
+        <w:br/>
+        <w:t>------</w:t>
+      </w:r>
+      <w:r>
+        <w:br/>
+      </w:r>
+      <w:r>
+        <w:t>[</w:t>
+      </w:r>
+      <w:proofErr w:type="spellStart"/>
+      <w:r>
+        <w:t>wololo</w:t>
+      </w:r>
+      <w:proofErr w:type="spellEnd"/>
+      <w:r>
+        <w:t>]</w:t>
+      </w:r>
+      <w:r>
+        <w:t xml:space="preserve"> </w:t>
+      </w:r>
+      <w:r>
+        <w:br/>
+      </w:r>
+      <w:r>
+        <w:br/>
+        <w:t>Operands</w:t>
+      </w:r>
+      <w:r>
+        <w:br/>
+        <w:t xml:space="preserve">-------- </w:t>
+      </w:r>
+      <w:r>
+        <w:br/>
+      </w:r>
+      <w:r>
+        <w:t>[</w:t>
+      </w:r>
+      <w:proofErr w:type="spellStart"/>
+      <w:r>
+        <w:t>wololo</w:t>
+      </w:r>
+      <w:proofErr w:type="spellEnd"/>
+      <w:r>
+        <w:t>]</w:t>
+      </w:r>
+      <w:r>
+        <w:br/>
+      </w:r>
+      <w:r>
+        <w:br/>
+        <w:t>Flags</w:t>
+      </w:r>
+      <w:r>
+        <w:br/>
+        <w:t>-----</w:t>
+      </w:r>
+      <w:r>
+        <w:br/>
+        <w:t xml:space="preserve">Z </w:t>
+      </w:r>
+      <w:r>
+        <w:t>Untouched</w:t>
+      </w:r>
+      <w:r>
+        <w:br/>
+        <w:t xml:space="preserve">N </w:t>
+      </w:r>
+      <w:r>
+        <w:t>Untouched</w:t>
+      </w:r>
+      <w:r>
+        <w:br/>
+        <w:t xml:space="preserve">C </w:t>
+      </w:r>
+      <w:r>
+        <w:t>Untouched</w:t>
+      </w:r>
+      <w:r>
+        <w:br/>
+        <w:t xml:space="preserve">V </w:t>
+      </w:r>
+      <w:r>
+        <w:t>Untouched</w:t>
+      </w:r>
+      <w:r>
+        <w:br/>
+      </w:r>
+      <w:r>
+        <w:br/>
+        <w:t>Exceptions</w:t>
+      </w:r>
+      <w:r>
+        <w:br/>
+        <w:t>----------</w:t>
+      </w:r>
+      <w:r>
+        <w:br/>
+        <w:t>None</w:t>
+      </w:r>
+      <w:r>
+        <w:br/>
+      </w:r>
+      <w:r>
+        <w:br/>
+        <w:t>Encoding</w:t>
+      </w:r>
+      <w:r>
+        <w:br/>
+        <w:t>--------</w:t>
+      </w:r>
+      <w:r>
+        <w:br/>
+        <w:t>Opcode: 0x</w:t>
+      </w:r>
+      <w:r>
+        <w:t>??</w:t>
+      </w:r>
+    </w:p>
+    <w:p>
+      <w:r>
+        <w:br w:type="page"/>
+      </w:r>
+    </w:p>
+    <w:p>
+      <w:r>
+        <w:lastRenderedPageBreak/>
+        <w:t>Mnemonic</w:t>
+      </w:r>
+      <w:r>
+        <w:br/>
+        <w:t>===</w:t>
+      </w:r>
+      <w:r>
+        <w:br/>
+      </w:r>
+      <w:r>
+        <w:br/>
+        <w:t>Operation</w:t>
+      </w:r>
+      <w:r>
+        <w:br/>
+        <w:t>---------</w:t>
+      </w:r>
+      <w:r>
+        <w:br/>
+      </w:r>
+      <w:r>
+        <w:t>[</w:t>
+      </w:r>
+      <w:proofErr w:type="spellStart"/>
+      <w:r>
+        <w:t>wololo</w:t>
+      </w:r>
+      <w:proofErr w:type="spellEnd"/>
+      <w:r>
+        <w:t>]</w:t>
+      </w:r>
+      <w:r>
+        <w:br/>
+      </w:r>
+      <w:r>
+        <w:br/>
+        <w:t>Syntax</w:t>
+      </w:r>
+      <w:r>
+        <w:br/>
+        <w:t>------</w:t>
+      </w:r>
+      <w:r>
+        <w:br/>
+      </w:r>
+      <w:r>
+        <w:t>[</w:t>
+      </w:r>
+      <w:proofErr w:type="spellStart"/>
+      <w:r>
+        <w:t>wololo</w:t>
+      </w:r>
+      <w:proofErr w:type="spellEnd"/>
+      <w:r>
+        <w:t>]</w:t>
+      </w:r>
+      <w:r>
+        <w:t xml:space="preserve"> </w:t>
+      </w:r>
+      <w:r>
+        <w:br/>
+      </w:r>
+      <w:r>
+        <w:br/>
+        <w:t>Operands</w:t>
+      </w:r>
+      <w:r>
+        <w:br/>
+        <w:t xml:space="preserve">-------- </w:t>
+      </w:r>
+      <w:r>
+        <w:br/>
+      </w:r>
+      <w:r>
+        <w:t>[</w:t>
+      </w:r>
+      <w:proofErr w:type="spellStart"/>
+      <w:r>
+        <w:t>wololo</w:t>
+      </w:r>
+      <w:proofErr w:type="spellEnd"/>
+      <w:r>
+        <w:t>]</w:t>
+      </w:r>
+      <w:r>
+        <w:br/>
+      </w:r>
+      <w:r>
+        <w:br/>
+        <w:t>Flags</w:t>
+      </w:r>
+      <w:r>
+        <w:br/>
+        <w:t>-----</w:t>
+      </w:r>
+      <w:r>
+        <w:br/>
+        <w:t xml:space="preserve">Z </w:t>
+      </w:r>
+      <w:r>
+        <w:t>Untouched</w:t>
+      </w:r>
+      <w:r>
+        <w:br/>
+        <w:t xml:space="preserve">N </w:t>
+      </w:r>
+      <w:r>
+        <w:t>Untouched</w:t>
+      </w:r>
+      <w:r>
+        <w:br/>
+        <w:t xml:space="preserve">C </w:t>
+      </w:r>
+      <w:r>
+        <w:t>Untouched</w:t>
+      </w:r>
+      <w:r>
+        <w:br/>
+        <w:t xml:space="preserve">V </w:t>
+      </w:r>
+      <w:r>
+        <w:t>Untouched</w:t>
+      </w:r>
+      <w:r>
+        <w:br/>
+      </w:r>
+      <w:r>
+        <w:br/>
+        <w:t>Exceptions</w:t>
+      </w:r>
+      <w:r>
+        <w:br/>
+        <w:t>----------</w:t>
+      </w:r>
+      <w:r>
+        <w:br/>
+        <w:t>None</w:t>
+      </w:r>
+      <w:r>
+        <w:br/>
+      </w:r>
+      <w:r>
+        <w:br/>
+        <w:t>Encoding</w:t>
+      </w:r>
+      <w:r>
+        <w:br/>
+        <w:t>--------</w:t>
+      </w:r>
+      <w:r>
+        <w:br/>
+        <w:t>Opcode: 0x</w:t>
+      </w:r>
+      <w:r>
+        <w:t>??</w:t>
+      </w:r>
+    </w:p>
+    <w:p>
+      <w:r>
+        <w:br w:type="page"/>
+      </w:r>
+    </w:p>
+    <w:p>
+      <w:r>
+        <w:lastRenderedPageBreak/>
+        <w:t>Mnemonic</w:t>
+      </w:r>
+      <w:r>
+        <w:br/>
+        <w:t>===</w:t>
+      </w:r>
+      <w:r>
+        <w:br/>
+      </w:r>
+      <w:r>
+        <w:br/>
+        <w:t>Operation</w:t>
+      </w:r>
+      <w:r>
+        <w:br/>
+        <w:t>---------</w:t>
+      </w:r>
+      <w:r>
+        <w:br/>
+      </w:r>
+      <w:r>
+        <w:t>[</w:t>
+      </w:r>
+      <w:proofErr w:type="spellStart"/>
+      <w:r>
+        <w:t>wololo</w:t>
+      </w:r>
+      <w:proofErr w:type="spellEnd"/>
+      <w:r>
+        <w:t>]</w:t>
+      </w:r>
+      <w:r>
+        <w:br/>
+      </w:r>
+      <w:r>
+        <w:br/>
+        <w:t>Syntax</w:t>
+      </w:r>
+      <w:r>
+        <w:br/>
+        <w:t>------</w:t>
+      </w:r>
+      <w:r>
+        <w:br/>
+      </w:r>
+      <w:r>
+        <w:t>[</w:t>
+      </w:r>
+      <w:proofErr w:type="spellStart"/>
+      <w:r>
+        <w:t>wololo</w:t>
+      </w:r>
+      <w:proofErr w:type="spellEnd"/>
+      <w:r>
+        <w:t>]</w:t>
+      </w:r>
+      <w:r>
+        <w:t xml:space="preserve"> </w:t>
+      </w:r>
+      <w:r>
+        <w:br/>
+      </w:r>
+      <w:r>
+        <w:br/>
+        <w:t>Operands</w:t>
+      </w:r>
+      <w:r>
+        <w:br/>
+        <w:t xml:space="preserve">-------- </w:t>
+      </w:r>
+      <w:r>
+        <w:br/>
+      </w:r>
+      <w:r>
+        <w:t>[</w:t>
+      </w:r>
+      <w:proofErr w:type="spellStart"/>
+      <w:r>
+        <w:t>wololo</w:t>
+      </w:r>
+      <w:proofErr w:type="spellEnd"/>
+      <w:r>
+        <w:t>]</w:t>
+      </w:r>
+      <w:r>
+        <w:br/>
+      </w:r>
+      <w:r>
+        <w:br/>
+        <w:t>Flags</w:t>
+      </w:r>
+      <w:r>
+        <w:br/>
+        <w:t>-----</w:t>
+      </w:r>
+      <w:r>
+        <w:br/>
+        <w:t xml:space="preserve">Z </w:t>
+      </w:r>
+      <w:r>
+        <w:t>Untouched</w:t>
+      </w:r>
+      <w:r>
+        <w:br/>
+        <w:t xml:space="preserve">N </w:t>
+      </w:r>
+      <w:r>
+        <w:t>Untouched</w:t>
+      </w:r>
+      <w:r>
+        <w:br/>
+        <w:t xml:space="preserve">C </w:t>
+      </w:r>
+      <w:r>
+        <w:t>Untouched</w:t>
+      </w:r>
+      <w:r>
+        <w:br/>
+        <w:t xml:space="preserve">V </w:t>
+      </w:r>
+      <w:r>
+        <w:t>Untouched</w:t>
+      </w:r>
+      <w:r>
+        <w:br/>
+      </w:r>
+      <w:r>
+        <w:br/>
+        <w:t>Exceptions</w:t>
+      </w:r>
+      <w:r>
+        <w:br/>
+        <w:t>----------</w:t>
+      </w:r>
+      <w:r>
+        <w:br/>
+        <w:t>None</w:t>
+      </w:r>
+      <w:r>
+        <w:br/>
+      </w:r>
+      <w:r>
+        <w:br/>
+        <w:t>Encoding</w:t>
+      </w:r>
+      <w:r>
+        <w:br/>
+        <w:t>--------</w:t>
+      </w:r>
+      <w:r>
+        <w:br/>
+        <w:t>Opcode: 0x</w:t>
+      </w:r>
+      <w:r>
+        <w:t>??</w:t>
+      </w:r>
+    </w:p>
+    <w:p>
+      <w:r>
+        <w:br w:type="page"/>
+      </w:r>
+    </w:p>
+    <w:p>
+      <w:r>
+        <w:lastRenderedPageBreak/>
+        <w:t>Mnemonic</w:t>
+      </w:r>
+      <w:r>
+        <w:br/>
+        <w:t>===</w:t>
+      </w:r>
+      <w:r>
+        <w:br/>
+      </w:r>
+      <w:r>
+        <w:br/>
+        <w:t>Operation</w:t>
+      </w:r>
+      <w:r>
+        <w:br/>
+        <w:t>---------</w:t>
+      </w:r>
+      <w:r>
+        <w:br/>
+      </w:r>
+      <w:r>
+        <w:t>[</w:t>
+      </w:r>
+      <w:proofErr w:type="spellStart"/>
+      <w:r>
+        <w:t>wololo</w:t>
+      </w:r>
+      <w:proofErr w:type="spellEnd"/>
+      <w:r>
+        <w:t>]</w:t>
+      </w:r>
+      <w:r>
+        <w:br/>
+      </w:r>
+      <w:r>
+        <w:br/>
+        <w:t>Syntax</w:t>
+      </w:r>
+      <w:r>
+        <w:br/>
+        <w:t>------</w:t>
+      </w:r>
+      <w:r>
+        <w:br/>
+      </w:r>
+      <w:r>
+        <w:t>[</w:t>
+      </w:r>
+      <w:proofErr w:type="spellStart"/>
+      <w:r>
+        <w:t>wololo</w:t>
+      </w:r>
+      <w:proofErr w:type="spellEnd"/>
+      <w:r>
+        <w:t>]</w:t>
+      </w:r>
+      <w:r>
+        <w:t xml:space="preserve"> </w:t>
+      </w:r>
+      <w:r>
+        <w:br/>
+      </w:r>
+      <w:r>
+        <w:br/>
+        <w:t>Operands</w:t>
+      </w:r>
+      <w:r>
+        <w:br/>
+        <w:t xml:space="preserve">-------- </w:t>
+      </w:r>
+      <w:r>
+        <w:br/>
+      </w:r>
+      <w:r>
+        <w:t>[</w:t>
+      </w:r>
+      <w:proofErr w:type="spellStart"/>
+      <w:r>
+        <w:t>wololo</w:t>
+      </w:r>
+      <w:proofErr w:type="spellEnd"/>
+      <w:r>
+        <w:t>]</w:t>
+      </w:r>
+      <w:r>
+        <w:br/>
+      </w:r>
+      <w:r>
+        <w:br/>
+        <w:t>Flags</w:t>
+      </w:r>
+      <w:r>
+        <w:br/>
+        <w:t>-----</w:t>
+      </w:r>
+      <w:r>
+        <w:br/>
+        <w:t xml:space="preserve">Z </w:t>
+      </w:r>
+      <w:r>
+        <w:t>Untouched</w:t>
+      </w:r>
+      <w:r>
+        <w:br/>
+        <w:t xml:space="preserve">N </w:t>
+      </w:r>
+      <w:r>
+        <w:t>Untouched</w:t>
+      </w:r>
+      <w:r>
+        <w:br/>
+        <w:t xml:space="preserve">C </w:t>
+      </w:r>
+      <w:r>
+        <w:t>Untouched</w:t>
+      </w:r>
+      <w:r>
+        <w:br/>
+        <w:t xml:space="preserve">V </w:t>
+      </w:r>
+      <w:r>
+        <w:t>Untouched</w:t>
+      </w:r>
+      <w:r>
+        <w:br/>
+      </w:r>
+      <w:r>
+        <w:br/>
+        <w:t>Exceptions</w:t>
+      </w:r>
+      <w:r>
+        <w:br/>
+        <w:t>----------</w:t>
+      </w:r>
+      <w:r>
+        <w:br/>
+        <w:t>None</w:t>
+      </w:r>
+      <w:r>
+        <w:br/>
+      </w:r>
+      <w:r>
+        <w:br/>
+        <w:t>Encoding</w:t>
+      </w:r>
+      <w:r>
+        <w:br/>
+        <w:t>--------</w:t>
+      </w:r>
+      <w:r>
+        <w:br/>
+        <w:t>Opcode: 0x</w:t>
+      </w:r>
+      <w:r>
+        <w:t>??</w:t>
+      </w:r>
+    </w:p>
+    <w:p>
+      <w:r>
+        <w:br w:type="page"/>
+      </w:r>
+    </w:p>
+    <w:p>
+      <w:r>
+        <w:lastRenderedPageBreak/>
+        <w:t>Mnemonic</w:t>
+      </w:r>
+      <w:r>
+        <w:br/>
+        <w:t>===</w:t>
+      </w:r>
+      <w:r>
+        <w:br/>
+      </w:r>
+      <w:r>
+        <w:br/>
+        <w:t>Operation</w:t>
+      </w:r>
+      <w:r>
+        <w:br/>
+        <w:t>---------</w:t>
+      </w:r>
+      <w:r>
+        <w:br/>
+      </w:r>
+      <w:r>
+        <w:t>[</w:t>
+      </w:r>
+      <w:proofErr w:type="spellStart"/>
+      <w:r>
+        <w:t>wololo</w:t>
+      </w:r>
+      <w:proofErr w:type="spellEnd"/>
+      <w:r>
+        <w:t>]</w:t>
+      </w:r>
+      <w:r>
+        <w:br/>
+      </w:r>
+      <w:r>
+        <w:br/>
+        <w:t>Syntax</w:t>
+      </w:r>
+      <w:r>
+        <w:br/>
+        <w:t>------</w:t>
+      </w:r>
+      <w:r>
+        <w:br/>
+      </w:r>
+      <w:r>
+        <w:t>[</w:t>
+      </w:r>
+      <w:proofErr w:type="spellStart"/>
+      <w:r>
+        <w:t>wololo</w:t>
+      </w:r>
+      <w:proofErr w:type="spellEnd"/>
+      <w:r>
+        <w:t>]</w:t>
+      </w:r>
+      <w:r>
+        <w:t xml:space="preserve"> </w:t>
+      </w:r>
+      <w:r>
+        <w:br/>
+      </w:r>
+      <w:r>
+        <w:br/>
+        <w:t>Operands</w:t>
+      </w:r>
+      <w:r>
+        <w:br/>
+        <w:t xml:space="preserve">-------- </w:t>
+      </w:r>
+      <w:r>
+        <w:br/>
+      </w:r>
+      <w:r>
+        <w:t>[</w:t>
+      </w:r>
+      <w:proofErr w:type="spellStart"/>
+      <w:r>
+        <w:t>wololo</w:t>
+      </w:r>
+      <w:proofErr w:type="spellEnd"/>
+      <w:r>
+        <w:t>]</w:t>
+      </w:r>
+      <w:r>
+        <w:br/>
+      </w:r>
+      <w:r>
+        <w:br/>
+        <w:t>Flags</w:t>
+      </w:r>
+      <w:r>
+        <w:br/>
+        <w:t>-----</w:t>
+      </w:r>
+      <w:r>
+        <w:br/>
+        <w:t xml:space="preserve">Z </w:t>
+      </w:r>
+      <w:r>
+        <w:t>Untouched</w:t>
+      </w:r>
+      <w:r>
+        <w:br/>
+        <w:t xml:space="preserve">N </w:t>
+      </w:r>
+      <w:r>
+        <w:t>Untouched</w:t>
+      </w:r>
+      <w:r>
+        <w:br/>
+        <w:t xml:space="preserve">C </w:t>
+      </w:r>
+      <w:r>
+        <w:t>Untouched</w:t>
+      </w:r>
+      <w:r>
+        <w:br/>
+        <w:t xml:space="preserve">V </w:t>
+      </w:r>
+      <w:r>
+        <w:t>Untouched</w:t>
+      </w:r>
+      <w:r>
+        <w:br/>
+      </w:r>
+      <w:r>
+        <w:br/>
+        <w:t>Exceptions</w:t>
+      </w:r>
+      <w:r>
+        <w:br/>
+        <w:t>----------</w:t>
+      </w:r>
+      <w:r>
+        <w:br/>
+        <w:t>None</w:t>
+      </w:r>
+      <w:r>
+        <w:br/>
+      </w:r>
+      <w:r>
+        <w:br/>
+        <w:t>Encoding</w:t>
+      </w:r>
+      <w:r>
+        <w:br/>
+        <w:t>--------</w:t>
+      </w:r>
+      <w:r>
+        <w:br/>
+        <w:t>Opcode: 0x</w:t>
+      </w:r>
+      <w:r>
+        <w:t>??</w:t>
+      </w:r>
+    </w:p>
+    <w:p>
+      <w:r>
+        <w:br w:type="page"/>
+      </w:r>
+    </w:p>
+    <w:p>
+      <w:r>
+        <w:lastRenderedPageBreak/>
+        <w:t>Mnemonic</w:t>
+      </w:r>
+      <w:r>
+        <w:br/>
+        <w:t>===</w:t>
+      </w:r>
+      <w:r>
+        <w:br/>
+      </w:r>
+      <w:r>
+        <w:br/>
+        <w:t>Operation</w:t>
+      </w:r>
+      <w:r>
+        <w:br/>
+        <w:t>---------</w:t>
+      </w:r>
+      <w:r>
+        <w:br/>
+      </w:r>
+      <w:r>
+        <w:t>[</w:t>
+      </w:r>
+      <w:proofErr w:type="spellStart"/>
+      <w:r>
+        <w:t>wololo</w:t>
+      </w:r>
+      <w:proofErr w:type="spellEnd"/>
+      <w:r>
+        <w:t>]</w:t>
+      </w:r>
+      <w:r>
+        <w:br/>
+      </w:r>
+      <w:r>
+        <w:br/>
+        <w:t>Syntax</w:t>
+      </w:r>
+      <w:r>
+        <w:br/>
+        <w:t>------</w:t>
+      </w:r>
+      <w:r>
+        <w:br/>
+      </w:r>
+      <w:r>
+        <w:t>[</w:t>
+      </w:r>
+      <w:proofErr w:type="spellStart"/>
+      <w:r>
+        <w:t>wololo</w:t>
+      </w:r>
+      <w:proofErr w:type="spellEnd"/>
+      <w:r>
+        <w:t>]</w:t>
+      </w:r>
+      <w:r>
+        <w:t xml:space="preserve"> </w:t>
+      </w:r>
+      <w:r>
+        <w:br/>
+      </w:r>
+      <w:r>
+        <w:br/>
+        <w:t>Operands</w:t>
+      </w:r>
+      <w:r>
+        <w:br/>
+        <w:t xml:space="preserve">-------- </w:t>
+      </w:r>
+      <w:r>
+        <w:br/>
+      </w:r>
+      <w:r>
+        <w:t>[</w:t>
+      </w:r>
+      <w:proofErr w:type="spellStart"/>
+      <w:r>
+        <w:t>wololo</w:t>
+      </w:r>
+      <w:proofErr w:type="spellEnd"/>
+      <w:r>
+        <w:t>]</w:t>
+      </w:r>
+      <w:r>
+        <w:br/>
+      </w:r>
+      <w:r>
+        <w:br/>
+        <w:t>Flags</w:t>
+      </w:r>
+      <w:r>
+        <w:br/>
+        <w:t>-----</w:t>
+      </w:r>
+      <w:r>
+        <w:br/>
+        <w:t xml:space="preserve">Z </w:t>
+      </w:r>
+      <w:r>
+        <w:t>Untouched</w:t>
+      </w:r>
+      <w:r>
+        <w:br/>
+        <w:t xml:space="preserve">N </w:t>
+      </w:r>
+      <w:r>
+        <w:t>Untouched</w:t>
+      </w:r>
+      <w:r>
+        <w:br/>
+        <w:t xml:space="preserve">C </w:t>
+      </w:r>
+      <w:r>
+        <w:t>Untouched</w:t>
+      </w:r>
+      <w:r>
+        <w:br/>
+        <w:t xml:space="preserve">V </w:t>
+      </w:r>
+      <w:r>
+        <w:t>Untouched</w:t>
+      </w:r>
+      <w:r>
+        <w:br/>
+      </w:r>
+      <w:r>
+        <w:br/>
+        <w:t>Exceptions</w:t>
+      </w:r>
+      <w:r>
+        <w:br/>
+        <w:t>----------</w:t>
+      </w:r>
+      <w:r>
+        <w:br/>
+        <w:t>None</w:t>
+      </w:r>
+      <w:r>
+        <w:br/>
+      </w:r>
+      <w:r>
+        <w:br/>
+        <w:t>Encoding</w:t>
+      </w:r>
+      <w:r>
+        <w:br/>
+        <w:t>--------</w:t>
+      </w:r>
+      <w:r>
+        <w:br/>
+        <w:t>Opcode: 0x</w:t>
+      </w:r>
+      <w:r>
+        <w:t>??</w:t>
+      </w:r>
+    </w:p>
+    <w:p>
+      <w:r>
+        <w:br w:type="page"/>
+      </w:r>
+    </w:p>
+    <w:p>
+      <w:r>
+        <w:lastRenderedPageBreak/>
+        <w:t>Mnemonic</w:t>
+      </w:r>
+      <w:r>
+        <w:br/>
+        <w:t>===</w:t>
+      </w:r>
+      <w:r>
+        <w:br/>
+      </w:r>
+      <w:r>
+        <w:br/>
+        <w:t>Operation</w:t>
+      </w:r>
+      <w:r>
+        <w:br/>
+        <w:t>---------</w:t>
+      </w:r>
+      <w:r>
+        <w:br/>
+      </w:r>
+      <w:r>
+        <w:t>[</w:t>
+      </w:r>
+      <w:proofErr w:type="spellStart"/>
+      <w:r>
+        <w:t>wololo</w:t>
+      </w:r>
+      <w:proofErr w:type="spellEnd"/>
+      <w:r>
+        <w:t>]</w:t>
+      </w:r>
+      <w:r>
+        <w:br/>
+      </w:r>
+      <w:r>
+        <w:br/>
+        <w:t>Syntax</w:t>
+      </w:r>
+      <w:r>
+        <w:br/>
+        <w:t>------</w:t>
+      </w:r>
+      <w:r>
+        <w:br/>
+      </w:r>
+      <w:r>
+        <w:t>[</w:t>
+      </w:r>
+      <w:proofErr w:type="spellStart"/>
+      <w:r>
+        <w:t>wololo</w:t>
+      </w:r>
+      <w:proofErr w:type="spellEnd"/>
+      <w:r>
+        <w:t>]</w:t>
+      </w:r>
+      <w:r>
+        <w:t xml:space="preserve"> </w:t>
+      </w:r>
+      <w:r>
+        <w:br/>
+      </w:r>
+      <w:r>
+        <w:br/>
+        <w:t>Operands</w:t>
+      </w:r>
+      <w:r>
+        <w:br/>
+        <w:t xml:space="preserve">-------- </w:t>
+      </w:r>
+      <w:r>
+        <w:br/>
+      </w:r>
+      <w:r>
+        <w:t>[</w:t>
+      </w:r>
+      <w:proofErr w:type="spellStart"/>
+      <w:r>
+        <w:t>wololo</w:t>
+      </w:r>
+      <w:proofErr w:type="spellEnd"/>
+      <w:r>
+        <w:t>]</w:t>
+      </w:r>
+      <w:r>
+        <w:br/>
+      </w:r>
+      <w:r>
+        <w:br/>
+        <w:t>Flags</w:t>
+      </w:r>
+      <w:r>
+        <w:br/>
+        <w:t>-----</w:t>
+      </w:r>
+      <w:r>
+        <w:br/>
+        <w:t xml:space="preserve">Z </w:t>
+      </w:r>
+      <w:r>
+        <w:t>Untouched</w:t>
+      </w:r>
+      <w:r>
+        <w:br/>
+        <w:t xml:space="preserve">N </w:t>
+      </w:r>
+      <w:r>
+        <w:t>Untouched</w:t>
+      </w:r>
+      <w:r>
+        <w:br/>
+        <w:t xml:space="preserve">C </w:t>
+      </w:r>
+      <w:r>
+        <w:t>Untouched</w:t>
+      </w:r>
+      <w:r>
+        <w:br/>
+        <w:t xml:space="preserve">V </w:t>
+      </w:r>
+      <w:r>
+        <w:t>Untouched</w:t>
+      </w:r>
+      <w:r>
+        <w:br/>
+      </w:r>
+      <w:r>
+        <w:br/>
+        <w:t>Exceptions</w:t>
+      </w:r>
+      <w:r>
+        <w:br/>
+        <w:t>----------</w:t>
+      </w:r>
+      <w:r>
+        <w:br/>
+        <w:t>None</w:t>
+      </w:r>
+      <w:r>
+        <w:br/>
+      </w:r>
+      <w:r>
+        <w:br/>
+        <w:t>Encoding</w:t>
+      </w:r>
+      <w:r>
+        <w:br/>
+        <w:t>--------</w:t>
+      </w:r>
+      <w:r>
+        <w:br/>
+        <w:t>Opcode: 0x</w:t>
+      </w:r>
+      <w:r>
+        <w:t>??</w:t>
+      </w:r>
+    </w:p>
+    <w:p>
+      <w:r>
+        <w:br w:type="page"/>
+      </w:r>
+    </w:p>
+    <w:p>
+      <w:r>
+        <w:lastRenderedPageBreak/>
+        <w:t>Mnemonic</w:t>
+      </w:r>
+      <w:r>
+        <w:br/>
+        <w:t>===</w:t>
+      </w:r>
+      <w:r>
+        <w:br/>
+      </w:r>
+      <w:r>
+        <w:br/>
+        <w:t>Operation</w:t>
+      </w:r>
+      <w:r>
+        <w:br/>
+        <w:t>---------</w:t>
+      </w:r>
+      <w:r>
+        <w:br/>
+      </w:r>
+      <w:r>
+        <w:t>[</w:t>
+      </w:r>
+      <w:proofErr w:type="spellStart"/>
+      <w:r>
+        <w:t>wololo</w:t>
+      </w:r>
+      <w:proofErr w:type="spellEnd"/>
+      <w:r>
+        <w:t>]</w:t>
+      </w:r>
+      <w:r>
+        <w:br/>
+      </w:r>
+      <w:r>
+        <w:br/>
+        <w:t>Syntax</w:t>
+      </w:r>
+      <w:r>
+        <w:br/>
+        <w:t>------</w:t>
+      </w:r>
+      <w:r>
+        <w:br/>
+      </w:r>
+      <w:r>
+        <w:t>[</w:t>
+      </w:r>
+      <w:proofErr w:type="spellStart"/>
+      <w:r>
+        <w:t>wololo</w:t>
+      </w:r>
+      <w:proofErr w:type="spellEnd"/>
+      <w:r>
+        <w:t>]</w:t>
+      </w:r>
+      <w:r>
+        <w:t xml:space="preserve"> </w:t>
+      </w:r>
+      <w:r>
+        <w:br/>
+      </w:r>
+      <w:r>
+        <w:br/>
+        <w:t>Operands</w:t>
+      </w:r>
+      <w:r>
+        <w:br/>
+        <w:t xml:space="preserve">-------- </w:t>
+      </w:r>
+      <w:r>
+        <w:br/>
+      </w:r>
+      <w:r>
+        <w:t>[</w:t>
+      </w:r>
+      <w:proofErr w:type="spellStart"/>
+      <w:r>
+        <w:t>wololo</w:t>
+      </w:r>
+      <w:proofErr w:type="spellEnd"/>
+      <w:r>
+        <w:t>]</w:t>
+      </w:r>
+      <w:r>
+        <w:br/>
+      </w:r>
+      <w:r>
+        <w:br/>
+        <w:t>Flags</w:t>
+      </w:r>
+      <w:r>
+        <w:br/>
+        <w:t>-----</w:t>
+      </w:r>
+      <w:r>
+        <w:br/>
+        <w:t xml:space="preserve">Z </w:t>
+      </w:r>
+      <w:r>
+        <w:t>Untouched</w:t>
+      </w:r>
+      <w:r>
+        <w:br/>
+        <w:t xml:space="preserve">N </w:t>
+      </w:r>
+      <w:r>
+        <w:t>Untouched</w:t>
+      </w:r>
+      <w:r>
+        <w:br/>
+        <w:t xml:space="preserve">C </w:t>
+      </w:r>
+      <w:r>
+        <w:t>Untouched</w:t>
+      </w:r>
+      <w:r>
+        <w:br/>
+        <w:t xml:space="preserve">V </w:t>
+      </w:r>
+      <w:r>
+        <w:t>Untouched</w:t>
+      </w:r>
+      <w:r>
+        <w:br/>
+      </w:r>
+      <w:r>
+        <w:br/>
+        <w:t>Exceptions</w:t>
+      </w:r>
+      <w:r>
+        <w:br/>
+        <w:t>----------</w:t>
+      </w:r>
+      <w:r>
+        <w:br/>
+        <w:t>None</w:t>
+      </w:r>
+      <w:r>
+        <w:br/>
+      </w:r>
+      <w:r>
+        <w:br/>
+        <w:t>Encoding</w:t>
+      </w:r>
+      <w:r>
+        <w:br/>
+        <w:t>--------</w:t>
+      </w:r>
+      <w:r>
+        <w:br/>
+        <w:t>Opcode: 0x</w:t>
+      </w:r>
+      <w:r>
+        <w:t>??</w:t>
+      </w:r>
+    </w:p>
+    <w:p>
+      <w:r>
+        <w:br w:type="page"/>
+      </w:r>
+    </w:p>
+    <w:p>
+      <w:r>
+        <w:lastRenderedPageBreak/>
+        <w:t>Mnemonic</w:t>
+      </w:r>
+      <w:r>
+        <w:br/>
+        <w:t>===</w:t>
+      </w:r>
+      <w:r>
+        <w:br/>
+      </w:r>
+      <w:r>
+        <w:br/>
+        <w:t>Operation</w:t>
+      </w:r>
+      <w:r>
+        <w:br/>
+        <w:t>---------</w:t>
+      </w:r>
+      <w:r>
+        <w:br/>
+      </w:r>
+      <w:r>
+        <w:t>[</w:t>
+      </w:r>
+      <w:proofErr w:type="spellStart"/>
+      <w:r>
+        <w:t>wololo</w:t>
+      </w:r>
+      <w:proofErr w:type="spellEnd"/>
+      <w:r>
+        <w:t>]</w:t>
+      </w:r>
+      <w:r>
+        <w:br/>
+      </w:r>
+      <w:r>
+        <w:br/>
+        <w:t>Syntax</w:t>
+      </w:r>
+      <w:r>
+        <w:br/>
+        <w:t>------</w:t>
+      </w:r>
+      <w:r>
+        <w:br/>
+      </w:r>
+      <w:r>
+        <w:t>[</w:t>
+      </w:r>
+      <w:proofErr w:type="spellStart"/>
+      <w:r>
+        <w:t>wololo</w:t>
+      </w:r>
+      <w:proofErr w:type="spellEnd"/>
+      <w:r>
+        <w:t>]</w:t>
+      </w:r>
+      <w:r>
+        <w:t xml:space="preserve"> </w:t>
+      </w:r>
+      <w:r>
+        <w:br/>
+      </w:r>
+      <w:r>
+        <w:br/>
+        <w:t>Operands</w:t>
+      </w:r>
+      <w:r>
+        <w:br/>
+        <w:t xml:space="preserve">-------- </w:t>
+      </w:r>
+      <w:r>
+        <w:br/>
+      </w:r>
+      <w:r>
+        <w:t>[</w:t>
+      </w:r>
+      <w:proofErr w:type="spellStart"/>
+      <w:r>
+        <w:t>wololo</w:t>
+      </w:r>
+      <w:proofErr w:type="spellEnd"/>
+      <w:r>
+        <w:t>]</w:t>
+      </w:r>
+      <w:r>
+        <w:br/>
+      </w:r>
+      <w:r>
+        <w:br/>
+        <w:t>Flags</w:t>
+      </w:r>
+      <w:r>
+        <w:br/>
+        <w:t>-----</w:t>
+      </w:r>
+      <w:r>
+        <w:br/>
+        <w:t xml:space="preserve">Z </w:t>
+      </w:r>
+      <w:r>
+        <w:t>Untouched</w:t>
+      </w:r>
+      <w:r>
+        <w:br/>
+        <w:t xml:space="preserve">N </w:t>
+      </w:r>
+      <w:r>
+        <w:t>Untouched</w:t>
+      </w:r>
+      <w:r>
+        <w:br/>
+        <w:t xml:space="preserve">C </w:t>
+      </w:r>
+      <w:r>
+        <w:t>Untouched</w:t>
+      </w:r>
+      <w:r>
+        <w:br/>
+        <w:t xml:space="preserve">V </w:t>
+      </w:r>
+      <w:r>
+        <w:t>Untouched</w:t>
+      </w:r>
+      <w:r>
+        <w:br/>
+      </w:r>
+      <w:r>
+        <w:br/>
+        <w:t>Exceptions</w:t>
+      </w:r>
+      <w:r>
+        <w:br/>
+        <w:t>----------</w:t>
+      </w:r>
+      <w:r>
+        <w:br/>
+        <w:t>None</w:t>
+      </w:r>
+      <w:r>
+        <w:br/>
+      </w:r>
+      <w:r>
+        <w:br/>
+        <w:t>Encoding</w:t>
+      </w:r>
+      <w:r>
+        <w:br/>
+        <w:t>--------</w:t>
+      </w:r>
+      <w:r>
+        <w:br/>
+        <w:t>Opcode: 0x</w:t>
+      </w:r>
+      <w:r>
+        <w:t>??</w:t>
+      </w:r>
+    </w:p>
+    <w:p>
+      <w:r>
+        <w:br w:type="page"/>
+      </w:r>
+    </w:p>
+    <w:p>
+      <w:r>
+        <w:lastRenderedPageBreak/>
+        <w:t>Mnemonic</w:t>
+      </w:r>
+      <w:r>
+        <w:br/>
+        <w:t>===</w:t>
+      </w:r>
+      <w:r>
+        <w:br/>
+      </w:r>
+      <w:r>
+        <w:br/>
+        <w:t>Operation</w:t>
+      </w:r>
+      <w:r>
+        <w:br/>
+        <w:t>---------</w:t>
+      </w:r>
+      <w:r>
+        <w:br/>
+      </w:r>
+      <w:r>
+        <w:t>[</w:t>
+      </w:r>
+      <w:proofErr w:type="spellStart"/>
+      <w:r>
+        <w:t>wololo</w:t>
+      </w:r>
+      <w:proofErr w:type="spellEnd"/>
+      <w:r>
+        <w:t>]</w:t>
+      </w:r>
+      <w:r>
+        <w:br/>
+      </w:r>
+      <w:r>
+        <w:br/>
+        <w:t>Syntax</w:t>
+      </w:r>
+      <w:r>
+        <w:br/>
+        <w:t>------</w:t>
+      </w:r>
+      <w:r>
+        <w:br/>
+      </w:r>
+      <w:r>
+        <w:t>[</w:t>
+      </w:r>
+      <w:proofErr w:type="spellStart"/>
+      <w:r>
+        <w:t>wololo</w:t>
+      </w:r>
+      <w:proofErr w:type="spellEnd"/>
+      <w:r>
+        <w:t>]</w:t>
+      </w:r>
+      <w:r>
+        <w:t xml:space="preserve"> </w:t>
+      </w:r>
+      <w:r>
+        <w:br/>
+      </w:r>
+      <w:r>
+        <w:br/>
+        <w:t>Operands</w:t>
+      </w:r>
+      <w:r>
+        <w:br/>
+        <w:t xml:space="preserve">-------- </w:t>
+      </w:r>
+      <w:r>
+        <w:br/>
+      </w:r>
+      <w:r>
+        <w:t>[</w:t>
+      </w:r>
+      <w:proofErr w:type="spellStart"/>
+      <w:r>
+        <w:t>wololo</w:t>
+      </w:r>
+      <w:proofErr w:type="spellEnd"/>
+      <w:r>
+        <w:t>]</w:t>
+      </w:r>
+      <w:r>
+        <w:br/>
+      </w:r>
+      <w:r>
+        <w:br/>
+        <w:t>Flags</w:t>
+      </w:r>
+      <w:r>
+        <w:br/>
+        <w:t>-----</w:t>
+      </w:r>
+      <w:r>
+        <w:br/>
+        <w:t xml:space="preserve">Z </w:t>
+      </w:r>
+      <w:r>
+        <w:t>Untouched</w:t>
+      </w:r>
+      <w:r>
+        <w:br/>
+        <w:t xml:space="preserve">N </w:t>
+      </w:r>
+      <w:r>
+        <w:t>Untouched</w:t>
+      </w:r>
+      <w:r>
+        <w:br/>
+        <w:t xml:space="preserve">C </w:t>
+      </w:r>
+      <w:r>
+        <w:t>Untouched</w:t>
+      </w:r>
+      <w:r>
+        <w:br/>
+        <w:t xml:space="preserve">V </w:t>
+      </w:r>
+      <w:r>
+        <w:t>Untouched</w:t>
+      </w:r>
+      <w:r>
+        <w:br/>
+      </w:r>
+      <w:r>
+        <w:br/>
+        <w:t>Exceptions</w:t>
+      </w:r>
+      <w:r>
+        <w:br/>
+        <w:t>----------</w:t>
+      </w:r>
+      <w:r>
+        <w:br/>
+        <w:t>None</w:t>
+      </w:r>
+      <w:r>
+        <w:br/>
+      </w:r>
+      <w:r>
+        <w:br/>
+        <w:t>Encoding</w:t>
+      </w:r>
+      <w:r>
+        <w:br/>
+        <w:t>--------</w:t>
+      </w:r>
+      <w:r>
+        <w:br/>
+        <w:t>Opcode: 0x</w:t>
+      </w:r>
+      <w:r>
+        <w:t>??</w:t>
+      </w:r>
+    </w:p>
+    <w:p>
+      <w:r>
+        <w:br w:type="page"/>
+      </w:r>
+    </w:p>
+    <w:p>
+      <w:r>
+        <w:lastRenderedPageBreak/>
+        <w:t>Mnemonic</w:t>
+      </w:r>
+      <w:r>
+        <w:br/>
+        <w:t>===</w:t>
+      </w:r>
+      <w:r>
+        <w:br/>
+      </w:r>
+      <w:r>
+        <w:br/>
+        <w:t>Operation</w:t>
+      </w:r>
+      <w:r>
+        <w:br/>
+        <w:t>---------</w:t>
+      </w:r>
+      <w:r>
+        <w:br/>
+      </w:r>
+      <w:r>
+        <w:t>[</w:t>
+      </w:r>
+      <w:proofErr w:type="spellStart"/>
+      <w:r>
+        <w:t>wololo</w:t>
+      </w:r>
+      <w:proofErr w:type="spellEnd"/>
+      <w:r>
+        <w:t>]</w:t>
+      </w:r>
+      <w:r>
+        <w:br/>
+      </w:r>
+      <w:r>
+        <w:br/>
+        <w:t>Syntax</w:t>
+      </w:r>
+      <w:r>
+        <w:br/>
+        <w:t>------</w:t>
+      </w:r>
+      <w:r>
+        <w:br/>
+      </w:r>
+      <w:r>
+        <w:t>[</w:t>
+      </w:r>
+      <w:proofErr w:type="spellStart"/>
+      <w:r>
+        <w:t>wololo</w:t>
+      </w:r>
+      <w:proofErr w:type="spellEnd"/>
+      <w:r>
+        <w:t>]</w:t>
+      </w:r>
+      <w:r>
+        <w:t xml:space="preserve"> </w:t>
+      </w:r>
+      <w:r>
+        <w:br/>
+      </w:r>
+      <w:r>
+        <w:br/>
+        <w:t>Operands</w:t>
+      </w:r>
+      <w:r>
+        <w:br/>
+        <w:t xml:space="preserve">-------- </w:t>
+      </w:r>
+      <w:r>
+        <w:br/>
+      </w:r>
+      <w:r>
+        <w:t>[</w:t>
+      </w:r>
+      <w:proofErr w:type="spellStart"/>
+      <w:r>
+        <w:t>wololo</w:t>
+      </w:r>
+      <w:proofErr w:type="spellEnd"/>
+      <w:r>
+        <w:t>]</w:t>
+      </w:r>
+      <w:r>
+        <w:br/>
+      </w:r>
+      <w:r>
+        <w:br/>
+        <w:t>Flags</w:t>
+      </w:r>
+      <w:r>
+        <w:br/>
+        <w:t>-----</w:t>
+      </w:r>
+      <w:r>
+        <w:br/>
+        <w:t xml:space="preserve">Z </w:t>
+      </w:r>
+      <w:r>
+        <w:t>Untouched</w:t>
+      </w:r>
+      <w:r>
+        <w:br/>
+        <w:t xml:space="preserve">N </w:t>
+      </w:r>
+      <w:r>
+        <w:t>Untouched</w:t>
+      </w:r>
+      <w:r>
+        <w:br/>
+        <w:t xml:space="preserve">C </w:t>
+      </w:r>
+      <w:r>
+        <w:t>Untouched</w:t>
+      </w:r>
+      <w:r>
+        <w:br/>
+        <w:t xml:space="preserve">V </w:t>
+      </w:r>
+      <w:r>
+        <w:t>Untouched</w:t>
+      </w:r>
+      <w:r>
+        <w:br/>
+      </w:r>
+      <w:r>
+        <w:br/>
+        <w:t>Exceptions</w:t>
+      </w:r>
+      <w:r>
+        <w:br/>
+        <w:t>----------</w:t>
+      </w:r>
+      <w:r>
+        <w:br/>
+        <w:t>None</w:t>
+      </w:r>
+      <w:r>
+        <w:br/>
+      </w:r>
+      <w:r>
+        <w:br/>
+        <w:t>Encoding</w:t>
+      </w:r>
+      <w:r>
+        <w:br/>
+        <w:t>--------</w:t>
+      </w:r>
+      <w:r>
+        <w:br/>
+        <w:t>Opcode: 0x</w:t>
+      </w:r>
+      <w:r>
+        <w:t>??</w:t>
+      </w:r>
+    </w:p>
+    <w:p>
+      <w:r>
+        <w:br w:type="page"/>
+      </w:r>
+    </w:p>
+    <w:p>
+      <w:r>
+        <w:lastRenderedPageBreak/>
+        <w:t>Mnemonic</w:t>
+      </w:r>
+      <w:r>
+        <w:br/>
+        <w:t>===</w:t>
+      </w:r>
+      <w:r>
+        <w:br/>
+      </w:r>
+      <w:r>
+        <w:br/>
+        <w:t>Operation</w:t>
+      </w:r>
+      <w:r>
+        <w:br/>
+        <w:t>---------</w:t>
+      </w:r>
+      <w:r>
+        <w:br/>
+      </w:r>
+      <w:r>
+        <w:t>[</w:t>
+      </w:r>
+      <w:proofErr w:type="spellStart"/>
+      <w:r>
+        <w:t>wololo</w:t>
+      </w:r>
+      <w:proofErr w:type="spellEnd"/>
+      <w:r>
+        <w:t>]</w:t>
+      </w:r>
+      <w:r>
+        <w:br/>
+      </w:r>
+      <w:r>
+        <w:br/>
+        <w:t>Syntax</w:t>
+      </w:r>
+      <w:r>
+        <w:br/>
+        <w:t>------</w:t>
+      </w:r>
+      <w:r>
+        <w:br/>
+      </w:r>
+      <w:r>
+        <w:t>[</w:t>
+      </w:r>
+      <w:proofErr w:type="spellStart"/>
+      <w:r>
+        <w:t>wololo</w:t>
+      </w:r>
+      <w:proofErr w:type="spellEnd"/>
+      <w:r>
+        <w:t>]</w:t>
+      </w:r>
+      <w:r>
+        <w:t xml:space="preserve"> </w:t>
+      </w:r>
+      <w:r>
+        <w:br/>
+      </w:r>
+      <w:r>
+        <w:br/>
+        <w:t>Operands</w:t>
+      </w:r>
+      <w:r>
+        <w:br/>
+        <w:t xml:space="preserve">-------- </w:t>
+      </w:r>
+      <w:r>
+        <w:br/>
+      </w:r>
+      <w:r>
+        <w:t>[</w:t>
+      </w:r>
+      <w:proofErr w:type="spellStart"/>
+      <w:r>
+        <w:t>wololo</w:t>
+      </w:r>
+      <w:proofErr w:type="spellEnd"/>
+      <w:r>
+        <w:t>]</w:t>
+      </w:r>
+      <w:r>
+        <w:br/>
+      </w:r>
+      <w:r>
+        <w:br/>
+        <w:t>Flags</w:t>
+      </w:r>
+      <w:r>
+        <w:br/>
+        <w:t>-----</w:t>
+      </w:r>
+      <w:r>
+        <w:br/>
+        <w:t xml:space="preserve">Z </w:t>
+      </w:r>
+      <w:r>
+        <w:t>Untouched</w:t>
+      </w:r>
+      <w:r>
+        <w:br/>
+        <w:t xml:space="preserve">N </w:t>
+      </w:r>
+      <w:r>
+        <w:t>Untouched</w:t>
+      </w:r>
+      <w:r>
+        <w:br/>
+        <w:t xml:space="preserve">C </w:t>
+      </w:r>
+      <w:r>
+        <w:t>Untouched</w:t>
+      </w:r>
+      <w:r>
+        <w:br/>
+        <w:t xml:space="preserve">V </w:t>
+      </w:r>
+      <w:r>
+        <w:t>Untouched</w:t>
+      </w:r>
+      <w:r>
+        <w:br/>
+      </w:r>
+      <w:r>
+        <w:br/>
+        <w:t>Exceptions</w:t>
+      </w:r>
+      <w:r>
+        <w:br/>
+        <w:t>----------</w:t>
+      </w:r>
+      <w:r>
+        <w:br/>
+        <w:t>None</w:t>
+      </w:r>
+      <w:r>
+        <w:br/>
+      </w:r>
+      <w:r>
+        <w:br/>
+        <w:t>Encoding</w:t>
+      </w:r>
+      <w:r>
+        <w:br/>
+        <w:t>--------</w:t>
+      </w:r>
+      <w:r>
+        <w:br/>
+        <w:t>Opcode: 0x</w:t>
+      </w:r>
+      <w:r>
+        <w:t>??</w:t>
+      </w:r>
+    </w:p>
+    <w:p>
+      <w:r>
+        <w:br w:type="page"/>
+      </w:r>
+      <w:r>
+        <w:lastRenderedPageBreak/>
+        <w:t>Mnemonic</w:t>
+      </w:r>
+      <w:r>
+        <w:br/>
+        <w:t>===</w:t>
+      </w:r>
+      <w:r>
+        <w:br/>
+      </w:r>
+      <w:r>
+        <w:br/>
+        <w:t>Operation</w:t>
+      </w:r>
+      <w:r>
+        <w:br/>
+        <w:t>---------</w:t>
+      </w:r>
+      <w:r>
+        <w:br/>
+      </w:r>
+      <w:r>
+        <w:t>[</w:t>
+      </w:r>
+      <w:proofErr w:type="spellStart"/>
+      <w:r>
+        <w:t>wololo</w:t>
+      </w:r>
+      <w:proofErr w:type="spellEnd"/>
+      <w:r>
+        <w:t>]</w:t>
+      </w:r>
+      <w:r>
+        <w:br/>
+      </w:r>
+      <w:r>
+        <w:br/>
+        <w:t>Syntax</w:t>
+      </w:r>
+      <w:r>
+        <w:br/>
+        <w:t>------</w:t>
+      </w:r>
+      <w:r>
+        <w:br/>
+      </w:r>
+      <w:r>
+        <w:t>[</w:t>
+      </w:r>
+      <w:proofErr w:type="spellStart"/>
+      <w:r>
+        <w:t>wololo</w:t>
+      </w:r>
+      <w:proofErr w:type="spellEnd"/>
+      <w:r>
+        <w:t>]</w:t>
+      </w:r>
+      <w:r>
+        <w:t xml:space="preserve"> </w:t>
+      </w:r>
+      <w:r>
+        <w:br/>
+      </w:r>
+      <w:r>
+        <w:br/>
+        <w:t>Operands</w:t>
+      </w:r>
+      <w:r>
+        <w:br/>
+        <w:t xml:space="preserve">-------- </w:t>
+      </w:r>
+      <w:r>
+        <w:br/>
+      </w:r>
+      <w:r>
+        <w:t>[</w:t>
+      </w:r>
+      <w:proofErr w:type="spellStart"/>
+      <w:r>
+        <w:t>wololo</w:t>
+      </w:r>
+      <w:proofErr w:type="spellEnd"/>
+      <w:r>
+        <w:t>]</w:t>
+      </w:r>
+      <w:r>
+        <w:br/>
+      </w:r>
+      <w:r>
+        <w:br/>
+        <w:t>Flags</w:t>
+      </w:r>
+      <w:r>
+        <w:br/>
+        <w:t>-----</w:t>
+      </w:r>
+      <w:r>
+        <w:br/>
+        <w:t xml:space="preserve">Z </w:t>
+      </w:r>
+      <w:r>
+        <w:t>Untouched</w:t>
+      </w:r>
+      <w:r>
+        <w:br/>
+        <w:t xml:space="preserve">N </w:t>
+      </w:r>
+      <w:r>
+        <w:t>Untouched</w:t>
+      </w:r>
+      <w:r>
+        <w:br/>
+        <w:t xml:space="preserve">C </w:t>
+      </w:r>
+      <w:r>
+        <w:t>Untouched</w:t>
+      </w:r>
+      <w:r>
+        <w:br/>
+        <w:t xml:space="preserve">V </w:t>
+      </w:r>
+      <w:r>
+        <w:t>Untouched</w:t>
+      </w:r>
+      <w:r>
+        <w:br/>
+      </w:r>
+      <w:r>
+        <w:br/>
+        <w:t>Exceptions</w:t>
+      </w:r>
+      <w:r>
+        <w:br/>
+        <w:t>----------</w:t>
+      </w:r>
+      <w:r>
+        <w:br/>
+        <w:t>None</w:t>
+      </w:r>
+      <w:r>
+        <w:br/>
+      </w:r>
+      <w:r>
+        <w:br/>
+        <w:t>Encoding</w:t>
+      </w:r>
+      <w:r>
+        <w:br/>
+        <w:t>--------</w:t>
+      </w:r>
+      <w:r>
+        <w:br/>
+        <w:t>Opcode: 0x</w:t>
+      </w:r>
+      <w:r>
+        <w:t>??</w:t>
+      </w:r>
+    </w:p>
+    <w:p>
+      <w:r>
+        <w:br w:type="page"/>
+      </w:r>
+    </w:p>
+    <w:p>
+      <w:r>
+        <w:lastRenderedPageBreak/>
+        <w:t>Mnemonic</w:t>
+      </w:r>
+      <w:r>
+        <w:br/>
+        <w:t>===</w:t>
+      </w:r>
+      <w:r>
+        <w:br/>
+      </w:r>
+      <w:r>
+        <w:br/>
+        <w:t>Operation</w:t>
+      </w:r>
+      <w:r>
+        <w:br/>
+        <w:t>---------</w:t>
+      </w:r>
+      <w:r>
+        <w:br/>
+      </w:r>
+      <w:r>
+        <w:t>[</w:t>
+      </w:r>
+      <w:proofErr w:type="spellStart"/>
+      <w:r>
+        <w:t>wololo</w:t>
+      </w:r>
+      <w:proofErr w:type="spellEnd"/>
+      <w:r>
+        <w:t>]</w:t>
+      </w:r>
+      <w:r>
+        <w:br/>
+      </w:r>
+      <w:r>
+        <w:br/>
+        <w:t>Syntax</w:t>
+      </w:r>
+      <w:r>
+        <w:br/>
+        <w:t>------</w:t>
+      </w:r>
+      <w:r>
+        <w:br/>
+      </w:r>
+      <w:r>
+        <w:t>[</w:t>
+      </w:r>
+      <w:proofErr w:type="spellStart"/>
+      <w:r>
+        <w:t>wololo</w:t>
+      </w:r>
+      <w:proofErr w:type="spellEnd"/>
+      <w:r>
+        <w:t>]</w:t>
+      </w:r>
+      <w:r>
+        <w:t xml:space="preserve"> </w:t>
+      </w:r>
+      <w:r>
+        <w:br/>
+      </w:r>
+      <w:r>
+        <w:br/>
+        <w:t>Operands</w:t>
+      </w:r>
+      <w:r>
+        <w:br/>
+        <w:t xml:space="preserve">-------- </w:t>
+      </w:r>
+      <w:r>
+        <w:br/>
+      </w:r>
+      <w:r>
+        <w:t>[</w:t>
+      </w:r>
+      <w:proofErr w:type="spellStart"/>
+      <w:r>
+        <w:t>wololo</w:t>
+      </w:r>
+      <w:proofErr w:type="spellEnd"/>
+      <w:r>
+        <w:t>]</w:t>
+      </w:r>
+      <w:r>
+        <w:br/>
+      </w:r>
+      <w:r>
+        <w:br/>
+        <w:t>Flags</w:t>
+      </w:r>
+      <w:r>
+        <w:br/>
+        <w:t>-----</w:t>
+      </w:r>
+      <w:r>
+        <w:br/>
+        <w:t xml:space="preserve">Z </w:t>
+      </w:r>
+      <w:r>
+        <w:t>Untouched</w:t>
+      </w:r>
+      <w:r>
+        <w:br/>
+        <w:t xml:space="preserve">N </w:t>
+      </w:r>
+      <w:r>
+        <w:t>Untouched</w:t>
+      </w:r>
+      <w:r>
+        <w:br/>
+        <w:t xml:space="preserve">C </w:t>
+      </w:r>
+      <w:r>
+        <w:t>Untouched</w:t>
+      </w:r>
+      <w:r>
+        <w:br/>
+        <w:t xml:space="preserve">V </w:t>
+      </w:r>
+      <w:r>
+        <w:t>Untouched</w:t>
+      </w:r>
+      <w:r>
+        <w:br/>
+      </w:r>
+      <w:r>
+        <w:br/>
+        <w:t>Exceptions</w:t>
+      </w:r>
+      <w:r>
+        <w:br/>
+        <w:t>----------</w:t>
+      </w:r>
+      <w:r>
+        <w:br/>
+        <w:t>None</w:t>
+      </w:r>
+      <w:r>
+        <w:br/>
+      </w:r>
+      <w:r>
+        <w:br/>
+        <w:t>Encoding</w:t>
+      </w:r>
+      <w:r>
+        <w:br/>
+        <w:t>--------</w:t>
+      </w:r>
+      <w:r>
+        <w:br/>
+        <w:t>Opcode: 0x</w:t>
+      </w:r>
+      <w:r>
+        <w:t>??</w:t>
+      </w:r>
+    </w:p>
+    <w:p>
+      <w:r>
+        <w:br w:type="page"/>
+      </w:r>
+    </w:p>
+    <w:p/>
+    <w:p/>
     <w:p/>
     <w:p>
       <w:pPr>
@@ -3793,9 +10036,287 @@
     </w:p>
     <w:p>
       <w:r>
+        <w:t>NOP</w:t>
+      </w:r>
+      <w:r>
+        <w:br/>
+        <w:t>===</w:t>
+      </w:r>
+      <w:r>
+        <w:br/>
+      </w:r>
+      <w:r>
+        <w:br/>
+        <w:t>Operation</w:t>
+      </w:r>
+      <w:r>
+        <w:br/>
+        <w:t>---------</w:t>
+      </w:r>
+      <w:r>
+        <w:br/>
+      </w:r>
+      <w:r>
+        <w:t>Does nothing</w:t>
+      </w:r>
+      <w:r>
+        <w:br/>
+      </w:r>
+      <w:r>
+        <w:br/>
+        <w:t>Syntax</w:t>
+      </w:r>
+      <w:r>
+        <w:br/>
+        <w:t>------</w:t>
+      </w:r>
+      <w:r>
+        <w:br/>
+      </w:r>
+      <w:r>
+        <w:t>NOP</w:t>
+      </w:r>
+      <w:r>
+        <w:t xml:space="preserve"> </w:t>
+      </w:r>
+      <w:r>
+        <w:br/>
+      </w:r>
+      <w:r>
+        <w:br/>
+        <w:t>Operands</w:t>
+      </w:r>
+      <w:r>
+        <w:br/>
+        <w:t xml:space="preserve">-------- </w:t>
+      </w:r>
+      <w:r>
+        <w:br/>
+      </w:r>
+      <w:r>
+        <w:t>None</w:t>
+      </w:r>
+      <w:r>
+        <w:br/>
+      </w:r>
+      <w:r>
+        <w:br/>
+        <w:t>Flags</w:t>
+      </w:r>
+      <w:r>
+        <w:br/>
+        <w:t>-----</w:t>
+      </w:r>
+      <w:r>
+        <w:br/>
+        <w:t xml:space="preserve">Z </w:t>
+      </w:r>
+      <w:r>
+        <w:t>Untouched</w:t>
+      </w:r>
+      <w:r>
+        <w:br/>
+        <w:t xml:space="preserve">N </w:t>
+      </w:r>
+      <w:r>
+        <w:t>Untouched</w:t>
+      </w:r>
+      <w:r>
+        <w:br/>
+        <w:t xml:space="preserve">C </w:t>
+      </w:r>
+      <w:r>
+        <w:t>Untouched</w:t>
+      </w:r>
+      <w:r>
+        <w:br/>
+        <w:t xml:space="preserve">V </w:t>
+      </w:r>
+      <w:r>
+        <w:t>Untouched</w:t>
+      </w:r>
+      <w:r>
+        <w:br/>
+      </w:r>
+      <w:r>
+        <w:br/>
+        <w:t>Exceptions</w:t>
+      </w:r>
+      <w:r>
+        <w:br/>
+        <w:t>----------</w:t>
+      </w:r>
+      <w:r>
+        <w:br/>
+        <w:t>None</w:t>
+      </w:r>
+      <w:r>
+        <w:br/>
+      </w:r>
+      <w:r>
+        <w:br/>
+        <w:t>Encoding</w:t>
+      </w:r>
+      <w:r>
+        <w:br/>
+        <w:t>--------</w:t>
+      </w:r>
+      <w:r>
+        <w:br/>
+        <w:t>Opcode: 0x</w:t>
+      </w:r>
+      <w:r>
+        <w:t>6</w:t>
+      </w:r>
+      <w:r>
+        <w:t>0</w:t>
+      </w:r>
+    </w:p>
+    <w:p>
+      <w:r>
         <w:br w:type="page"/>
       </w:r>
-    </w:p>
+      <w:r>
+        <w:lastRenderedPageBreak/>
+        <w:t>HLT</w:t>
+      </w:r>
+      <w:r>
+        <w:br/>
+        <w:t>===</w:t>
+      </w:r>
+      <w:r>
+        <w:br/>
+      </w:r>
+      <w:r>
+        <w:br/>
+        <w:t>Operation</w:t>
+      </w:r>
+      <w:r>
+        <w:br/>
+        <w:t>---------</w:t>
+      </w:r>
+      <w:r>
+        <w:br/>
+      </w:r>
+      <w:r>
+        <w:t>Halts operation of the processor</w:t>
+      </w:r>
+      <w:r>
+        <w:br/>
+      </w:r>
+      <w:r>
+        <w:br/>
+        <w:t>Syntax</w:t>
+      </w:r>
+      <w:r>
+        <w:br/>
+        <w:t>------</w:t>
+      </w:r>
+      <w:r>
+        <w:br/>
+      </w:r>
+      <w:r>
+        <w:t>HLT</w:t>
+      </w:r>
+      <w:r>
+        <w:br/>
+      </w:r>
+      <w:r>
+        <w:br/>
+        <w:t>Operands</w:t>
+      </w:r>
+      <w:r>
+        <w:br/>
+        <w:t xml:space="preserve">-------- </w:t>
+      </w:r>
+      <w:r>
+        <w:br/>
+      </w:r>
+      <w:r>
+        <w:t>None</w:t>
+      </w:r>
+      <w:r>
+        <w:br/>
+      </w:r>
+      <w:r>
+        <w:br/>
+        <w:t>Flags</w:t>
+      </w:r>
+      <w:r>
+        <w:br/>
+        <w:t>-----</w:t>
+      </w:r>
+      <w:r>
+        <w:br/>
+        <w:t xml:space="preserve">Z </w:t>
+      </w:r>
+      <w:r>
+        <w:t>Untouched</w:t>
+      </w:r>
+      <w:r>
+        <w:br/>
+        <w:t xml:space="preserve">N </w:t>
+      </w:r>
+      <w:r>
+        <w:t>Untouched</w:t>
+      </w:r>
+      <w:r>
+        <w:br/>
+        <w:t xml:space="preserve">C </w:t>
+      </w:r>
+      <w:r>
+        <w:t>Untouched</w:t>
+      </w:r>
+      <w:r>
+        <w:br/>
+        <w:t xml:space="preserve">V </w:t>
+      </w:r>
+      <w:r>
+        <w:t>Untouched</w:t>
+      </w:r>
+      <w:r>
+        <w:br/>
+      </w:r>
+      <w:r>
+        <w:br/>
+        <w:t>Exceptions</w:t>
+      </w:r>
+      <w:r>
+        <w:br/>
+        <w:t>----------</w:t>
+      </w:r>
+      <w:r>
+        <w:br/>
+        <w:t>None</w:t>
+      </w:r>
+      <w:r>
+        <w:br/>
+      </w:r>
+      <w:r>
+        <w:br/>
+        <w:t>Encoding</w:t>
+      </w:r>
+      <w:r>
+        <w:br/>
+        <w:t>--------</w:t>
+      </w:r>
+      <w:r>
+        <w:br/>
+        <w:t>Opcode: 0x</w:t>
+      </w:r>
+      <w:r>
+        <w:t>6</w:t>
+      </w:r>
+      <w:r>
+        <w:t>2</w:t>
+      </w:r>
+    </w:p>
+    <w:p>
+      <w:r>
+        <w:br w:type="page"/>
+      </w:r>
+    </w:p>
+    <w:p/>
     <w:p>
       <w:pPr>
         <w:pStyle w:val="Heading1"/>
@@ -3805,7 +10326,6 @@
         <w:jc w:val="right"/>
       </w:pPr>
       <w:r>
-        <w:lastRenderedPageBreak/>
         <w:t>CHAPTER 8</w:t>
       </w:r>
       <w:r>
@@ -3877,23 +10397,10 @@
         <w:pStyle w:val="Heading2"/>
       </w:pPr>
       <w:r>
-        <w:t>8.5</w:t>
-      </w:r>
-      <w:r>
-        <w:tab/>
-      </w:r>
-      <w:r>
-        <w:tab/>
-        <w:t>INTERRUPT FLAG</w:t>
-      </w:r>
-    </w:p>
-    <w:p/>
-    <w:p>
-      <w:pPr>
-        <w:pStyle w:val="Heading2"/>
-      </w:pPr>
-      <w:r>
-        <w:t>8.6</w:t>
+        <w:t>8.</w:t>
+      </w:r>
+      <w:r>
+        <w:t>5</w:t>
       </w:r>
       <w:r>
         <w:tab/>
@@ -4859,7 +11366,7 @@
   <w:style w:type="paragraph" w:default="1" w:styleId="Normal">
     <w:name w:val="Normal"/>
     <w:qFormat/>
-    <w:rsid w:val="00EA79F9"/>
+    <w:rsid w:val="00B63121"/>
     <w:rPr>
       <w:rFonts w:ascii="Intel One Mono" w:hAnsi="Intel One Mono"/>
       <w:sz w:val="20"/>

--- a/docs/NA-16 Architecture Volume 1.docx
+++ b/docs/NA-16 Architecture Volume 1.docx
@@ -2684,7 +2684,12 @@
       </w:r>
       <w:r>
         <w:tab/>
-        <w:t>Status Register</w:t>
+      </w:r>
+      <w:r>
+        <w:t>STATUS REGISTER</w:t>
+      </w:r>
+      <w:r>
+        <w:t xml:space="preserve"> </w:t>
       </w:r>
     </w:p>
     <w:p>
@@ -3064,55 +3069,54 @@
         <w:pStyle w:val="Heading2"/>
       </w:pPr>
       <w:r>
-        <w:t xml:space="preserve">2.6 </w:t>
-      </w:r>
-      <w:r>
-        <w:rPr>
-          <w:szCs w:val="20"/>
-        </w:rPr>
-        <w:t>PRIVILEGE LEVELS</w:t>
-      </w:r>
-    </w:p>
-    <w:p>
-      <w:r>
-        <w:t>The NA-16 architecture has 2 distinct privilege levels: Kernel or Privileged and User.</w:t>
-      </w:r>
-    </w:p>
-    <w:p>
-      <w:r>
-        <w:t>In kernel mode the CPU can perform all instructions available in the instruction set. There are no restrictions and this mode is extremely dangerous. All registers are accessible and manipulable.</w:t>
-      </w:r>
-    </w:p>
-    <w:p>
-      <w:r>
-        <w:t xml:space="preserve">In user mode only a specific subset of instructions is usable (See Chapter 4 for more details). </w:t>
-      </w:r>
-      <w:r>
-        <w:t>Only the general-purpose registers, SP and BP are directly manipulable</w:t>
-      </w:r>
-      <w:r>
-        <w:t>. Direct access to</w:t>
+        <w:t>2.6</w:t>
+      </w:r>
+      <w:r>
+        <w:tab/>
+      </w:r>
+      <w:r>
+        <w:tab/>
+        <w:t xml:space="preserve">EXECUTION MODES </w:t>
+      </w:r>
+    </w:p>
+    <w:p>
+      <w:r>
+        <w:t>The architecture defines two execution modes:</w:t>
+      </w:r>
+    </w:p>
+    <w:p>
+      <w:pPr>
+        <w:pStyle w:val="ListParagraph"/>
+        <w:numPr>
+          <w:ilvl w:val="0"/>
+          <w:numId w:val="4"/>
+        </w:numPr>
+      </w:pPr>
+      <w:r>
+        <w:t>Kernel Mode</w:t>
+      </w:r>
+    </w:p>
+    <w:p>
+      <w:pPr>
+        <w:pStyle w:val="ListParagraph"/>
+        <w:numPr>
+          <w:ilvl w:val="0"/>
+          <w:numId w:val="4"/>
+        </w:numPr>
+      </w:pPr>
+      <w:r>
+        <w:t>User Mode</w:t>
+      </w:r>
+    </w:p>
+    <w:p>
+      <w:r>
+        <w:t>Some instructions and registers are restricted in User Mode.</w:t>
       </w:r>
       <w:r>
         <w:t xml:space="preserve"> </w:t>
       </w:r>
       <w:r>
-        <w:t xml:space="preserve">any </w:t>
-      </w:r>
-      <w:r>
-        <w:t>other register will trigger an NMI (Non Maskable Interrupt) further detailed in volume [Insert Volume number here]. When the VMEF is set to 1 memory access is also limited by the access flags of page table entries</w:t>
-      </w:r>
-      <w:r>
-        <w:t>.</w:t>
-      </w:r>
-      <w:r>
-        <w:t xml:space="preserve"> </w:t>
-      </w:r>
-      <w:r>
-        <w:t>V</w:t>
-      </w:r>
-      <w:r>
-        <w:t>irtual memory is explained further in volume [insert volume here].</w:t>
+        <w:t>Further details are provided in Volume 2.</w:t>
       </w:r>
       <w:r>
         <w:br w:type="page"/>
@@ -3152,7 +3156,22 @@
     </w:p>
     <w:p>
       <w:r>
-        <w:t>The NA-16 architecture works with 2 main types of data. A byte and a Word. A byte is a set of 8 bits and is the smallest unit that can easily be manipulated. A word is the native size of the architecture. A word is a set of 16 bits and is the largest unit that can be manipulated.</w:t>
+        <w:t>The NA-16 architecture works with 2 main types of data</w:t>
+      </w:r>
+      <w:r>
+        <w:t>:</w:t>
+      </w:r>
+      <w:r>
+        <w:t xml:space="preserve"> </w:t>
+      </w:r>
+      <w:r>
+        <w:t>a</w:t>
+      </w:r>
+      <w:r>
+        <w:t xml:space="preserve"> byte and a Word. A byte is a set of 8 bits and is the smallest unit that can easily be manipulated. </w:t>
+      </w:r>
+      <w:r>
+        <w:t>A word is a 16-bit quantity and represents the native integer size of the architecture.</w:t>
       </w:r>
     </w:p>
     <w:p/>
@@ -3300,7 +3319,24 @@
     </w:p>
     <w:p>
       <w:r>
-        <w:t>The NA-16 architecture features a 16-bit native address space, while physically supporting 32 address lines. By default, the CPU operates within a 64 KB address space. [Something about the MMU and virtual memory maybe idk]</w:t>
+        <w:t>The architectural address space is 16 bits wide, providing</w:t>
+      </w:r>
+      <w:r>
+        <w:br/>
+        <w:t>64 KiB of addressable virtual memory.</w:t>
+      </w:r>
+    </w:p>
+    <w:p>
+      <w:r>
+        <w:t>Implementations may support larger physical address spaces.</w:t>
+      </w:r>
+      <w:r>
+        <w:br/>
+        <w:t>Translation between virtual and physical addresses is described</w:t>
+      </w:r>
+      <w:r>
+        <w:br/>
+        <w:t>in Volume 2.</w:t>
       </w:r>
     </w:p>
     <w:p>
@@ -3322,23 +3358,52 @@
     </w:p>
     <w:p>
       <w:r>
-        <w:t>[not sure what to talk about here. There aren’t any alignment rules, but who knows what the future will entail</w:t>
-      </w:r>
-      <w:r>
-        <w:t xml:space="preserve">. Maybe </w:t>
-      </w:r>
-      <w:proofErr w:type="gramStart"/>
-      <w:r>
-        <w:t>2 byte</w:t>
-      </w:r>
-      <w:proofErr w:type="gramEnd"/>
-      <w:r>
-        <w:t xml:space="preserve"> alignment for reasons</w:t>
-      </w:r>
-      <w:r>
-        <w:t>]</w:t>
-      </w:r>
-    </w:p>
+        <w:t>NA-16 does not require alignment for memory accesses.</w:t>
+      </w:r>
+      <w:r>
+        <w:t xml:space="preserve"> </w:t>
+      </w:r>
+      <w:r>
+        <w:t>Byte and word values may be accessed at any valid address.</w:t>
+      </w:r>
+    </w:p>
+    <w:p>
+      <w:r>
+        <w:t>Examples:</w:t>
+      </w:r>
+    </w:p>
+    <w:p>
+      <w:r>
+        <w:t>Valid byte access:</w:t>
+      </w:r>
+    </w:p>
+    <w:p>
+      <w:r>
+        <w:lastRenderedPageBreak/>
+        <w:t>MOV R0, [0x1000]</w:t>
+      </w:r>
+    </w:p>
+    <w:p>
+      <w:r>
+        <w:t>Valid word access:</w:t>
+      </w:r>
+    </w:p>
+    <w:p>
+      <w:r>
+        <w:t>AEX.W</w:t>
+      </w:r>
+    </w:p>
+    <w:p>
+      <w:r>
+        <w:t>MOV R0, [0x1001]</w:t>
+      </w:r>
+    </w:p>
+    <w:p>
+      <w:r>
+        <w:t>Implementations may incur performance penalties for unaligned accesses, but correct operation is guaranteed.</w:t>
+      </w:r>
+    </w:p>
+    <w:p/>
     <w:p>
       <w:pPr>
         <w:pStyle w:val="Heading2"/>
@@ -3355,16 +3420,91 @@
     </w:p>
     <w:p>
       <w:r>
-        <w:t>[</w:t>
-      </w:r>
-      <w:proofErr w:type="gramStart"/>
-      <w:r>
-        <w:t>Again</w:t>
-      </w:r>
-      <w:proofErr w:type="gramEnd"/>
-      <w:r>
-        <w:t xml:space="preserve"> not sure how to word or what to put here]</w:t>
-      </w:r>
+        <w:t>Memory accesses occur through one of the architecture's supported addressing modes.</w:t>
+      </w:r>
+    </w:p>
+    <w:p>
+      <w:r>
+        <w:t>All memory accesses are read or write operations targeting a specific address within the current address space.</w:t>
+      </w:r>
+    </w:p>
+    <w:p>
+      <w:r>
+        <w:t>Unless modified by an operand-size prefix:</w:t>
+      </w:r>
+    </w:p>
+    <w:p>
+      <w:pPr>
+        <w:numPr>
+          <w:ilvl w:val="0"/>
+          <w:numId w:val="5"/>
+        </w:numPr>
+      </w:pPr>
+      <w:r>
+        <w:t xml:space="preserve">Memory reads are </w:t>
+      </w:r>
+      <w:r>
+        <w:t>byte sized</w:t>
+      </w:r>
+      <w:r>
+        <w:t>.</w:t>
+      </w:r>
+    </w:p>
+    <w:p>
+      <w:pPr>
+        <w:numPr>
+          <w:ilvl w:val="0"/>
+          <w:numId w:val="5"/>
+        </w:numPr>
+      </w:pPr>
+      <w:r>
+        <w:t>Memory writes are byte</w:t>
+      </w:r>
+      <w:r>
+        <w:t xml:space="preserve"> </w:t>
+      </w:r>
+      <w:r>
+        <w:t>sized.</w:t>
+      </w:r>
+    </w:p>
+    <w:p>
+      <w:pPr>
+        <w:numPr>
+          <w:ilvl w:val="0"/>
+          <w:numId w:val="5"/>
+        </w:numPr>
+      </w:pPr>
+      <w:r>
+        <w:t>Displacements are 8 bits.</w:t>
+      </w:r>
+    </w:p>
+    <w:p>
+      <w:pPr>
+        <w:numPr>
+          <w:ilvl w:val="0"/>
+          <w:numId w:val="5"/>
+        </w:numPr>
+      </w:pPr>
+      <w:r>
+        <w:t>Immediate values are 8 bits.</w:t>
+      </w:r>
+    </w:p>
+    <w:p>
+      <w:r>
+        <w:t>The AEX prefix may be used to promote these quantities to word-sized values.</w:t>
+      </w:r>
+    </w:p>
+    <w:p>
+      <w:r>
+        <w:t>Memory accesses are performed in program order.</w:t>
+      </w:r>
+    </w:p>
+    <w:p>
+      <w:r>
+        <w:t>Accesses to invalid or restricted memory regions may generate architecture-defined exceptions as described in Volume 2.</w:t>
+      </w:r>
+    </w:p>
+    <w:p>
       <w:r>
         <w:br w:type="page"/>
       </w:r>
@@ -3576,7 +3716,11 @@
         <w:t>OPCODE ENCODING</w:t>
       </w:r>
     </w:p>
-    <w:p/>
+    <w:p>
+      <w:r>
+        <w:t>The opcode of instructions are made up of 2 parts. As seen in the figure in chapter 4.1 bits 15-13 are the class and 12-9 are the opcode. The opcode identifies what instruction it is within that class. The class defines what type of operation the instruction is performing.</w:t>
+      </w:r>
+    </w:p>
     <w:p>
       <w:pPr>
         <w:pStyle w:val="Heading2"/>
@@ -3589,7 +3733,11 @@
         <w:t>PREFIX ENCODING</w:t>
       </w:r>
     </w:p>
-    <w:p/>
+    <w:p>
+      <w:r>
+        <w:t>Prefixes are bytes or words that appear before the base instruction word. If the most significant bit is set, then the next byte or word is a prefix. If a prefix is a byte or word long is dependent on the prefix itself as they are variable length.</w:t>
+      </w:r>
+    </w:p>
     <w:p>
       <w:pPr>
         <w:pStyle w:val="Heading2"/>
@@ -4239,10 +4387,7 @@
         <w:t xml:space="preserve">GP </w:t>
       </w:r>
       <w:r>
-        <w:t>Source register</w:t>
-      </w:r>
-      <w:r>
-        <w:t xml:space="preserve"> </w:t>
+        <w:t xml:space="preserve">Source register </w:t>
       </w:r>
       <w:r>
         <w:br/>
@@ -4403,10 +4548,7 @@
       </w:r>
       <w:r>
         <w:br/>
-        <w:t>--------</w:t>
-      </w:r>
-      <w:r>
-        <w:t xml:space="preserve"> </w:t>
+        <w:t xml:space="preserve">-------- </w:t>
       </w:r>
       <w:r>
         <w:br/>
@@ -5506,10 +5648,7 @@
         <w:t>MOV</w:t>
       </w:r>
       <w:r>
-        <w:t xml:space="preserve"> </w:t>
-      </w:r>
-      <w:r>
-        <w:t>Rd, Rs</w:t>
+        <w:t xml:space="preserve"> Rd, Rs</w:t>
       </w:r>
       <w:r>
         <w:br/>
@@ -5518,10 +5657,7 @@
         <w:t>MOV</w:t>
       </w:r>
       <w:r>
-        <w:t xml:space="preserve"> </w:t>
-      </w:r>
-      <w:r>
-        <w:t xml:space="preserve">Rd, </w:t>
+        <w:t xml:space="preserve"> Rd, </w:t>
       </w:r>
       <w:r>
         <w:t>Imm8/</w:t>
@@ -5638,10 +5774,7 @@
         <w:t>Opcode: 0x</w:t>
       </w:r>
       <w:r>
-        <w:t>2</w:t>
-      </w:r>
-      <w:r>
-        <w:t>0</w:t>
+        <w:t>20</w:t>
       </w:r>
     </w:p>
     <w:p>
@@ -5652,10 +5785,7 @@
     <w:p>
       <w:r>
         <w:lastRenderedPageBreak/>
-        <w:t>MOV</w:t>
-      </w:r>
-      <w:r>
-        <w:t>SR</w:t>
+        <w:t>MOVSR</w:t>
       </w:r>
       <w:r>
         <w:br/>
@@ -5691,10 +5821,7 @@
         <w:br/>
       </w:r>
       <w:r>
-        <w:t>MOV</w:t>
-      </w:r>
-      <w:r>
-        <w:t>SR</w:t>
+        <w:t>MOVSR</w:t>
       </w:r>
       <w:r>
         <w:t xml:space="preserve"> Rd, Rs</w:t>
@@ -5703,10 +5830,7 @@
         <w:br/>
       </w:r>
       <w:r>
-        <w:t>MOV</w:t>
-      </w:r>
-      <w:r>
-        <w:t>SR</w:t>
+        <w:t>MOVSR</w:t>
       </w:r>
       <w:r>
         <w:t xml:space="preserve"> Rd, </w:t>
@@ -5743,10 +5867,7 @@
         <w:t xml:space="preserve">Rs </w:t>
       </w:r>
       <w:r>
-        <w:t>SP</w:t>
-      </w:r>
-      <w:r>
-        <w:t xml:space="preserve"> </w:t>
+        <w:t xml:space="preserve">SP </w:t>
       </w:r>
       <w:r>
         <w:t xml:space="preserve">Source register </w:t>
@@ -5829,10 +5950,7 @@
         <w:t>Opcode: 0x</w:t>
       </w:r>
       <w:r>
-        <w:t>2</w:t>
-      </w:r>
-      <w:r>
-        <w:t>2</w:t>
+        <w:t>22</w:t>
       </w:r>
     </w:p>
     <w:p>
@@ -5843,10 +5961,7 @@
     <w:p>
       <w:r>
         <w:lastRenderedPageBreak/>
-        <w:t>MOV</w:t>
-      </w:r>
-      <w:r>
-        <w:t>RS</w:t>
+        <w:t>MOVRS</w:t>
       </w:r>
       <w:r>
         <w:br/>
@@ -5882,10 +5997,7 @@
         <w:br/>
       </w:r>
       <w:r>
-        <w:t>MOV</w:t>
-      </w:r>
-      <w:r>
-        <w:t>RS</w:t>
+        <w:t>MOVRS</w:t>
       </w:r>
       <w:r>
         <w:t xml:space="preserve"> Rd, Rs</w:t>
@@ -5894,10 +6006,7 @@
         <w:br/>
       </w:r>
       <w:r>
-        <w:t>MOV</w:t>
-      </w:r>
-      <w:r>
-        <w:t>RS</w:t>
+        <w:t>MOVRS</w:t>
       </w:r>
       <w:r>
         <w:t xml:space="preserve"> Rd, </w:t>
@@ -5924,10 +6033,7 @@
         <w:t>Rd</w:t>
       </w:r>
       <w:r>
-        <w:t xml:space="preserve"> </w:t>
-      </w:r>
-      <w:r>
-        <w:t>SP</w:t>
+        <w:t xml:space="preserve"> SP</w:t>
       </w:r>
       <w:r>
         <w:t xml:space="preserve"> Destination register</w:t>
@@ -6020,10 +6126,7 @@
         <w:t>Opcode: 0x</w:t>
       </w:r>
       <w:r>
-        <w:t>2</w:t>
-      </w:r>
-      <w:r>
-        <w:t>4</w:t>
+        <w:t>24</w:t>
       </w:r>
     </w:p>
     <w:p>
@@ -6034,10 +6137,7 @@
     <w:p>
       <w:r>
         <w:lastRenderedPageBreak/>
-        <w:t>MOV</w:t>
-      </w:r>
-      <w:r>
-        <w:t>S</w:t>
+        <w:t>MOVS</w:t>
       </w:r>
       <w:r>
         <w:br/>
@@ -6073,16 +6173,10 @@
         <w:br/>
       </w:r>
       <w:r>
-        <w:t>MOV</w:t>
-      </w:r>
-      <w:r>
-        <w:t>S</w:t>
-      </w:r>
-      <w:r>
-        <w:t xml:space="preserve"> Rd, Rs</w:t>
-      </w:r>
-      <w:r>
-        <w:t xml:space="preserve"> </w:t>
+        <w:t>MOVS</w:t>
+      </w:r>
+      <w:r>
+        <w:t xml:space="preserve"> Rd, Rs </w:t>
       </w:r>
       <w:r>
         <w:br/>
@@ -6100,13 +6194,7 @@
         <w:t>Rd</w:t>
       </w:r>
       <w:r>
-        <w:t xml:space="preserve"> </w:t>
-      </w:r>
-      <w:r>
-        <w:t>S</w:t>
-      </w:r>
-      <w:r>
-        <w:t>P</w:t>
+        <w:t xml:space="preserve"> SP</w:t>
       </w:r>
       <w:r>
         <w:t xml:space="preserve"> Destination register</w:t>
@@ -6116,10 +6204,7 @@
         <w:t xml:space="preserve">Rs </w:t>
       </w:r>
       <w:r>
-        <w:t>S</w:t>
-      </w:r>
-      <w:r>
-        <w:t xml:space="preserve">P </w:t>
+        <w:t xml:space="preserve">SP </w:t>
       </w:r>
       <w:r>
         <w:t xml:space="preserve">Source register </w:t>
@@ -6275,10 +6360,7 @@
       </w:r>
       <w:r>
         <w:br/>
-        <w:t>--------</w:t>
-      </w:r>
-      <w:r>
-        <w:t xml:space="preserve"> </w:t>
+        <w:t xml:space="preserve">-------- </w:t>
       </w:r>
       <w:r>
         <w:br/>
@@ -6459,10 +6541,7 @@
         <w:t xml:space="preserve"> </w:t>
       </w:r>
       <w:r>
-        <w:t xml:space="preserve">GP </w:t>
-      </w:r>
-      <w:r>
-        <w:t xml:space="preserve">Dest </w:t>
+        <w:t xml:space="preserve">GP Dest </w:t>
       </w:r>
       <w:r>
         <w:t xml:space="preserve">register </w:t>
@@ -6546,10 +6625,7 @@
       </w:r>
       <w:r>
         <w:lastRenderedPageBreak/>
-        <w:t>PUSH</w:t>
-      </w:r>
-      <w:r>
-        <w:t>S</w:t>
+        <w:t>PUSHS</w:t>
       </w:r>
       <w:r>
         <w:br/>
@@ -6590,13 +6666,158 @@
         <w:br/>
       </w:r>
       <w:r>
-        <w:t>PUSH</w:t>
-      </w:r>
-      <w:r>
-        <w:t>S</w:t>
-      </w:r>
-      <w:r>
-        <w:t xml:space="preserve"> Rs</w:t>
+        <w:t>PUSHS</w:t>
+      </w:r>
+      <w:r>
+        <w:t xml:space="preserve"> Rs </w:t>
+      </w:r>
+      <w:r>
+        <w:br/>
+      </w:r>
+      <w:r>
+        <w:br/>
+        <w:t>Operands</w:t>
+      </w:r>
+      <w:r>
+        <w:br/>
+        <w:t xml:space="preserve">-------- </w:t>
+      </w:r>
+      <w:r>
+        <w:br/>
+        <w:t xml:space="preserve">Rs </w:t>
+      </w:r>
+      <w:r>
+        <w:t xml:space="preserve">SP </w:t>
+      </w:r>
+      <w:r>
+        <w:t xml:space="preserve">Source register </w:t>
+      </w:r>
+    </w:p>
+    <w:p>
+      <w:r>
+        <w:br/>
+        <w:t>Flags</w:t>
+      </w:r>
+      <w:r>
+        <w:br/>
+        <w:t>-----</w:t>
+      </w:r>
+      <w:r>
+        <w:br/>
+        <w:t xml:space="preserve">Z </w:t>
+      </w:r>
+      <w:r>
+        <w:t>Untouched</w:t>
+      </w:r>
+      <w:r>
+        <w:br/>
+        <w:t xml:space="preserve">N </w:t>
+      </w:r>
+      <w:r>
+        <w:t>Untouched</w:t>
+      </w:r>
+      <w:r>
+        <w:br/>
+        <w:t xml:space="preserve">C </w:t>
+      </w:r>
+      <w:r>
+        <w:t>Untouched</w:t>
+      </w:r>
+      <w:r>
+        <w:br/>
+        <w:t xml:space="preserve">V </w:t>
+      </w:r>
+      <w:r>
+        <w:t>Untouched</w:t>
+      </w:r>
+      <w:r>
+        <w:br/>
+      </w:r>
+      <w:r>
+        <w:br/>
+        <w:t>Exceptions</w:t>
+      </w:r>
+      <w:r>
+        <w:br/>
+        <w:t>----------</w:t>
+      </w:r>
+      <w:r>
+        <w:br/>
+        <w:t>None</w:t>
+      </w:r>
+      <w:r>
+        <w:br/>
+      </w:r>
+      <w:r>
+        <w:br/>
+        <w:t>Encoding</w:t>
+      </w:r>
+      <w:r>
+        <w:br/>
+        <w:t>--------</w:t>
+      </w:r>
+      <w:r>
+        <w:br/>
+        <w:t>Opcode: 0x</w:t>
+      </w:r>
+      <w:r>
+        <w:t>2E</w:t>
+      </w:r>
+    </w:p>
+    <w:p>
+      <w:r>
+        <w:br w:type="page"/>
+      </w:r>
+    </w:p>
+    <w:p>
+      <w:r>
+        <w:lastRenderedPageBreak/>
+        <w:t>POPS</w:t>
+      </w:r>
+      <w:r>
+        <w:br/>
+        <w:t>===</w:t>
+      </w:r>
+      <w:r>
+        <w:br/>
+      </w:r>
+      <w:r>
+        <w:br/>
+        <w:t>Operation</w:t>
+      </w:r>
+      <w:r>
+        <w:br/>
+        <w:t>---------</w:t>
+      </w:r>
+      <w:r>
+        <w:br/>
+        <w:t xml:space="preserve">src1 = </w:t>
+      </w:r>
+      <w:r>
+        <w:t>[SP]</w:t>
+      </w:r>
+      <w:r>
+        <w:br/>
+      </w:r>
+      <w:r>
+        <w:br/>
+        <w:t>Syntax</w:t>
+      </w:r>
+      <w:r>
+        <w:br/>
+        <w:t>------</w:t>
+      </w:r>
+      <w:r>
+        <w:br/>
+      </w:r>
+      <w:r>
+        <w:t>POPS</w:t>
+      </w:r>
+      <w:r>
+        <w:t xml:space="preserve"> R</w:t>
+      </w:r>
+      <w:r>
+        <w:t>d</w:t>
       </w:r>
       <w:r>
         <w:t xml:space="preserve"> </w:t>
@@ -6614,179 +6835,16 @@
       </w:r>
       <w:r>
         <w:br/>
-        <w:t xml:space="preserve">Rs </w:t>
-      </w:r>
-      <w:r>
-        <w:t>SP</w:t>
+        <w:t>R</w:t>
+      </w:r>
+      <w:r>
+        <w:t>d</w:t>
       </w:r>
       <w:r>
         <w:t xml:space="preserve"> </w:t>
       </w:r>
       <w:r>
-        <w:t xml:space="preserve">Source register </w:t>
-      </w:r>
-    </w:p>
-    <w:p>
-      <w:r>
-        <w:br/>
-        <w:t>Flags</w:t>
-      </w:r>
-      <w:r>
-        <w:br/>
-        <w:t>-----</w:t>
-      </w:r>
-      <w:r>
-        <w:br/>
-        <w:t xml:space="preserve">Z </w:t>
-      </w:r>
-      <w:r>
-        <w:t>Untouched</w:t>
-      </w:r>
-      <w:r>
-        <w:br/>
-        <w:t xml:space="preserve">N </w:t>
-      </w:r>
-      <w:r>
-        <w:t>Untouched</w:t>
-      </w:r>
-      <w:r>
-        <w:br/>
-        <w:t xml:space="preserve">C </w:t>
-      </w:r>
-      <w:r>
-        <w:t>Untouched</w:t>
-      </w:r>
-      <w:r>
-        <w:br/>
-        <w:t xml:space="preserve">V </w:t>
-      </w:r>
-      <w:r>
-        <w:t>Untouched</w:t>
-      </w:r>
-      <w:r>
-        <w:br/>
-      </w:r>
-      <w:r>
-        <w:br/>
-        <w:t>Exceptions</w:t>
-      </w:r>
-      <w:r>
-        <w:br/>
-        <w:t>----------</w:t>
-      </w:r>
-      <w:r>
-        <w:br/>
-        <w:t>None</w:t>
-      </w:r>
-      <w:r>
-        <w:br/>
-      </w:r>
-      <w:r>
-        <w:br/>
-        <w:t>Encoding</w:t>
-      </w:r>
-      <w:r>
-        <w:br/>
-        <w:t>--------</w:t>
-      </w:r>
-      <w:r>
-        <w:br/>
-        <w:t>Opcode: 0x</w:t>
-      </w:r>
-      <w:r>
-        <w:t>2E</w:t>
-      </w:r>
-    </w:p>
-    <w:p>
-      <w:r>
-        <w:br w:type="page"/>
-      </w:r>
-    </w:p>
-    <w:p>
-      <w:r>
-        <w:lastRenderedPageBreak/>
-        <w:t>POP</w:t>
-      </w:r>
-      <w:r>
-        <w:t>S</w:t>
-      </w:r>
-      <w:r>
-        <w:br/>
-        <w:t>===</w:t>
-      </w:r>
-      <w:r>
-        <w:br/>
-      </w:r>
-      <w:r>
-        <w:br/>
-        <w:t>Operation</w:t>
-      </w:r>
-      <w:r>
-        <w:br/>
-        <w:t>---------</w:t>
-      </w:r>
-      <w:r>
-        <w:br/>
-        <w:t xml:space="preserve">src1 = </w:t>
-      </w:r>
-      <w:r>
-        <w:t>[SP]</w:t>
-      </w:r>
-      <w:r>
-        <w:br/>
-      </w:r>
-      <w:r>
-        <w:br/>
-        <w:t>Syntax</w:t>
-      </w:r>
-      <w:r>
-        <w:br/>
-        <w:t>------</w:t>
-      </w:r>
-      <w:r>
-        <w:br/>
-      </w:r>
-      <w:r>
-        <w:t>POP</w:t>
-      </w:r>
-      <w:r>
-        <w:t>S</w:t>
-      </w:r>
-      <w:r>
-        <w:t xml:space="preserve"> R</w:t>
-      </w:r>
-      <w:r>
-        <w:t>d</w:t>
-      </w:r>
-      <w:r>
-        <w:t xml:space="preserve"> </w:t>
-      </w:r>
-      <w:r>
-        <w:br/>
-      </w:r>
-      <w:r>
-        <w:br/>
-        <w:t>Operands</w:t>
-      </w:r>
-      <w:r>
-        <w:br/>
-        <w:t xml:space="preserve">-------- </w:t>
-      </w:r>
-      <w:r>
-        <w:br/>
-        <w:t>R</w:t>
-      </w:r>
-      <w:r>
-        <w:t>d</w:t>
-      </w:r>
-      <w:r>
-        <w:t xml:space="preserve"> </w:t>
-      </w:r>
-      <w:r>
-        <w:t>SP</w:t>
-      </w:r>
-      <w:r>
-        <w:t xml:space="preserve"> Dest </w:t>
+        <w:t xml:space="preserve">SP Dest </w:t>
       </w:r>
       <w:r>
         <w:t xml:space="preserve">register </w:t>
@@ -7053,7 +7111,7 @@
     </w:p>
     <w:p>
       <w:r>
-        <w:t>Mnemonic</w:t>
+        <w:t>JMP</w:t>
       </w:r>
       <w:r>
         <w:br/>
@@ -7074,15 +7132,7 @@
         <w:br/>
       </w:r>
       <w:r>
-        <w:t>[</w:t>
-      </w:r>
-      <w:proofErr w:type="spellStart"/>
-      <w:r>
-        <w:t>wololo</w:t>
-      </w:r>
-      <w:proofErr w:type="spellEnd"/>
-      <w:r>
-        <w:t>]</w:t>
+        <w:t>PC = src1</w:t>
       </w:r>
       <w:r>
         <w:br/>
@@ -7099,21 +7149,162 @@
         <w:br/>
       </w:r>
       <w:r>
-        <w:t>[</w:t>
-      </w:r>
-      <w:proofErr w:type="spellStart"/>
-      <w:r>
-        <w:t>wololo</w:t>
-      </w:r>
-      <w:proofErr w:type="spellEnd"/>
-      <w:r>
-        <w:t>]</w:t>
+        <w:t>JMP Rs</w:t>
+      </w:r>
+      <w:r>
+        <w:br/>
+        <w:t>JMP Imm8/imm16</w:t>
+      </w:r>
+      <w:r>
+        <w:br/>
+      </w:r>
+      <w:r>
+        <w:br/>
+        <w:t>Operands</w:t>
+      </w:r>
+      <w:r>
+        <w:br/>
+        <w:t xml:space="preserve">-------- </w:t>
+      </w:r>
+      <w:r>
+        <w:br/>
+      </w:r>
+      <w:r>
+        <w:t>Rs GP Source register</w:t>
+      </w:r>
+      <w:r>
+        <w:br/>
+        <w:t>Imm8 8-bit immediate value</w:t>
+      </w:r>
+      <w:r>
+        <w:br/>
+        <w:t>Imm16 16-bit immediate value</w:t>
+      </w:r>
+      <w:r>
+        <w:br/>
+      </w:r>
+      <w:r>
+        <w:br/>
+        <w:t>Flags</w:t>
+      </w:r>
+      <w:r>
+        <w:br/>
+        <w:t>-----</w:t>
+      </w:r>
+      <w:r>
+        <w:br/>
+        <w:t xml:space="preserve">Z </w:t>
+      </w:r>
+      <w:r>
+        <w:t>Untouched</w:t>
+      </w:r>
+      <w:r>
+        <w:br/>
+        <w:t xml:space="preserve">N </w:t>
+      </w:r>
+      <w:r>
+        <w:t>Untouched</w:t>
+      </w:r>
+      <w:r>
+        <w:br/>
+        <w:t xml:space="preserve">C </w:t>
+      </w:r>
+      <w:r>
+        <w:t>Untouched</w:t>
+      </w:r>
+      <w:r>
+        <w:br/>
+        <w:t xml:space="preserve">V </w:t>
+      </w:r>
+      <w:r>
+        <w:t>Untouched</w:t>
+      </w:r>
+      <w:r>
+        <w:br/>
+      </w:r>
+      <w:r>
+        <w:br/>
+        <w:t>Exceptions</w:t>
+      </w:r>
+      <w:r>
+        <w:br/>
+        <w:t>----------</w:t>
+      </w:r>
+      <w:r>
+        <w:br/>
+        <w:t>None</w:t>
+      </w:r>
+      <w:r>
+        <w:br/>
+      </w:r>
+      <w:r>
+        <w:br/>
+        <w:t>Encoding</w:t>
+      </w:r>
+      <w:r>
+        <w:br/>
+        <w:t>--------</w:t>
+      </w:r>
+      <w:r>
+        <w:br/>
+        <w:t>Opcode: 0x</w:t>
+      </w:r>
+      <w:r>
+        <w:t>40</w:t>
+      </w:r>
+    </w:p>
+    <w:p>
+      <w:r>
+        <w:br w:type="page"/>
+      </w:r>
+      <w:r>
+        <w:lastRenderedPageBreak/>
+        <w:t>JZ/JE</w:t>
+      </w:r>
+      <w:r>
+        <w:br/>
+        <w:t>===</w:t>
+      </w:r>
+      <w:r>
+        <w:br/>
+      </w:r>
+      <w:r>
+        <w:br/>
+        <w:t>Operation</w:t>
+      </w:r>
+      <w:r>
+        <w:br/>
+        <w:t>---------</w:t>
+      </w:r>
+      <w:r>
+        <w:br/>
+      </w:r>
+      <w:r>
+        <w:t>PC = PC + src1</w:t>
+      </w:r>
+      <w:r>
+        <w:br/>
+      </w:r>
+      <w:r>
+        <w:br/>
+        <w:t>Syntax</w:t>
+      </w:r>
+      <w:r>
+        <w:br/>
+        <w:t>------</w:t>
       </w:r>
       <w:r>
         <w:t xml:space="preserve"> </w:t>
       </w:r>
       <w:r>
         <w:br/>
+        <w:t>JZ/JE Disp8/Disp</w:t>
+      </w:r>
+      <w:r>
+        <w:t>16</w:t>
+      </w:r>
+      <w:r>
+        <w:br/>
       </w:r>
       <w:r>
         <w:br/>
@@ -7125,17 +7316,22 @@
       </w:r>
       <w:r>
         <w:br/>
-      </w:r>
-      <w:r>
-        <w:t>[</w:t>
-      </w:r>
-      <w:proofErr w:type="spellStart"/>
-      <w:r>
-        <w:t>wololo</w:t>
-      </w:r>
-      <w:proofErr w:type="spellEnd"/>
-      <w:r>
-        <w:t>]</w:t>
+        <w:t>Disp8 8-bit signed integer value</w:t>
+      </w:r>
+      <w:r>
+        <w:br/>
+      </w:r>
+      <w:r>
+        <w:t>Disp</w:t>
+      </w:r>
+      <w:r>
+        <w:t>16 16-bit</w:t>
+      </w:r>
+      <w:r>
+        <w:t xml:space="preserve"> signed integer</w:t>
+      </w:r>
+      <w:r>
+        <w:t xml:space="preserve"> value</w:t>
       </w:r>
       <w:r>
         <w:br/>
@@ -7207,16 +7403,19 @@
         <w:t>Opcode: 0x</w:t>
       </w:r>
       <w:r>
-        <w:t>??</w:t>
-      </w:r>
-    </w:p>
+        <w:t>42</w:t>
+      </w:r>
+    </w:p>
+    <w:p/>
     <w:p>
       <w:r>
         <w:br w:type="page"/>
       </w:r>
+    </w:p>
+    <w:p>
       <w:r>
         <w:lastRenderedPageBreak/>
-        <w:t>Mnemonic</w:t>
+        <w:t>JNZ/JNE</w:t>
       </w:r>
       <w:r>
         <w:br/>
@@ -7237,15 +7436,7 @@
         <w:br/>
       </w:r>
       <w:r>
-        <w:t>[</w:t>
-      </w:r>
-      <w:proofErr w:type="spellStart"/>
-      <w:r>
-        <w:t>wololo</w:t>
-      </w:r>
-      <w:proofErr w:type="spellEnd"/>
-      <w:r>
-        <w:t>]</w:t>
+        <w:t>PC = PC + src1</w:t>
       </w:r>
       <w:r>
         <w:br/>
@@ -7262,18 +7453,10 @@
         <w:br/>
       </w:r>
       <w:r>
-        <w:t>[</w:t>
-      </w:r>
-      <w:proofErr w:type="spellStart"/>
-      <w:r>
-        <w:t>wololo</w:t>
-      </w:r>
-      <w:proofErr w:type="spellEnd"/>
-      <w:r>
-        <w:t>]</w:t>
-      </w:r>
-      <w:r>
-        <w:t xml:space="preserve"> </w:t>
+        <w:t>JZ/JE Disp8/Disp</w:t>
+      </w:r>
+      <w:r>
+        <w:t>16</w:t>
       </w:r>
       <w:r>
         <w:br/>
@@ -7290,15 +7473,22 @@
         <w:br/>
       </w:r>
       <w:r>
-        <w:t>[</w:t>
-      </w:r>
-      <w:proofErr w:type="spellStart"/>
-      <w:r>
-        <w:t>wololo</w:t>
-      </w:r>
-      <w:proofErr w:type="spellEnd"/>
-      <w:r>
-        <w:t>]</w:t>
+        <w:t>Disp8 8-bit signed integer value</w:t>
+      </w:r>
+      <w:r>
+        <w:br/>
+      </w:r>
+      <w:r>
+        <w:t>Disp</w:t>
+      </w:r>
+      <w:r>
+        <w:t>16 16-bit</w:t>
+      </w:r>
+      <w:r>
+        <w:t xml:space="preserve"> signed integer</w:t>
+      </w:r>
+      <w:r>
+        <w:t xml:space="preserve"> value</w:t>
       </w:r>
       <w:r>
         <w:br/>
@@ -7370,7 +7560,7 @@
         <w:t>Opcode: 0x</w:t>
       </w:r>
       <w:r>
-        <w:t>??</w:t>
+        <w:t>44</w:t>
       </w:r>
     </w:p>
     <w:p>
@@ -7381,7 +7571,7 @@
     <w:p>
       <w:r>
         <w:lastRenderedPageBreak/>
-        <w:t>Mnemonic</w:t>
+        <w:t>JC/JB</w:t>
       </w:r>
       <w:r>
         <w:br/>
@@ -7402,15 +7592,7 @@
         <w:br/>
       </w:r>
       <w:r>
-        <w:t>[</w:t>
-      </w:r>
-      <w:proofErr w:type="spellStart"/>
-      <w:r>
-        <w:t>wololo</w:t>
-      </w:r>
-      <w:proofErr w:type="spellEnd"/>
-      <w:r>
-        <w:t>]</w:t>
+        <w:t>PC = PC + src1</w:t>
       </w:r>
       <w:r>
         <w:br/>
@@ -7427,18 +7609,10 @@
         <w:br/>
       </w:r>
       <w:r>
-        <w:t>[</w:t>
-      </w:r>
-      <w:proofErr w:type="spellStart"/>
-      <w:r>
-        <w:t>wololo</w:t>
-      </w:r>
-      <w:proofErr w:type="spellEnd"/>
-      <w:r>
-        <w:t>]</w:t>
-      </w:r>
-      <w:r>
-        <w:t xml:space="preserve"> </w:t>
+        <w:t>JC/JB Disp8/Disp</w:t>
+      </w:r>
+      <w:r>
+        <w:t>16</w:t>
       </w:r>
       <w:r>
         <w:br/>
@@ -7455,15 +7629,22 @@
         <w:br/>
       </w:r>
       <w:r>
-        <w:t>[</w:t>
-      </w:r>
-      <w:proofErr w:type="spellStart"/>
-      <w:r>
-        <w:t>wololo</w:t>
-      </w:r>
-      <w:proofErr w:type="spellEnd"/>
-      <w:r>
-        <w:t>]</w:t>
+        <w:t>Disp8 8-bit signed integer value</w:t>
+      </w:r>
+      <w:r>
+        <w:br/>
+      </w:r>
+      <w:r>
+        <w:t>Disp</w:t>
+      </w:r>
+      <w:r>
+        <w:t>16 16-bit</w:t>
+      </w:r>
+      <w:r>
+        <w:t xml:space="preserve"> signed integer</w:t>
+      </w:r>
+      <w:r>
+        <w:t xml:space="preserve"> value</w:t>
       </w:r>
       <w:r>
         <w:br/>
@@ -7535,7 +7716,7 @@
         <w:t>Opcode: 0x</w:t>
       </w:r>
       <w:r>
-        <w:t>??</w:t>
+        <w:t>46</w:t>
       </w:r>
     </w:p>
     <w:p>
@@ -7546,7 +7727,7 @@
     <w:p>
       <w:r>
         <w:lastRenderedPageBreak/>
-        <w:t>Mnemonic</w:t>
+        <w:t>JNC/JAE</w:t>
       </w:r>
       <w:r>
         <w:br/>
@@ -7567,15 +7748,7 @@
         <w:br/>
       </w:r>
       <w:r>
-        <w:t>[</w:t>
-      </w:r>
-      <w:proofErr w:type="spellStart"/>
-      <w:r>
-        <w:t>wololo</w:t>
-      </w:r>
-      <w:proofErr w:type="spellEnd"/>
-      <w:r>
-        <w:t>]</w:t>
+        <w:t>PC = PC + src1</w:t>
       </w:r>
       <w:r>
         <w:br/>
@@ -7592,18 +7765,10 @@
         <w:br/>
       </w:r>
       <w:r>
-        <w:t>[</w:t>
-      </w:r>
-      <w:proofErr w:type="spellStart"/>
-      <w:r>
-        <w:t>wololo</w:t>
-      </w:r>
-      <w:proofErr w:type="spellEnd"/>
-      <w:r>
-        <w:t>]</w:t>
-      </w:r>
-      <w:r>
-        <w:t xml:space="preserve"> </w:t>
+        <w:t>JNC/JAE Disp8/Disp</w:t>
+      </w:r>
+      <w:r>
+        <w:t>16</w:t>
       </w:r>
       <w:r>
         <w:br/>
@@ -7620,15 +7785,22 @@
         <w:br/>
       </w:r>
       <w:r>
-        <w:t>[</w:t>
-      </w:r>
-      <w:proofErr w:type="spellStart"/>
-      <w:r>
-        <w:t>wololo</w:t>
-      </w:r>
-      <w:proofErr w:type="spellEnd"/>
-      <w:r>
-        <w:t>]</w:t>
+        <w:t>Disp8 8-bit signed integer value</w:t>
+      </w:r>
+      <w:r>
+        <w:br/>
+      </w:r>
+      <w:r>
+        <w:t>Disp</w:t>
+      </w:r>
+      <w:r>
+        <w:t>16 16-bit</w:t>
+      </w:r>
+      <w:r>
+        <w:t xml:space="preserve"> signed integer</w:t>
+      </w:r>
+      <w:r>
+        <w:t xml:space="preserve"> value</w:t>
       </w:r>
       <w:r>
         <w:br/>
@@ -7700,7 +7872,7 @@
         <w:t>Opcode: 0x</w:t>
       </w:r>
       <w:r>
-        <w:t>??</w:t>
+        <w:t>48</w:t>
       </w:r>
     </w:p>
     <w:p>
@@ -7711,7 +7883,7 @@
     <w:p>
       <w:r>
         <w:lastRenderedPageBreak/>
-        <w:t>Mnemonic</w:t>
+        <w:t>JO</w:t>
       </w:r>
       <w:r>
         <w:br/>
@@ -7732,15 +7904,7 @@
         <w:br/>
       </w:r>
       <w:r>
-        <w:t>[</w:t>
-      </w:r>
-      <w:proofErr w:type="spellStart"/>
-      <w:r>
-        <w:t>wololo</w:t>
-      </w:r>
-      <w:proofErr w:type="spellEnd"/>
-      <w:r>
-        <w:t>]</w:t>
+        <w:t>PC = PC + src1</w:t>
       </w:r>
       <w:r>
         <w:br/>
@@ -7757,18 +7921,10 @@
         <w:br/>
       </w:r>
       <w:r>
-        <w:t>[</w:t>
-      </w:r>
-      <w:proofErr w:type="spellStart"/>
-      <w:r>
-        <w:t>wololo</w:t>
-      </w:r>
-      <w:proofErr w:type="spellEnd"/>
-      <w:r>
-        <w:t>]</w:t>
-      </w:r>
-      <w:r>
-        <w:t xml:space="preserve"> </w:t>
+        <w:t>JO Disp8/Disp</w:t>
+      </w:r>
+      <w:r>
+        <w:t>16</w:t>
       </w:r>
       <w:r>
         <w:br/>
@@ -7785,15 +7941,22 @@
         <w:br/>
       </w:r>
       <w:r>
-        <w:t>[</w:t>
-      </w:r>
-      <w:proofErr w:type="spellStart"/>
-      <w:r>
-        <w:t>wololo</w:t>
-      </w:r>
-      <w:proofErr w:type="spellEnd"/>
-      <w:r>
-        <w:t>]</w:t>
+        <w:t>Disp8 8-bit signed integer value</w:t>
+      </w:r>
+      <w:r>
+        <w:br/>
+      </w:r>
+      <w:r>
+        <w:t>Disp</w:t>
+      </w:r>
+      <w:r>
+        <w:t>16 16-bit</w:t>
+      </w:r>
+      <w:r>
+        <w:t xml:space="preserve"> signed integer</w:t>
+      </w:r>
+      <w:r>
+        <w:t xml:space="preserve"> value</w:t>
       </w:r>
       <w:r>
         <w:br/>
@@ -7865,7 +8028,7 @@
         <w:t>Opcode: 0x</w:t>
       </w:r>
       <w:r>
-        <w:t>??</w:t>
+        <w:t>4A</w:t>
       </w:r>
     </w:p>
     <w:p>
@@ -7876,7 +8039,7 @@
     <w:p>
       <w:r>
         <w:lastRenderedPageBreak/>
-        <w:t>Mnemonic</w:t>
+        <w:t>JNO</w:t>
       </w:r>
       <w:r>
         <w:br/>
@@ -7897,15 +8060,7 @@
         <w:br/>
       </w:r>
       <w:r>
-        <w:t>[</w:t>
-      </w:r>
-      <w:proofErr w:type="spellStart"/>
-      <w:r>
-        <w:t>wololo</w:t>
-      </w:r>
-      <w:proofErr w:type="spellEnd"/>
-      <w:r>
-        <w:t>]</w:t>
+        <w:t>PC = PC + src1</w:t>
       </w:r>
       <w:r>
         <w:br/>
@@ -7922,18 +8077,16 @@
         <w:br/>
       </w:r>
       <w:r>
-        <w:t>[</w:t>
-      </w:r>
-      <w:proofErr w:type="spellStart"/>
-      <w:r>
-        <w:t>wololo</w:t>
-      </w:r>
-      <w:proofErr w:type="spellEnd"/>
-      <w:r>
-        <w:t>]</w:t>
-      </w:r>
-      <w:r>
-        <w:t xml:space="preserve"> </w:t>
+        <w:t>J</w:t>
+      </w:r>
+      <w:r>
+        <w:t>N</w:t>
+      </w:r>
+      <w:r>
+        <w:t>O Disp8/Disp</w:t>
+      </w:r>
+      <w:r>
+        <w:t>16</w:t>
       </w:r>
       <w:r>
         <w:br/>
@@ -7950,15 +8103,22 @@
         <w:br/>
       </w:r>
       <w:r>
-        <w:t>[</w:t>
-      </w:r>
-      <w:proofErr w:type="spellStart"/>
-      <w:r>
-        <w:t>wololo</w:t>
-      </w:r>
-      <w:proofErr w:type="spellEnd"/>
-      <w:r>
-        <w:t>]</w:t>
+        <w:t>Disp8 8-bit signed integer value</w:t>
+      </w:r>
+      <w:r>
+        <w:br/>
+      </w:r>
+      <w:r>
+        <w:t>Disp</w:t>
+      </w:r>
+      <w:r>
+        <w:t>16 16-bit</w:t>
+      </w:r>
+      <w:r>
+        <w:t xml:space="preserve"> signed integer</w:t>
+      </w:r>
+      <w:r>
+        <w:t xml:space="preserve"> value</w:t>
       </w:r>
       <w:r>
         <w:br/>
@@ -8030,7 +8190,7 @@
         <w:t>Opcode: 0x</w:t>
       </w:r>
       <w:r>
-        <w:t>??</w:t>
+        <w:t>4C</w:t>
       </w:r>
     </w:p>
     <w:p>
@@ -8041,7 +8201,7 @@
     <w:p>
       <w:r>
         <w:lastRenderedPageBreak/>
-        <w:t>Mnemonic</w:t>
+        <w:t>JS</w:t>
       </w:r>
       <w:r>
         <w:br/>
@@ -8062,15 +8222,7 @@
         <w:br/>
       </w:r>
       <w:r>
-        <w:t>[</w:t>
-      </w:r>
-      <w:proofErr w:type="spellStart"/>
-      <w:r>
-        <w:t>wololo</w:t>
-      </w:r>
-      <w:proofErr w:type="spellEnd"/>
-      <w:r>
-        <w:t>]</w:t>
+        <w:t>PC = PC + src1</w:t>
       </w:r>
       <w:r>
         <w:br/>
@@ -8087,18 +8239,13 @@
         <w:br/>
       </w:r>
       <w:r>
-        <w:t>[</w:t>
-      </w:r>
-      <w:proofErr w:type="spellStart"/>
-      <w:r>
-        <w:t>wololo</w:t>
-      </w:r>
-      <w:proofErr w:type="spellEnd"/>
-      <w:r>
-        <w:t>]</w:t>
-      </w:r>
-      <w:r>
-        <w:t xml:space="preserve"> </w:t>
+        <w:t>JS</w:t>
+      </w:r>
+      <w:r>
+        <w:t xml:space="preserve"> Disp8/Disp</w:t>
+      </w:r>
+      <w:r>
+        <w:t>16</w:t>
       </w:r>
       <w:r>
         <w:br/>
@@ -8115,15 +8262,22 @@
         <w:br/>
       </w:r>
       <w:r>
-        <w:t>[</w:t>
-      </w:r>
-      <w:proofErr w:type="spellStart"/>
-      <w:r>
-        <w:t>wololo</w:t>
-      </w:r>
-      <w:proofErr w:type="spellEnd"/>
-      <w:r>
-        <w:t>]</w:t>
+        <w:t>Disp8 8-bit signed integer value</w:t>
+      </w:r>
+      <w:r>
+        <w:br/>
+      </w:r>
+      <w:r>
+        <w:t>Disp</w:t>
+      </w:r>
+      <w:r>
+        <w:t>16 16-bit</w:t>
+      </w:r>
+      <w:r>
+        <w:t xml:space="preserve"> signed integer</w:t>
+      </w:r>
+      <w:r>
+        <w:t xml:space="preserve"> value</w:t>
       </w:r>
       <w:r>
         <w:br/>
@@ -8195,7 +8349,7 @@
         <w:t>Opcode: 0x</w:t>
       </w:r>
       <w:r>
-        <w:t>??</w:t>
+        <w:t>4E</w:t>
       </w:r>
     </w:p>
     <w:p>
@@ -8206,7 +8360,7 @@
     <w:p>
       <w:r>
         <w:lastRenderedPageBreak/>
-        <w:t>Mnemonic</w:t>
+        <w:t>JNS</w:t>
       </w:r>
       <w:r>
         <w:br/>
@@ -8227,15 +8381,7 @@
         <w:br/>
       </w:r>
       <w:r>
-        <w:t>[</w:t>
-      </w:r>
-      <w:proofErr w:type="spellStart"/>
-      <w:r>
-        <w:t>wololo</w:t>
-      </w:r>
-      <w:proofErr w:type="spellEnd"/>
-      <w:r>
-        <w:t>]</w:t>
+        <w:t>PC = PC + src1</w:t>
       </w:r>
       <w:r>
         <w:br/>
@@ -8252,18 +8398,16 @@
         <w:br/>
       </w:r>
       <w:r>
-        <w:t>[</w:t>
-      </w:r>
-      <w:proofErr w:type="spellStart"/>
-      <w:r>
-        <w:t>wololo</w:t>
-      </w:r>
-      <w:proofErr w:type="spellEnd"/>
-      <w:r>
-        <w:t>]</w:t>
-      </w:r>
-      <w:r>
-        <w:t xml:space="preserve"> </w:t>
+        <w:t>J</w:t>
+      </w:r>
+      <w:r>
+        <w:t>NS</w:t>
+      </w:r>
+      <w:r>
+        <w:t xml:space="preserve"> Disp8/Disp</w:t>
+      </w:r>
+      <w:r>
+        <w:t>16</w:t>
       </w:r>
       <w:r>
         <w:br/>
@@ -8280,15 +8424,22 @@
         <w:br/>
       </w:r>
       <w:r>
-        <w:t>[</w:t>
-      </w:r>
-      <w:proofErr w:type="spellStart"/>
-      <w:r>
-        <w:t>wololo</w:t>
-      </w:r>
-      <w:proofErr w:type="spellEnd"/>
-      <w:r>
-        <w:t>]</w:t>
+        <w:t>Disp8 8-bit signed integer value</w:t>
+      </w:r>
+      <w:r>
+        <w:br/>
+      </w:r>
+      <w:r>
+        <w:t>Disp</w:t>
+      </w:r>
+      <w:r>
+        <w:t>16 16-bit</w:t>
+      </w:r>
+      <w:r>
+        <w:t xml:space="preserve"> signed integer</w:t>
+      </w:r>
+      <w:r>
+        <w:t xml:space="preserve"> value</w:t>
       </w:r>
       <w:r>
         <w:br/>
@@ -8360,7 +8511,7 @@
         <w:t>Opcode: 0x</w:t>
       </w:r>
       <w:r>
-        <w:t>??</w:t>
+        <w:t>50</w:t>
       </w:r>
     </w:p>
     <w:p>
@@ -8371,7 +8522,7 @@
     <w:p>
       <w:r>
         <w:lastRenderedPageBreak/>
-        <w:t>Mnemonic</w:t>
+        <w:t>JA</w:t>
       </w:r>
       <w:r>
         <w:br/>
@@ -8392,15 +8543,7 @@
         <w:br/>
       </w:r>
       <w:r>
-        <w:t>[</w:t>
-      </w:r>
-      <w:proofErr w:type="spellStart"/>
-      <w:r>
-        <w:t>wololo</w:t>
-      </w:r>
-      <w:proofErr w:type="spellEnd"/>
-      <w:r>
-        <w:t>]</w:t>
+        <w:t>PC = PC + src1</w:t>
       </w:r>
       <w:r>
         <w:br/>
@@ -8417,18 +8560,10 @@
         <w:br/>
       </w:r>
       <w:r>
-        <w:t>[</w:t>
-      </w:r>
-      <w:proofErr w:type="spellStart"/>
-      <w:r>
-        <w:t>wololo</w:t>
-      </w:r>
-      <w:proofErr w:type="spellEnd"/>
-      <w:r>
-        <w:t>]</w:t>
-      </w:r>
-      <w:r>
-        <w:t xml:space="preserve"> </w:t>
+        <w:t>JA Disp8/Disp</w:t>
+      </w:r>
+      <w:r>
+        <w:t>16</w:t>
       </w:r>
       <w:r>
         <w:br/>
@@ -8445,15 +8580,22 @@
         <w:br/>
       </w:r>
       <w:r>
-        <w:t>[</w:t>
-      </w:r>
-      <w:proofErr w:type="spellStart"/>
-      <w:r>
-        <w:t>wololo</w:t>
-      </w:r>
-      <w:proofErr w:type="spellEnd"/>
-      <w:r>
-        <w:t>]</w:t>
+        <w:t>Disp8 8-bit signed integer value</w:t>
+      </w:r>
+      <w:r>
+        <w:br/>
+      </w:r>
+      <w:r>
+        <w:t>Disp</w:t>
+      </w:r>
+      <w:r>
+        <w:t>16 16-bit</w:t>
+      </w:r>
+      <w:r>
+        <w:t xml:space="preserve"> signed integer</w:t>
+      </w:r>
+      <w:r>
+        <w:t xml:space="preserve"> value</w:t>
       </w:r>
       <w:r>
         <w:br/>
@@ -8525,7 +8667,7 @@
         <w:t>Opcode: 0x</w:t>
       </w:r>
       <w:r>
-        <w:t>??</w:t>
+        <w:t>52</w:t>
       </w:r>
     </w:p>
     <w:p>
@@ -8536,7 +8678,7 @@
     <w:p>
       <w:r>
         <w:lastRenderedPageBreak/>
-        <w:t>Mnemonic</w:t>
+        <w:t>JBE</w:t>
       </w:r>
       <w:r>
         <w:br/>
@@ -8557,15 +8699,7 @@
         <w:br/>
       </w:r>
       <w:r>
-        <w:t>[</w:t>
-      </w:r>
-      <w:proofErr w:type="spellStart"/>
-      <w:r>
-        <w:t>wololo</w:t>
-      </w:r>
-      <w:proofErr w:type="spellEnd"/>
-      <w:r>
-        <w:t>]</w:t>
+        <w:t>PC = PC + src1</w:t>
       </w:r>
       <w:r>
         <w:br/>
@@ -8582,18 +8716,10 @@
         <w:br/>
       </w:r>
       <w:r>
-        <w:t>[</w:t>
-      </w:r>
-      <w:proofErr w:type="spellStart"/>
-      <w:r>
-        <w:t>wololo</w:t>
-      </w:r>
-      <w:proofErr w:type="spellEnd"/>
-      <w:r>
-        <w:t>]</w:t>
-      </w:r>
-      <w:r>
-        <w:t xml:space="preserve"> </w:t>
+        <w:t>JBE Disp8/Disp</w:t>
+      </w:r>
+      <w:r>
+        <w:t>16</w:t>
       </w:r>
       <w:r>
         <w:br/>
@@ -8610,15 +8736,22 @@
         <w:br/>
       </w:r>
       <w:r>
-        <w:t>[</w:t>
-      </w:r>
-      <w:proofErr w:type="spellStart"/>
-      <w:r>
-        <w:t>wololo</w:t>
-      </w:r>
-      <w:proofErr w:type="spellEnd"/>
-      <w:r>
-        <w:t>]</w:t>
+        <w:t>Disp8 8-bit signed integer value</w:t>
+      </w:r>
+      <w:r>
+        <w:br/>
+      </w:r>
+      <w:r>
+        <w:t>Disp</w:t>
+      </w:r>
+      <w:r>
+        <w:t>16 16-bit</w:t>
+      </w:r>
+      <w:r>
+        <w:t xml:space="preserve"> signed integer</w:t>
+      </w:r>
+      <w:r>
+        <w:t xml:space="preserve"> value</w:t>
       </w:r>
       <w:r>
         <w:br/>
@@ -8690,7 +8823,7 @@
         <w:t>Opcode: 0x</w:t>
       </w:r>
       <w:r>
-        <w:t>??</w:t>
+        <w:t>54</w:t>
       </w:r>
     </w:p>
     <w:p>
@@ -8701,7 +8834,7 @@
     <w:p>
       <w:r>
         <w:lastRenderedPageBreak/>
-        <w:t>Mnemonic</w:t>
+        <w:t>JG</w:t>
       </w:r>
       <w:r>
         <w:br/>
@@ -8722,15 +8855,7 @@
         <w:br/>
       </w:r>
       <w:r>
-        <w:t>[</w:t>
-      </w:r>
-      <w:proofErr w:type="spellStart"/>
-      <w:r>
-        <w:t>wololo</w:t>
-      </w:r>
-      <w:proofErr w:type="spellEnd"/>
-      <w:r>
-        <w:t>]</w:t>
+        <w:t>PC = PC + src1</w:t>
       </w:r>
       <w:r>
         <w:br/>
@@ -8747,18 +8872,10 @@
         <w:br/>
       </w:r>
       <w:r>
-        <w:t>[</w:t>
-      </w:r>
-      <w:proofErr w:type="spellStart"/>
-      <w:r>
-        <w:t>wololo</w:t>
-      </w:r>
-      <w:proofErr w:type="spellEnd"/>
-      <w:r>
-        <w:t>]</w:t>
-      </w:r>
-      <w:r>
-        <w:t xml:space="preserve"> </w:t>
+        <w:t>JG Disp8/Disp</w:t>
+      </w:r>
+      <w:r>
+        <w:t>16</w:t>
       </w:r>
       <w:r>
         <w:br/>
@@ -8775,15 +8892,22 @@
         <w:br/>
       </w:r>
       <w:r>
-        <w:t>[</w:t>
-      </w:r>
-      <w:proofErr w:type="spellStart"/>
-      <w:r>
-        <w:t>wololo</w:t>
-      </w:r>
-      <w:proofErr w:type="spellEnd"/>
-      <w:r>
-        <w:t>]</w:t>
+        <w:t>Disp8 8-bit signed integer value</w:t>
+      </w:r>
+      <w:r>
+        <w:br/>
+      </w:r>
+      <w:r>
+        <w:t>Disp</w:t>
+      </w:r>
+      <w:r>
+        <w:t>16 16-bit</w:t>
+      </w:r>
+      <w:r>
+        <w:t xml:space="preserve"> signed integer</w:t>
+      </w:r>
+      <w:r>
+        <w:t xml:space="preserve"> value</w:t>
       </w:r>
       <w:r>
         <w:br/>
@@ -8855,7 +8979,7 @@
         <w:t>Opcode: 0x</w:t>
       </w:r>
       <w:r>
-        <w:t>??</w:t>
+        <w:t>56</w:t>
       </w:r>
     </w:p>
     <w:p>
@@ -8866,7 +8990,7 @@
     <w:p>
       <w:r>
         <w:lastRenderedPageBreak/>
-        <w:t>Mnemonic</w:t>
+        <w:t>JGE</w:t>
       </w:r>
       <w:r>
         <w:br/>
@@ -8887,15 +9011,7 @@
         <w:br/>
       </w:r>
       <w:r>
-        <w:t>[</w:t>
-      </w:r>
-      <w:proofErr w:type="spellStart"/>
-      <w:r>
-        <w:t>wololo</w:t>
-      </w:r>
-      <w:proofErr w:type="spellEnd"/>
-      <w:r>
-        <w:t>]</w:t>
+        <w:t>PC = PC + src1</w:t>
       </w:r>
       <w:r>
         <w:br/>
@@ -8912,18 +9028,10 @@
         <w:br/>
       </w:r>
       <w:r>
-        <w:t>[</w:t>
-      </w:r>
-      <w:proofErr w:type="spellStart"/>
-      <w:r>
-        <w:t>wololo</w:t>
-      </w:r>
-      <w:proofErr w:type="spellEnd"/>
-      <w:r>
-        <w:t>]</w:t>
-      </w:r>
-      <w:r>
-        <w:t xml:space="preserve"> </w:t>
+        <w:t>JGE Disp8/Disp</w:t>
+      </w:r>
+      <w:r>
+        <w:t>16</w:t>
       </w:r>
       <w:r>
         <w:br/>
@@ -8940,15 +9048,22 @@
         <w:br/>
       </w:r>
       <w:r>
-        <w:t>[</w:t>
-      </w:r>
-      <w:proofErr w:type="spellStart"/>
-      <w:r>
-        <w:t>wololo</w:t>
-      </w:r>
-      <w:proofErr w:type="spellEnd"/>
-      <w:r>
-        <w:t>]</w:t>
+        <w:t>Disp8 8-bit signed integer value</w:t>
+      </w:r>
+      <w:r>
+        <w:br/>
+      </w:r>
+      <w:r>
+        <w:t>Disp</w:t>
+      </w:r>
+      <w:r>
+        <w:t>16 16-bit</w:t>
+      </w:r>
+      <w:r>
+        <w:t xml:space="preserve"> signed integer</w:t>
+      </w:r>
+      <w:r>
+        <w:t xml:space="preserve"> value</w:t>
       </w:r>
       <w:r>
         <w:br/>
@@ -9020,7 +9135,7 @@
         <w:t>Opcode: 0x</w:t>
       </w:r>
       <w:r>
-        <w:t>??</w:t>
+        <w:t>58</w:t>
       </w:r>
     </w:p>
     <w:p>
@@ -9031,7 +9146,7 @@
     <w:p>
       <w:r>
         <w:lastRenderedPageBreak/>
-        <w:t>Mnemonic</w:t>
+        <w:t>JL</w:t>
       </w:r>
       <w:r>
         <w:br/>
@@ -9052,15 +9167,7 @@
         <w:br/>
       </w:r>
       <w:r>
-        <w:t>[</w:t>
-      </w:r>
-      <w:proofErr w:type="spellStart"/>
-      <w:r>
-        <w:t>wololo</w:t>
-      </w:r>
-      <w:proofErr w:type="spellEnd"/>
-      <w:r>
-        <w:t>]</w:t>
+        <w:t>PC = PC + src1</w:t>
       </w:r>
       <w:r>
         <w:br/>
@@ -9077,18 +9184,10 @@
         <w:br/>
       </w:r>
       <w:r>
-        <w:t>[</w:t>
-      </w:r>
-      <w:proofErr w:type="spellStart"/>
-      <w:r>
-        <w:t>wololo</w:t>
-      </w:r>
-      <w:proofErr w:type="spellEnd"/>
-      <w:r>
-        <w:t>]</w:t>
-      </w:r>
-      <w:r>
-        <w:t xml:space="preserve"> </w:t>
+        <w:t>JL Disp8/Disp</w:t>
+      </w:r>
+      <w:r>
+        <w:t>16</w:t>
       </w:r>
       <w:r>
         <w:br/>
@@ -9105,15 +9204,22 @@
         <w:br/>
       </w:r>
       <w:r>
-        <w:t>[</w:t>
-      </w:r>
-      <w:proofErr w:type="spellStart"/>
-      <w:r>
-        <w:t>wololo</w:t>
-      </w:r>
-      <w:proofErr w:type="spellEnd"/>
-      <w:r>
-        <w:t>]</w:t>
+        <w:t>Disp8 8-bit signed integer value</w:t>
+      </w:r>
+      <w:r>
+        <w:br/>
+      </w:r>
+      <w:r>
+        <w:t>Disp</w:t>
+      </w:r>
+      <w:r>
+        <w:t>16 16-bit</w:t>
+      </w:r>
+      <w:r>
+        <w:t xml:space="preserve"> signed integer</w:t>
+      </w:r>
+      <w:r>
+        <w:t xml:space="preserve"> value</w:t>
       </w:r>
       <w:r>
         <w:br/>
@@ -9185,7 +9291,7 @@
         <w:t>Opcode: 0x</w:t>
       </w:r>
       <w:r>
-        <w:t>??</w:t>
+        <w:t>5A</w:t>
       </w:r>
     </w:p>
     <w:p>
@@ -9196,7 +9302,7 @@
     <w:p>
       <w:r>
         <w:lastRenderedPageBreak/>
-        <w:t>Mnemonic</w:t>
+        <w:t>JLE</w:t>
       </w:r>
       <w:r>
         <w:br/>
@@ -9217,15 +9323,7 @@
         <w:br/>
       </w:r>
       <w:r>
-        <w:t>[</w:t>
-      </w:r>
-      <w:proofErr w:type="spellStart"/>
-      <w:r>
-        <w:t>wololo</w:t>
-      </w:r>
-      <w:proofErr w:type="spellEnd"/>
-      <w:r>
-        <w:t>]</w:t>
+        <w:t>PC = PC + src1</w:t>
       </w:r>
       <w:r>
         <w:br/>
@@ -9242,18 +9340,10 @@
         <w:br/>
       </w:r>
       <w:r>
-        <w:t>[</w:t>
-      </w:r>
-      <w:proofErr w:type="spellStart"/>
-      <w:r>
-        <w:t>wololo</w:t>
-      </w:r>
-      <w:proofErr w:type="spellEnd"/>
-      <w:r>
-        <w:t>]</w:t>
-      </w:r>
-      <w:r>
-        <w:t xml:space="preserve"> </w:t>
+        <w:t>JLE Disp8/Disp</w:t>
+      </w:r>
+      <w:r>
+        <w:t>16</w:t>
       </w:r>
       <w:r>
         <w:br/>
@@ -9270,15 +9360,22 @@
         <w:br/>
       </w:r>
       <w:r>
-        <w:t>[</w:t>
-      </w:r>
-      <w:proofErr w:type="spellStart"/>
-      <w:r>
-        <w:t>wololo</w:t>
-      </w:r>
-      <w:proofErr w:type="spellEnd"/>
-      <w:r>
-        <w:t>]</w:t>
+        <w:t>Disp8 8-bit signed integer value</w:t>
+      </w:r>
+      <w:r>
+        <w:br/>
+      </w:r>
+      <w:r>
+        <w:t>Disp</w:t>
+      </w:r>
+      <w:r>
+        <w:t>16 16-bit</w:t>
+      </w:r>
+      <w:r>
+        <w:t xml:space="preserve"> signed integer</w:t>
+      </w:r>
+      <w:r>
+        <w:t xml:space="preserve"> value</w:t>
       </w:r>
       <w:r>
         <w:br/>
@@ -9350,7 +9447,7 @@
         <w:t>Opcode: 0x</w:t>
       </w:r>
       <w:r>
-        <w:t>??</w:t>
+        <w:t>5C</w:t>
       </w:r>
     </w:p>
     <w:p>
@@ -9361,7 +9458,7 @@
     <w:p>
       <w:r>
         <w:lastRenderedPageBreak/>
-        <w:t>Mnemonic</w:t>
+        <w:t>CALL</w:t>
       </w:r>
       <w:r>
         <w:br/>
@@ -9382,15 +9479,7 @@
         <w:br/>
       </w:r>
       <w:r>
-        <w:t>[</w:t>
-      </w:r>
-      <w:proofErr w:type="spellStart"/>
-      <w:r>
-        <w:t>wololo</w:t>
-      </w:r>
-      <w:proofErr w:type="spellEnd"/>
-      <w:r>
-        <w:t>]</w:t>
+        <w:t>PC = PC + src1</w:t>
       </w:r>
       <w:r>
         <w:br/>
@@ -9407,18 +9496,11 @@
         <w:br/>
       </w:r>
       <w:r>
-        <w:t>[</w:t>
-      </w:r>
-      <w:proofErr w:type="spellStart"/>
-      <w:r>
-        <w:t>wololo</w:t>
-      </w:r>
-      <w:proofErr w:type="spellEnd"/>
-      <w:r>
-        <w:t>]</w:t>
-      </w:r>
-      <w:r>
-        <w:t xml:space="preserve"> </w:t>
+        <w:t>CALL Rs</w:t>
+      </w:r>
+      <w:r>
+        <w:br/>
+        <w:t>CALL Imm8/Imm16</w:t>
       </w:r>
       <w:r>
         <w:br/>
@@ -9435,15 +9517,15 @@
         <w:br/>
       </w:r>
       <w:r>
-        <w:t>[</w:t>
-      </w:r>
-      <w:proofErr w:type="spellStart"/>
-      <w:r>
-        <w:t>wololo</w:t>
-      </w:r>
-      <w:proofErr w:type="spellEnd"/>
-      <w:r>
-        <w:t>]</w:t>
+        <w:t>Rs source GPR</w:t>
+      </w:r>
+      <w:r>
+        <w:br/>
+        <w:t>Imm8 8-bit unsigned integer value</w:t>
+      </w:r>
+      <w:r>
+        <w:br/>
+        <w:t>Imm16 16-bit unsigned integer value</w:t>
       </w:r>
       <w:r>
         <w:br/>
@@ -9515,18 +9597,16 @@
         <w:t>Opcode: 0x</w:t>
       </w:r>
       <w:r>
-        <w:t>??</w:t>
+        <w:t>F0 0x40</w:t>
       </w:r>
     </w:p>
     <w:p>
       <w:r>
         <w:br w:type="page"/>
       </w:r>
-    </w:p>
-    <w:p>
       <w:r>
         <w:lastRenderedPageBreak/>
-        <w:t>Mnemonic</w:t>
+        <w:t>RET</w:t>
       </w:r>
       <w:r>
         <w:br/>
@@ -9547,15 +9627,7 @@
         <w:br/>
       </w:r>
       <w:r>
-        <w:t>[</w:t>
-      </w:r>
-      <w:proofErr w:type="spellStart"/>
-      <w:r>
-        <w:t>wololo</w:t>
-      </w:r>
-      <w:proofErr w:type="spellEnd"/>
-      <w:r>
-        <w:t>]</w:t>
+        <w:t>PC = [SP]</w:t>
       </w:r>
       <w:r>
         <w:br/>
@@ -9572,18 +9644,7 @@
         <w:br/>
       </w:r>
       <w:r>
-        <w:t>[</w:t>
-      </w:r>
-      <w:proofErr w:type="spellStart"/>
-      <w:r>
-        <w:t>wololo</w:t>
-      </w:r>
-      <w:proofErr w:type="spellEnd"/>
-      <w:r>
-        <w:t>]</w:t>
-      </w:r>
-      <w:r>
-        <w:t xml:space="preserve"> </w:t>
+        <w:t>RET</w:t>
       </w:r>
       <w:r>
         <w:br/>
@@ -9600,343 +9661,7 @@
         <w:br/>
       </w:r>
       <w:r>
-        <w:t>[</w:t>
-      </w:r>
-      <w:proofErr w:type="spellStart"/>
-      <w:r>
-        <w:t>wololo</w:t>
-      </w:r>
-      <w:proofErr w:type="spellEnd"/>
-      <w:r>
-        <w:t>]</w:t>
-      </w:r>
-      <w:r>
-        <w:br/>
-      </w:r>
-      <w:r>
-        <w:br/>
-        <w:t>Flags</w:t>
-      </w:r>
-      <w:r>
-        <w:br/>
-        <w:t>-----</w:t>
-      </w:r>
-      <w:r>
-        <w:br/>
-        <w:t xml:space="preserve">Z </w:t>
-      </w:r>
-      <w:r>
-        <w:t>Untouched</w:t>
-      </w:r>
-      <w:r>
-        <w:br/>
-        <w:t xml:space="preserve">N </w:t>
-      </w:r>
-      <w:r>
-        <w:t>Untouched</w:t>
-      </w:r>
-      <w:r>
-        <w:br/>
-        <w:t xml:space="preserve">C </w:t>
-      </w:r>
-      <w:r>
-        <w:t>Untouched</w:t>
-      </w:r>
-      <w:r>
-        <w:br/>
-        <w:t xml:space="preserve">V </w:t>
-      </w:r>
-      <w:r>
-        <w:t>Untouched</w:t>
-      </w:r>
-      <w:r>
-        <w:br/>
-      </w:r>
-      <w:r>
-        <w:br/>
-        <w:t>Exceptions</w:t>
-      </w:r>
-      <w:r>
-        <w:br/>
-        <w:t>----------</w:t>
-      </w:r>
-      <w:r>
-        <w:br/>
         <w:t>None</w:t>
-      </w:r>
-      <w:r>
-        <w:br/>
-      </w:r>
-      <w:r>
-        <w:br/>
-        <w:t>Encoding</w:t>
-      </w:r>
-      <w:r>
-        <w:br/>
-        <w:t>--------</w:t>
-      </w:r>
-      <w:r>
-        <w:br/>
-        <w:t>Opcode: 0x</w:t>
-      </w:r>
-      <w:r>
-        <w:t>??</w:t>
-      </w:r>
-    </w:p>
-    <w:p>
-      <w:r>
-        <w:br w:type="page"/>
-      </w:r>
-      <w:r>
-        <w:lastRenderedPageBreak/>
-        <w:t>Mnemonic</w:t>
-      </w:r>
-      <w:r>
-        <w:br/>
-        <w:t>===</w:t>
-      </w:r>
-      <w:r>
-        <w:br/>
-      </w:r>
-      <w:r>
-        <w:br/>
-        <w:t>Operation</w:t>
-      </w:r>
-      <w:r>
-        <w:br/>
-        <w:t>---------</w:t>
-      </w:r>
-      <w:r>
-        <w:br/>
-      </w:r>
-      <w:r>
-        <w:t>[</w:t>
-      </w:r>
-      <w:proofErr w:type="spellStart"/>
-      <w:r>
-        <w:t>wololo</w:t>
-      </w:r>
-      <w:proofErr w:type="spellEnd"/>
-      <w:r>
-        <w:t>]</w:t>
-      </w:r>
-      <w:r>
-        <w:br/>
-      </w:r>
-      <w:r>
-        <w:br/>
-        <w:t>Syntax</w:t>
-      </w:r>
-      <w:r>
-        <w:br/>
-        <w:t>------</w:t>
-      </w:r>
-      <w:r>
-        <w:br/>
-      </w:r>
-      <w:r>
-        <w:t>[</w:t>
-      </w:r>
-      <w:proofErr w:type="spellStart"/>
-      <w:r>
-        <w:t>wololo</w:t>
-      </w:r>
-      <w:proofErr w:type="spellEnd"/>
-      <w:r>
-        <w:t>]</w:t>
-      </w:r>
-      <w:r>
-        <w:t xml:space="preserve"> </w:t>
-      </w:r>
-      <w:r>
-        <w:br/>
-      </w:r>
-      <w:r>
-        <w:br/>
-        <w:t>Operands</w:t>
-      </w:r>
-      <w:r>
-        <w:br/>
-        <w:t xml:space="preserve">-------- </w:t>
-      </w:r>
-      <w:r>
-        <w:br/>
-      </w:r>
-      <w:r>
-        <w:t>[</w:t>
-      </w:r>
-      <w:proofErr w:type="spellStart"/>
-      <w:r>
-        <w:t>wololo</w:t>
-      </w:r>
-      <w:proofErr w:type="spellEnd"/>
-      <w:r>
-        <w:t>]</w:t>
-      </w:r>
-      <w:r>
-        <w:br/>
-      </w:r>
-      <w:r>
-        <w:br/>
-        <w:t>Flags</w:t>
-      </w:r>
-      <w:r>
-        <w:br/>
-        <w:t>-----</w:t>
-      </w:r>
-      <w:r>
-        <w:br/>
-        <w:t xml:space="preserve">Z </w:t>
-      </w:r>
-      <w:r>
-        <w:t>Untouched</w:t>
-      </w:r>
-      <w:r>
-        <w:br/>
-        <w:t xml:space="preserve">N </w:t>
-      </w:r>
-      <w:r>
-        <w:t>Untouched</w:t>
-      </w:r>
-      <w:r>
-        <w:br/>
-        <w:t xml:space="preserve">C </w:t>
-      </w:r>
-      <w:r>
-        <w:t>Untouched</w:t>
-      </w:r>
-      <w:r>
-        <w:br/>
-        <w:t xml:space="preserve">V </w:t>
-      </w:r>
-      <w:r>
-        <w:t>Untouched</w:t>
-      </w:r>
-      <w:r>
-        <w:br/>
-      </w:r>
-      <w:r>
-        <w:br/>
-        <w:t>Exceptions</w:t>
-      </w:r>
-      <w:r>
-        <w:br/>
-        <w:t>----------</w:t>
-      </w:r>
-      <w:r>
-        <w:br/>
-        <w:t>None</w:t>
-      </w:r>
-      <w:r>
-        <w:br/>
-      </w:r>
-      <w:r>
-        <w:br/>
-        <w:t>Encoding</w:t>
-      </w:r>
-      <w:r>
-        <w:br/>
-        <w:t>--------</w:t>
-      </w:r>
-      <w:r>
-        <w:br/>
-        <w:t>Opcode: 0x</w:t>
-      </w:r>
-      <w:r>
-        <w:t>??</w:t>
-      </w:r>
-    </w:p>
-    <w:p>
-      <w:r>
-        <w:br w:type="page"/>
-      </w:r>
-    </w:p>
-    <w:p>
-      <w:r>
-        <w:lastRenderedPageBreak/>
-        <w:t>Mnemonic</w:t>
-      </w:r>
-      <w:r>
-        <w:br/>
-        <w:t>===</w:t>
-      </w:r>
-      <w:r>
-        <w:br/>
-      </w:r>
-      <w:r>
-        <w:br/>
-        <w:t>Operation</w:t>
-      </w:r>
-      <w:r>
-        <w:br/>
-        <w:t>---------</w:t>
-      </w:r>
-      <w:r>
-        <w:br/>
-      </w:r>
-      <w:r>
-        <w:t>[</w:t>
-      </w:r>
-      <w:proofErr w:type="spellStart"/>
-      <w:r>
-        <w:t>wololo</w:t>
-      </w:r>
-      <w:proofErr w:type="spellEnd"/>
-      <w:r>
-        <w:t>]</w:t>
-      </w:r>
-      <w:r>
-        <w:br/>
-      </w:r>
-      <w:r>
-        <w:br/>
-        <w:t>Syntax</w:t>
-      </w:r>
-      <w:r>
-        <w:br/>
-        <w:t>------</w:t>
-      </w:r>
-      <w:r>
-        <w:br/>
-      </w:r>
-      <w:r>
-        <w:t>[</w:t>
-      </w:r>
-      <w:proofErr w:type="spellStart"/>
-      <w:r>
-        <w:t>wololo</w:t>
-      </w:r>
-      <w:proofErr w:type="spellEnd"/>
-      <w:r>
-        <w:t>]</w:t>
-      </w:r>
-      <w:r>
-        <w:t xml:space="preserve"> </w:t>
-      </w:r>
-      <w:r>
-        <w:br/>
-      </w:r>
-      <w:r>
-        <w:br/>
-        <w:t>Operands</w:t>
-      </w:r>
-      <w:r>
-        <w:br/>
-        <w:t xml:space="preserve">-------- </w:t>
-      </w:r>
-      <w:r>
-        <w:br/>
-      </w:r>
-      <w:r>
-        <w:t>[</w:t>
-      </w:r>
-      <w:proofErr w:type="spellStart"/>
-      <w:r>
-        <w:t>wololo</w:t>
-      </w:r>
-      <w:proofErr w:type="spellEnd"/>
-      <w:r>
-        <w:t>]</w:t>
       </w:r>
       <w:r>
         <w:br/>
@@ -10166,10 +9891,7 @@
         <w:t>Opcode: 0x</w:t>
       </w:r>
       <w:r>
-        <w:t>6</w:t>
-      </w:r>
-      <w:r>
-        <w:t>0</w:t>
+        <w:t>60</w:t>
       </w:r>
     </w:p>
     <w:p>
@@ -10305,10 +10027,7 @@
         <w:t>Opcode: 0x</w:t>
       </w:r>
       <w:r>
-        <w:t>6</w:t>
-      </w:r>
-      <w:r>
-        <w:t>2</w:t>
+        <w:t>62</w:t>
       </w:r>
     </w:p>
     <w:p>
@@ -10695,9 +10414,122 @@
     </w:lvl>
   </w:abstractNum>
   <w:abstractNum w:abstractNumId="1" w15:restartNumberingAfterBreak="0">
-    <w:nsid w:val="3C000AB0"/>
+    <w:nsid w:val="1EAF45E7"/>
+    <w:multiLevelType w:val="hybridMultilevel"/>
+    <w:tmpl w:val="FA623CC8"/>
+    <w:lvl w:ilvl="0" w:tplc="08090001">
+      <w:start w:val="1"/>
+      <w:numFmt w:val="bullet"/>
+      <w:lvlText w:val=""/>
+      <w:lvlJc w:val="left"/>
+      <w:pPr>
+        <w:ind w:left="720" w:hanging="360"/>
+      </w:pPr>
+      <w:rPr>
+        <w:rFonts w:ascii="Symbol" w:hAnsi="Symbol" w:hint="default"/>
+      </w:rPr>
+    </w:lvl>
+    <w:lvl w:ilvl="1" w:tplc="08090003" w:tentative="1">
+      <w:start w:val="1"/>
+      <w:numFmt w:val="bullet"/>
+      <w:lvlText w:val="o"/>
+      <w:lvlJc w:val="left"/>
+      <w:pPr>
+        <w:ind w:left="1440" w:hanging="360"/>
+      </w:pPr>
+      <w:rPr>
+        <w:rFonts w:ascii="Courier New" w:hAnsi="Courier New" w:cs="Courier New" w:hint="default"/>
+      </w:rPr>
+    </w:lvl>
+    <w:lvl w:ilvl="2" w:tplc="08090005" w:tentative="1">
+      <w:start w:val="1"/>
+      <w:numFmt w:val="bullet"/>
+      <w:lvlText w:val=""/>
+      <w:lvlJc w:val="left"/>
+      <w:pPr>
+        <w:ind w:left="2160" w:hanging="360"/>
+      </w:pPr>
+      <w:rPr>
+        <w:rFonts w:ascii="Wingdings" w:hAnsi="Wingdings" w:hint="default"/>
+      </w:rPr>
+    </w:lvl>
+    <w:lvl w:ilvl="3" w:tplc="08090001" w:tentative="1">
+      <w:start w:val="1"/>
+      <w:numFmt w:val="bullet"/>
+      <w:lvlText w:val=""/>
+      <w:lvlJc w:val="left"/>
+      <w:pPr>
+        <w:ind w:left="2880" w:hanging="360"/>
+      </w:pPr>
+      <w:rPr>
+        <w:rFonts w:ascii="Symbol" w:hAnsi="Symbol" w:hint="default"/>
+      </w:rPr>
+    </w:lvl>
+    <w:lvl w:ilvl="4" w:tplc="08090003" w:tentative="1">
+      <w:start w:val="1"/>
+      <w:numFmt w:val="bullet"/>
+      <w:lvlText w:val="o"/>
+      <w:lvlJc w:val="left"/>
+      <w:pPr>
+        <w:ind w:left="3600" w:hanging="360"/>
+      </w:pPr>
+      <w:rPr>
+        <w:rFonts w:ascii="Courier New" w:hAnsi="Courier New" w:cs="Courier New" w:hint="default"/>
+      </w:rPr>
+    </w:lvl>
+    <w:lvl w:ilvl="5" w:tplc="08090005" w:tentative="1">
+      <w:start w:val="1"/>
+      <w:numFmt w:val="bullet"/>
+      <w:lvlText w:val=""/>
+      <w:lvlJc w:val="left"/>
+      <w:pPr>
+        <w:ind w:left="4320" w:hanging="360"/>
+      </w:pPr>
+      <w:rPr>
+        <w:rFonts w:ascii="Wingdings" w:hAnsi="Wingdings" w:hint="default"/>
+      </w:rPr>
+    </w:lvl>
+    <w:lvl w:ilvl="6" w:tplc="08090001" w:tentative="1">
+      <w:start w:val="1"/>
+      <w:numFmt w:val="bullet"/>
+      <w:lvlText w:val=""/>
+      <w:lvlJc w:val="left"/>
+      <w:pPr>
+        <w:ind w:left="5040" w:hanging="360"/>
+      </w:pPr>
+      <w:rPr>
+        <w:rFonts w:ascii="Symbol" w:hAnsi="Symbol" w:hint="default"/>
+      </w:rPr>
+    </w:lvl>
+    <w:lvl w:ilvl="7" w:tplc="08090003" w:tentative="1">
+      <w:start w:val="1"/>
+      <w:numFmt w:val="bullet"/>
+      <w:lvlText w:val="o"/>
+      <w:lvlJc w:val="left"/>
+      <w:pPr>
+        <w:ind w:left="5760" w:hanging="360"/>
+      </w:pPr>
+      <w:rPr>
+        <w:rFonts w:ascii="Courier New" w:hAnsi="Courier New" w:cs="Courier New" w:hint="default"/>
+      </w:rPr>
+    </w:lvl>
+    <w:lvl w:ilvl="8" w:tplc="08090005" w:tentative="1">
+      <w:start w:val="1"/>
+      <w:numFmt w:val="bullet"/>
+      <w:lvlText w:val=""/>
+      <w:lvlJc w:val="left"/>
+      <w:pPr>
+        <w:ind w:left="6480" w:hanging="360"/>
+      </w:pPr>
+      <w:rPr>
+        <w:rFonts w:ascii="Wingdings" w:hAnsi="Wingdings" w:hint="default"/>
+      </w:rPr>
+    </w:lvl>
+  </w:abstractNum>
+  <w:abstractNum w:abstractNumId="2" w15:restartNumberingAfterBreak="0">
+    <w:nsid w:val="31D86675"/>
     <w:multiLevelType w:val="multilevel"/>
-    <w:tmpl w:val="6EB0F91A"/>
+    <w:tmpl w:val="CEAC423C"/>
     <w:lvl w:ilvl="0">
       <w:start w:val="1"/>
       <w:numFmt w:val="bullet"/>
@@ -10843,7 +10675,156 @@
       </w:rPr>
     </w:lvl>
   </w:abstractNum>
-  <w:abstractNum w:abstractNumId="2" w15:restartNumberingAfterBreak="0">
+  <w:abstractNum w:abstractNumId="3" w15:restartNumberingAfterBreak="0">
+    <w:nsid w:val="3C000AB0"/>
+    <w:multiLevelType w:val="multilevel"/>
+    <w:tmpl w:val="6EB0F91A"/>
+    <w:lvl w:ilvl="0">
+      <w:start w:val="1"/>
+      <w:numFmt w:val="bullet"/>
+      <w:lvlText w:val=""/>
+      <w:lvlJc w:val="left"/>
+      <w:pPr>
+        <w:tabs>
+          <w:tab w:val="num" w:pos="720"/>
+        </w:tabs>
+        <w:ind w:left="720" w:hanging="360"/>
+      </w:pPr>
+      <w:rPr>
+        <w:rFonts w:ascii="Symbol" w:hAnsi="Symbol" w:hint="default"/>
+        <w:sz w:val="20"/>
+      </w:rPr>
+    </w:lvl>
+    <w:lvl w:ilvl="1" w:tentative="1">
+      <w:start w:val="1"/>
+      <w:numFmt w:val="bullet"/>
+      <w:lvlText w:val="o"/>
+      <w:lvlJc w:val="left"/>
+      <w:pPr>
+        <w:tabs>
+          <w:tab w:val="num" w:pos="1440"/>
+        </w:tabs>
+        <w:ind w:left="1440" w:hanging="360"/>
+      </w:pPr>
+      <w:rPr>
+        <w:rFonts w:ascii="Courier New" w:hAnsi="Courier New" w:hint="default"/>
+        <w:sz w:val="20"/>
+      </w:rPr>
+    </w:lvl>
+    <w:lvl w:ilvl="2" w:tentative="1">
+      <w:start w:val="1"/>
+      <w:numFmt w:val="bullet"/>
+      <w:lvlText w:val=""/>
+      <w:lvlJc w:val="left"/>
+      <w:pPr>
+        <w:tabs>
+          <w:tab w:val="num" w:pos="2160"/>
+        </w:tabs>
+        <w:ind w:left="2160" w:hanging="360"/>
+      </w:pPr>
+      <w:rPr>
+        <w:rFonts w:ascii="Wingdings" w:hAnsi="Wingdings" w:hint="default"/>
+        <w:sz w:val="20"/>
+      </w:rPr>
+    </w:lvl>
+    <w:lvl w:ilvl="3" w:tentative="1">
+      <w:start w:val="1"/>
+      <w:numFmt w:val="bullet"/>
+      <w:lvlText w:val=""/>
+      <w:lvlJc w:val="left"/>
+      <w:pPr>
+        <w:tabs>
+          <w:tab w:val="num" w:pos="2880"/>
+        </w:tabs>
+        <w:ind w:left="2880" w:hanging="360"/>
+      </w:pPr>
+      <w:rPr>
+        <w:rFonts w:ascii="Wingdings" w:hAnsi="Wingdings" w:hint="default"/>
+        <w:sz w:val="20"/>
+      </w:rPr>
+    </w:lvl>
+    <w:lvl w:ilvl="4" w:tentative="1">
+      <w:start w:val="1"/>
+      <w:numFmt w:val="bullet"/>
+      <w:lvlText w:val=""/>
+      <w:lvlJc w:val="left"/>
+      <w:pPr>
+        <w:tabs>
+          <w:tab w:val="num" w:pos="3600"/>
+        </w:tabs>
+        <w:ind w:left="3600" w:hanging="360"/>
+      </w:pPr>
+      <w:rPr>
+        <w:rFonts w:ascii="Wingdings" w:hAnsi="Wingdings" w:hint="default"/>
+        <w:sz w:val="20"/>
+      </w:rPr>
+    </w:lvl>
+    <w:lvl w:ilvl="5" w:tentative="1">
+      <w:start w:val="1"/>
+      <w:numFmt w:val="bullet"/>
+      <w:lvlText w:val=""/>
+      <w:lvlJc w:val="left"/>
+      <w:pPr>
+        <w:tabs>
+          <w:tab w:val="num" w:pos="4320"/>
+        </w:tabs>
+        <w:ind w:left="4320" w:hanging="360"/>
+      </w:pPr>
+      <w:rPr>
+        <w:rFonts w:ascii="Wingdings" w:hAnsi="Wingdings" w:hint="default"/>
+        <w:sz w:val="20"/>
+      </w:rPr>
+    </w:lvl>
+    <w:lvl w:ilvl="6" w:tentative="1">
+      <w:start w:val="1"/>
+      <w:numFmt w:val="bullet"/>
+      <w:lvlText w:val=""/>
+      <w:lvlJc w:val="left"/>
+      <w:pPr>
+        <w:tabs>
+          <w:tab w:val="num" w:pos="5040"/>
+        </w:tabs>
+        <w:ind w:left="5040" w:hanging="360"/>
+      </w:pPr>
+      <w:rPr>
+        <w:rFonts w:ascii="Wingdings" w:hAnsi="Wingdings" w:hint="default"/>
+        <w:sz w:val="20"/>
+      </w:rPr>
+    </w:lvl>
+    <w:lvl w:ilvl="7" w:tentative="1">
+      <w:start w:val="1"/>
+      <w:numFmt w:val="bullet"/>
+      <w:lvlText w:val=""/>
+      <w:lvlJc w:val="left"/>
+      <w:pPr>
+        <w:tabs>
+          <w:tab w:val="num" w:pos="5760"/>
+        </w:tabs>
+        <w:ind w:left="5760" w:hanging="360"/>
+      </w:pPr>
+      <w:rPr>
+        <w:rFonts w:ascii="Wingdings" w:hAnsi="Wingdings" w:hint="default"/>
+        <w:sz w:val="20"/>
+      </w:rPr>
+    </w:lvl>
+    <w:lvl w:ilvl="8" w:tentative="1">
+      <w:start w:val="1"/>
+      <w:numFmt w:val="bullet"/>
+      <w:lvlText w:val=""/>
+      <w:lvlJc w:val="left"/>
+      <w:pPr>
+        <w:tabs>
+          <w:tab w:val="num" w:pos="6480"/>
+        </w:tabs>
+        <w:ind w:left="6480" w:hanging="360"/>
+      </w:pPr>
+      <w:rPr>
+        <w:rFonts w:ascii="Wingdings" w:hAnsi="Wingdings" w:hint="default"/>
+        <w:sz w:val="20"/>
+      </w:rPr>
+    </w:lvl>
+  </w:abstractNum>
+  <w:abstractNum w:abstractNumId="4" w15:restartNumberingAfterBreak="0">
     <w:nsid w:val="6E557D4C"/>
     <w:multiLevelType w:val="multilevel"/>
     <w:tmpl w:val="4336E4EA"/>
@@ -10957,13 +10938,19 @@
     </w:lvl>
   </w:abstractNum>
   <w:num w:numId="1" w16cid:durableId="1195576744">
-    <w:abstractNumId w:val="2"/>
+    <w:abstractNumId w:val="4"/>
   </w:num>
   <w:num w:numId="2" w16cid:durableId="187377370">
-    <w:abstractNumId w:val="1"/>
+    <w:abstractNumId w:val="3"/>
   </w:num>
   <w:num w:numId="3" w16cid:durableId="533468564">
     <w:abstractNumId w:val="0"/>
+  </w:num>
+  <w:num w:numId="4" w16cid:durableId="1924995257">
+    <w:abstractNumId w:val="1"/>
+  </w:num>
+  <w:num w:numId="5" w16cid:durableId="1171872077">
+    <w:abstractNumId w:val="2"/>
   </w:num>
 </w:numbering>
 </file>
